--- a/Books/RPG_Books/ThePrincessAndTheApocalypse/Notes_ThePrincessAndTheApocalypse.docx
+++ b/Books/RPG_Books/ThePrincessAndTheApocalypse/Notes_ThePrincessAndTheApocalypse.docx
@@ -2039,24 +2039,11 @@
                 <w:rFonts w:asciiTheme="minorHAnsi" w:hAnsiTheme="minorHAnsi" w:cstheme="minorHAnsi"/>
               </w:rPr>
             </w:pPr>
-          </w:p>
-          <w:p>
-            <w:pPr>
-              <w:rPr>
-                <w:rFonts w:asciiTheme="minorHAnsi" w:hAnsiTheme="minorHAnsi" w:cstheme="minorHAnsi"/>
-              </w:rPr>
-            </w:pPr>
-          </w:p>
-          <w:p>
-            <w:pPr>
-              <w:rPr>
-                <w:rFonts w:asciiTheme="minorHAnsi" w:hAnsiTheme="minorHAnsi" w:cstheme="minorHAnsi"/>
-              </w:rPr>
-            </w:pPr>
-            <w:r>
-              <w:rPr>
-                <w:rFonts w:asciiTheme="minorHAnsi" w:hAnsiTheme="minorHAnsi" w:cstheme="minorHAnsi"/>
-              </w:rPr>
+            <w:r>
+              <w:rPr>
+                <w:rFonts w:asciiTheme="minorHAnsi" w:hAnsiTheme="minorHAnsi" w:cstheme="minorHAnsi"/>
+              </w:rPr>
+              <w:lastRenderedPageBreak/>
               <w:t xml:space="preserve">Population: </w:t>
             </w:r>
             <w:r>
@@ -2102,7 +2089,6 @@
             </w:r>
           </w:p>
           <w:p/>
-          <w:p/>
           <w:p>
             <w:r>
               <w:t>Radar range: 5km</w:t>
@@ -2114,6 +2100,28 @@
                 <w:rFonts w:asciiTheme="minorHAnsi" w:hAnsiTheme="minorHAnsi" w:cstheme="minorHAnsi"/>
               </w:rPr>
             </w:pPr>
+          </w:p>
+          <w:p>
+            <w:pPr>
+              <w:rPr>
+                <w:rFonts w:asciiTheme="minorHAnsi" w:hAnsiTheme="minorHAnsi" w:cstheme="minorHAnsi"/>
+              </w:rPr>
+            </w:pPr>
+            <w:r>
+              <w:rPr>
+                <w:rFonts w:asciiTheme="minorHAnsi" w:hAnsiTheme="minorHAnsi" w:cstheme="minorHAnsi"/>
+              </w:rPr>
+              <w:t xml:space="preserve">Healing: </w:t>
+            </w:r>
+            <w:r>
+              <w:t>0.0</w:t>
+            </w:r>
+            <w:r>
+              <w:t>0</w:t>
+            </w:r>
+            <w:r>
+              <w:t>7%</w:t>
+            </w:r>
           </w:p>
         </w:tc>
       </w:tr>
@@ -3395,6 +3403,39 @@
           </w:p>
           <w:p>
             <w:pPr>
+              <w:tabs>
+                <w:tab w:val="left" w:pos="1418"/>
+              </w:tabs>
+            </w:pPr>
+          </w:p>
+          <w:p>
+            <w:pPr>
+              <w:tabs>
+                <w:tab w:val="left" w:pos="1418"/>
+              </w:tabs>
+            </w:pPr>
+            <w:r>
+              <w:t>Weapon:</w:t>
+            </w:r>
+          </w:p>
+          <w:p>
+            <w:pPr>
+              <w:tabs>
+                <w:tab w:val="left" w:pos="1418"/>
+              </w:tabs>
+            </w:pPr>
+            <w:r>
+              <w:t>Healing – 0.0</w:t>
+            </w:r>
+            <w:r>
+              <w:t>0</w:t>
+            </w:r>
+            <w:r>
+              <w:t>7%</w:t>
+            </w:r>
+          </w:p>
+          <w:p>
+            <w:pPr>
               <w:rPr>
                 <w:rFonts w:asciiTheme="minorHAnsi" w:hAnsiTheme="minorHAnsi" w:cstheme="minorHAnsi"/>
               </w:rPr>
@@ -4035,6 +4076,7 @@
               <w:rPr>
                 <w:rFonts w:asciiTheme="minorHAnsi" w:hAnsiTheme="minorHAnsi" w:cstheme="minorHAnsi"/>
               </w:rPr>
+              <w:lastRenderedPageBreak/>
               <w:t>Agility</w:t>
             </w:r>
             <w:r>
@@ -4054,6 +4096,7 @@
               <w:rPr>
                 <w:rFonts w:asciiTheme="minorHAnsi" w:hAnsiTheme="minorHAnsi" w:cstheme="minorHAnsi"/>
               </w:rPr>
+              <w:lastRenderedPageBreak/>
               <w:t>Constitution</w:t>
             </w:r>
             <w:r>
@@ -4093,7 +4136,6 @@
               <w:rPr>
                 <w:rFonts w:asciiTheme="minorHAnsi" w:hAnsiTheme="minorHAnsi" w:cstheme="minorHAnsi"/>
               </w:rPr>
-              <w:lastRenderedPageBreak/>
               <w:t xml:space="preserve">Glaive: </w:t>
             </w:r>
           </w:p>
@@ -4560,6 +4602,7 @@
               <w:rPr>
                 <w:rFonts w:asciiTheme="minorHAnsi" w:hAnsiTheme="minorHAnsi" w:cstheme="minorHAnsi"/>
               </w:rPr>
+              <w:lastRenderedPageBreak/>
               <w:t xml:space="preserve">Birthday: </w:t>
             </w:r>
             <w:r>
@@ -4600,6 +4643,7 @@
                 <w:b/>
                 <w:bCs/>
               </w:rPr>
+              <w:lastRenderedPageBreak/>
               <w:t>Base Stats:</w:t>
             </w:r>
           </w:p>
@@ -4878,6 +4922,7 @@
                 <w:b/>
                 <w:bCs/>
               </w:rPr>
+              <w:lastRenderedPageBreak/>
               <w:t>Restoration:</w:t>
             </w:r>
             <w:r>
@@ -5005,7 +5050,6 @@
                 <w:bCs/>
                 <w:noProof/>
               </w:rPr>
-              <w:lastRenderedPageBreak/>
               <w:t>Manna</w:t>
             </w:r>
             <w:r>
@@ -5330,6 +5374,7 @@
               <w:rPr>
                 <w:rFonts w:asciiTheme="minorHAnsi" w:hAnsiTheme="minorHAnsi" w:cstheme="minorHAnsi"/>
               </w:rPr>
+              <w:lastRenderedPageBreak/>
               <w:t xml:space="preserve">Spanish, Chinese, Hindi, and </w:t>
             </w:r>
             <w:proofErr w:type="spellStart"/>
@@ -5364,14 +5409,7 @@
               <w:rPr>
                 <w:rFonts w:asciiTheme="minorHAnsi" w:hAnsiTheme="minorHAnsi" w:cstheme="minorHAnsi"/>
               </w:rPr>
-              <w:t>https://amazinggameroom.com/fantasy-</w:t>
-            </w:r>
-            <w:r>
-              <w:rPr>
-                <w:rFonts w:asciiTheme="minorHAnsi" w:hAnsiTheme="minorHAnsi" w:cstheme="minorHAnsi"/>
-              </w:rPr>
-              <w:lastRenderedPageBreak/>
-              <w:t>names/elf-names/</w:t>
+              <w:t>https://amazinggameroom.com/fantasy-names/elf-names/</w:t>
             </w:r>
           </w:p>
           <w:p>
@@ -5511,6 +5549,7 @@
               <w:tabs>
                 <w:tab w:val="left" w:pos="1890"/>
               </w:tabs>
+              <w:ind w:left="0"/>
               <w:rPr>
                 <w:rFonts w:asciiTheme="minorHAnsi" w:hAnsiTheme="minorHAnsi" w:cstheme="minorHAnsi"/>
                 <w:b/>
@@ -5557,39 +5596,11 @@
           </w:tcPr>
           <w:p>
             <w:pPr>
-              <w:tabs>
-                <w:tab w:val="left" w:pos="1843"/>
-              </w:tabs>
-              <w:ind w:left="360" w:right="360"/>
-              <w:contextualSpacing/>
-              <w:jc w:val="both"/>
-              <w:rPr>
-                <w:rFonts w:asciiTheme="minorHAnsi" w:hAnsiTheme="minorHAnsi" w:cstheme="minorHAnsi"/>
-                <w:b/>
-                <w:bCs/>
-              </w:rPr>
-            </w:pPr>
-          </w:p>
-          <w:p>
-            <w:pPr>
               <w:pStyle w:val="Quote2"/>
               <w:tabs>
                 <w:tab w:val="left" w:pos="1843"/>
               </w:tabs>
               <w:ind w:left="0"/>
-              <w:rPr>
-                <w:rFonts w:asciiTheme="minorHAnsi" w:hAnsiTheme="minorHAnsi" w:cstheme="minorHAnsi"/>
-                <w:b/>
-                <w:bCs/>
-              </w:rPr>
-            </w:pPr>
-          </w:p>
-          <w:p>
-            <w:pPr>
-              <w:pStyle w:val="Quote2"/>
-              <w:tabs>
-                <w:tab w:val="left" w:pos="1843"/>
-              </w:tabs>
               <w:rPr>
                 <w:rFonts w:asciiTheme="minorHAnsi" w:hAnsiTheme="minorHAnsi" w:cstheme="minorHAnsi"/>
                 <w:bCs/>
@@ -5815,7 +5826,21 @@
                 <w:rFonts w:asciiTheme="minorHAnsi" w:hAnsiTheme="minorHAnsi" w:cstheme="minorHAnsi"/>
                 <w:bCs/>
               </w:rPr>
-              <w:t>Popular band</w:t>
+              <w:t>Popular</w:t>
+            </w:r>
+            <w:r>
+              <w:rPr>
+                <w:rFonts w:asciiTheme="minorHAnsi" w:hAnsiTheme="minorHAnsi" w:cstheme="minorHAnsi"/>
+                <w:bCs/>
+              </w:rPr>
+              <w:t xml:space="preserve"> Last Gen</w:t>
+            </w:r>
+            <w:r>
+              <w:rPr>
+                <w:rFonts w:asciiTheme="minorHAnsi" w:hAnsiTheme="minorHAnsi" w:cstheme="minorHAnsi"/>
+                <w:bCs/>
+              </w:rPr>
+              <w:t xml:space="preserve"> band</w:t>
             </w:r>
           </w:p>
         </w:tc>
@@ -6362,7 +6387,13 @@
         <w:contextualSpacing w:val="0"/>
       </w:pPr>
       <w:r>
+        <w:t>‘</w:t>
+      </w:r>
+      <w:r>
         <w:t>Annie dear, I’m glad you’re doing well. Congratulations on conquering that dungeon, especially with weapons barely suited for the task.</w:t>
+      </w:r>
+      <w:r>
+        <w:t>'</w:t>
       </w:r>
     </w:p>
     <w:p>
@@ -6720,14 +6751,6 @@
           <w:rFonts w:cstheme="minorHAnsi"/>
         </w:rPr>
       </w:pPr>
-      <w:proofErr w:type="spellStart"/>
-      <w:r>
-        <w:rPr>
-          <w:rFonts w:cstheme="minorHAnsi"/>
-        </w:rPr>
-        <w:t>Aaaa</w:t>
-      </w:r>
-      <w:proofErr w:type="spellEnd"/>
     </w:p>
     <w:p>
       <w:r>
@@ -6939,7 +6962,7 @@
         <v:path o:extrusionok="f" gradientshapeok="t" o:connecttype="rect"/>
         <o:lock v:ext="edit" aspectratio="t"/>
       </v:shapetype>
-      <v:shape id="_x0000_i1061" type="#_x0000_t75" style="width:138.15pt;height:53.25pt;visibility:visible;mso-wrap-style:square" o:bullet="t">
+      <v:shape id="_x0000_i1296" type="#_x0000_t75" style="width:138.15pt;height:53.25pt;visibility:visible;mso-wrap-style:square" o:bullet="t">
         <v:imagedata r:id="rId1" o:title="MC900065312[1]"/>
       </v:shape>
     </w:pict>
@@ -9309,7 +9332,7 @@
 </file>
 
 <file path=customXml/itemProps1.xml><?xml version="1.0" encoding="utf-8"?>
-<ds:datastoreItem xmlns:ds="http://schemas.openxmlformats.org/officeDocument/2006/customXml" ds:itemID="{8E126FC0-7230-42AE-AAD3-32EBC82E736A}">
+<ds:datastoreItem xmlns:ds="http://schemas.openxmlformats.org/officeDocument/2006/customXml" ds:itemID="{032DF3B0-3ED5-407A-ACF7-6A3CA7906411}">
   <ds:schemaRefs>
     <ds:schemaRef ds:uri="http://schemas.openxmlformats.org/officeDocument/2006/bibliography"/>
   </ds:schemaRefs>

--- a/Books/RPG_Books/ThePrincessAndTheApocalypse/Notes_ThePrincessAndTheApocalypse.docx
+++ b/Books/RPG_Books/ThePrincessAndTheApocalypse/Notes_ThePrincessAndTheApocalypse.docx
@@ -427,6 +427,124 @@
           <w:rFonts w:cstheme="minorHAnsi"/>
         </w:rPr>
       </w:pPr>
+    </w:p>
+    <w:p>
+      <w:pPr>
+        <w:pStyle w:val="ListParagraph"/>
+        <w:numPr>
+          <w:ilvl w:val="0"/>
+          <w:numId w:val="14"/>
+        </w:numPr>
+        <w:rPr>
+          <w:rFonts w:cstheme="minorHAnsi"/>
+        </w:rPr>
+      </w:pPr>
+      <w:r>
+        <w:rPr>
+          <w:rFonts w:cstheme="minorHAnsi"/>
+        </w:rPr>
+        <w:t>King</w:t>
+      </w:r>
+    </w:p>
+    <w:p>
+      <w:pPr>
+        <w:pStyle w:val="ListParagraph"/>
+        <w:numPr>
+          <w:ilvl w:val="0"/>
+          <w:numId w:val="14"/>
+        </w:numPr>
+        <w:rPr>
+          <w:rFonts w:cstheme="minorHAnsi"/>
+        </w:rPr>
+      </w:pPr>
+      <w:hyperlink r:id="rId8" w:history="1">
+        <w:r>
+          <w:rPr>
+            <w:rStyle w:val="Hyperlink"/>
+          </w:rPr>
+          <w:t>duke</w:t>
+        </w:r>
+      </w:hyperlink>
+    </w:p>
+    <w:p>
+      <w:pPr>
+        <w:pStyle w:val="ListParagraph"/>
+        <w:numPr>
+          <w:ilvl w:val="0"/>
+          <w:numId w:val="14"/>
+        </w:numPr>
+        <w:rPr>
+          <w:rFonts w:cstheme="minorHAnsi"/>
+        </w:rPr>
+      </w:pPr>
+      <w:hyperlink r:id="rId9" w:history="1">
+        <w:r>
+          <w:rPr>
+            <w:rStyle w:val="Hyperlink"/>
+          </w:rPr>
+          <w:t>marquis</w:t>
+        </w:r>
+      </w:hyperlink>
+    </w:p>
+    <w:p>
+      <w:pPr>
+        <w:pStyle w:val="ListParagraph"/>
+        <w:numPr>
+          <w:ilvl w:val="0"/>
+          <w:numId w:val="14"/>
+        </w:numPr>
+        <w:rPr>
+          <w:rFonts w:cstheme="minorHAnsi"/>
+        </w:rPr>
+      </w:pPr>
+      <w:hyperlink r:id="rId10" w:history="1">
+        <w:r>
+          <w:rPr>
+            <w:rStyle w:val="Hyperlink"/>
+          </w:rPr>
+          <w:t>earl</w:t>
+        </w:r>
+      </w:hyperlink>
+    </w:p>
+    <w:p>
+      <w:pPr>
+        <w:pStyle w:val="ListParagraph"/>
+        <w:numPr>
+          <w:ilvl w:val="0"/>
+          <w:numId w:val="14"/>
+        </w:numPr>
+        <w:rPr>
+          <w:rFonts w:cstheme="minorHAnsi"/>
+        </w:rPr>
+      </w:pPr>
+      <w:hyperlink r:id="rId11" w:history="1">
+        <w:r>
+          <w:rPr>
+            <w:rStyle w:val="Hyperlink"/>
+          </w:rPr>
+          <w:t>viscount</w:t>
+        </w:r>
+      </w:hyperlink>
+    </w:p>
+    <w:p>
+      <w:pPr>
+        <w:pStyle w:val="ListParagraph"/>
+        <w:numPr>
+          <w:ilvl w:val="0"/>
+          <w:numId w:val="14"/>
+        </w:numPr>
+        <w:rPr>
+          <w:rFonts w:cstheme="minorHAnsi"/>
+        </w:rPr>
+      </w:pPr>
+      <w:hyperlink r:id="rId12" w:history="1">
+        <w:r>
+          <w:rPr>
+            <w:rStyle w:val="Hyperlink"/>
+          </w:rPr>
+          <w:t>baron</w:t>
+        </w:r>
+      </w:hyperlink>
     </w:p>
     <w:p>
       <w:pPr>
@@ -472,7 +590,7 @@
                     </pic:cNvPicPr>
                   </pic:nvPicPr>
                   <pic:blipFill>
-                    <a:blip r:embed="rId8" cstate="print"/>
+                    <a:blip r:embed="rId13" cstate="print"/>
                     <a:srcRect/>
                     <a:stretch>
                       <a:fillRect/>
@@ -665,6 +783,7 @@
               </w:rPr>
             </w:pPr>
             <w:r>
+              <w:lastRenderedPageBreak/>
               <w:t xml:space="preserve">Royal Palace of </w:t>
             </w:r>
             <w:proofErr w:type="spellStart"/>
@@ -697,6 +816,7 @@
               </w:rPr>
             </w:pPr>
             <w:r>
+              <w:lastRenderedPageBreak/>
               <w:t xml:space="preserve">Dungeon Conqueror 2 </w:t>
             </w:r>
             <w:r>
@@ -720,6 +840,7 @@
               <w:rPr>
                 <w:rFonts w:cstheme="minorHAnsi"/>
               </w:rPr>
+              <w:lastRenderedPageBreak/>
               <w:t>4</w:t>
             </w:r>
           </w:p>
@@ -928,7 +1049,6 @@
               <w:rPr>
                 <w:rFonts w:cstheme="minorHAnsi"/>
               </w:rPr>
-              <w:lastRenderedPageBreak/>
               <w:t>Betty’s Village</w:t>
             </w:r>
           </w:p>
@@ -1689,6 +1809,7 @@
                 <w:b/>
                 <w:bCs/>
               </w:rPr>
+              <w:lastRenderedPageBreak/>
               <w:t>Interior Space:</w:t>
             </w:r>
             <w:r>
@@ -1962,7 +2083,6 @@
                 <w:b/>
                 <w:bCs/>
               </w:rPr>
-              <w:lastRenderedPageBreak/>
               <w:tab/>
             </w:r>
             <w:r>
@@ -3155,6 +3275,7 @@
                 <w:b/>
                 <w:bCs/>
               </w:rPr>
+              <w:lastRenderedPageBreak/>
               <w:t>Achievements:</w:t>
             </w:r>
             <w:r>
@@ -3616,6 +3737,7 @@
               </w:numPr>
             </w:pPr>
             <w:r>
+              <w:lastRenderedPageBreak/>
               <w:t>Spatial Awareness, Level 1</w:t>
             </w:r>
           </w:p>
@@ -3875,6 +3997,7 @@
               <w:rPr>
                 <w:rFonts w:cstheme="minorHAnsi"/>
               </w:rPr>
+              <w:lastRenderedPageBreak/>
               <w:t>Parallel thinking</w:t>
             </w:r>
             <w:r>
@@ -4076,7 +4199,6 @@
               <w:rPr>
                 <w:rFonts w:asciiTheme="minorHAnsi" w:hAnsiTheme="minorHAnsi" w:cstheme="minorHAnsi"/>
               </w:rPr>
-              <w:lastRenderedPageBreak/>
               <w:t>Agility</w:t>
             </w:r>
             <w:r>
@@ -4096,7 +4218,6 @@
               <w:rPr>
                 <w:rFonts w:asciiTheme="minorHAnsi" w:hAnsiTheme="minorHAnsi" w:cstheme="minorHAnsi"/>
               </w:rPr>
-              <w:lastRenderedPageBreak/>
               <w:t>Constitution</w:t>
             </w:r>
             <w:r>
@@ -4195,7 +4316,6 @@
               <w:rPr>
                 <w:rFonts w:asciiTheme="minorHAnsi" w:hAnsiTheme="minorHAnsi" w:cstheme="minorHAnsi"/>
               </w:rPr>
-              <w:lastRenderedPageBreak/>
               <w:t xml:space="preserve">Todd Winthrop </w:t>
             </w:r>
           </w:p>
@@ -4441,6 +4561,7 @@
               </w:rPr>
             </w:pPr>
             <w:r>
+              <w:lastRenderedPageBreak/>
               <w:t>Wind: Bullets are 10% faster</w:t>
             </w:r>
           </w:p>
@@ -4515,6 +4636,7 @@
               <w:rPr>
                 <w:rFonts w:asciiTheme="minorHAnsi" w:hAnsiTheme="minorHAnsi" w:cstheme="minorHAnsi"/>
               </w:rPr>
+              <w:lastRenderedPageBreak/>
               <w:t xml:space="preserve">Weapon: </w:t>
             </w:r>
             <w:r>
@@ -4544,6 +4666,7 @@
               <w:rPr>
                 <w:rFonts w:asciiTheme="minorHAnsi" w:hAnsiTheme="minorHAnsi" w:cstheme="minorHAnsi"/>
               </w:rPr>
+              <w:lastRenderedPageBreak/>
               <w:t xml:space="preserve">Annie </w:t>
             </w:r>
             <w:r>
@@ -4602,7 +4725,6 @@
               <w:rPr>
                 <w:rFonts w:asciiTheme="minorHAnsi" w:hAnsiTheme="minorHAnsi" w:cstheme="minorHAnsi"/>
               </w:rPr>
-              <w:lastRenderedPageBreak/>
               <w:t xml:space="preserve">Birthday: </w:t>
             </w:r>
             <w:r>
@@ -4643,7 +4765,6 @@
                 <w:b/>
                 <w:bCs/>
               </w:rPr>
-              <w:lastRenderedPageBreak/>
               <w:t>Base Stats:</w:t>
             </w:r>
           </w:p>
@@ -4922,7 +5043,6 @@
                 <w:b/>
                 <w:bCs/>
               </w:rPr>
-              <w:lastRenderedPageBreak/>
               <w:t>Restoration:</w:t>
             </w:r>
             <w:r>
@@ -5306,7 +5426,6 @@
               <w:rPr>
                 <w:rFonts w:asciiTheme="minorHAnsi" w:hAnsiTheme="minorHAnsi" w:cstheme="minorHAnsi"/>
               </w:rPr>
-              <w:lastRenderedPageBreak/>
               <w:t>Weapon: Spear</w:t>
             </w:r>
             <w:r>
@@ -5374,7 +5493,6 @@
               <w:rPr>
                 <w:rFonts w:asciiTheme="minorHAnsi" w:hAnsiTheme="minorHAnsi" w:cstheme="minorHAnsi"/>
               </w:rPr>
-              <w:lastRenderedPageBreak/>
               <w:t xml:space="preserve">Spanish, Chinese, Hindi, and </w:t>
             </w:r>
             <w:proofErr w:type="spellStart"/>
@@ -5800,7 +5918,6 @@
               </w:rPr>
             </w:pPr>
             <w:r>
-              <w:lastRenderedPageBreak/>
               <w:t>The Dungeon Bosses</w:t>
             </w:r>
           </w:p>
@@ -6051,6 +6168,7 @@
         <w:pStyle w:val="H3"/>
       </w:pPr>
       <w:r>
+        <w:lastRenderedPageBreak/>
         <w:t>Village of Annie</w:t>
       </w:r>
     </w:p>
@@ -6302,7 +6420,7 @@
                     </pic:cNvPicPr>
                   </pic:nvPicPr>
                   <pic:blipFill>
-                    <a:blip r:embed="rId8" cstate="print"/>
+                    <a:blip r:embed="rId13" cstate="print"/>
                     <a:srcRect/>
                     <a:stretch>
                       <a:fillRect/>
@@ -6333,6 +6451,7 @@
     </w:p>
     <w:p>
       <w:r>
+        <w:lastRenderedPageBreak/>
         <w:t xml:space="preserve">The next day after breakfast, Dad switched </w:t>
       </w:r>
       <w:r>
@@ -6367,7 +6486,6 @@
     </w:p>
     <w:p>
       <w:r>
-        <w:lastRenderedPageBreak/>
         <w:t>We all headed to the front and dad said, “I found a package and a letter. The letter is for you Annie.”</w:t>
       </w:r>
     </w:p>
@@ -6432,6 +6550,7 @@
         </w:rPr>
       </w:pPr>
       <w:r>
+        <w:lastRenderedPageBreak/>
         <w:t xml:space="preserve">Imagine our surprise when we discovered that Luke has an </w:t>
       </w:r>
       <w:r>
@@ -6513,7 +6632,6 @@
         <w:rPr>
           <w:rFonts w:asciiTheme="minorHAnsi" w:hAnsiTheme="minorHAnsi" w:cstheme="minorHAnsi"/>
         </w:rPr>
-        <w:lastRenderedPageBreak/>
         <w:t>By the way, the dungeon core can be used to create a Fast-Travel portal. This can be connected to your village</w:t>
       </w:r>
     </w:p>
@@ -6586,6 +6704,7 @@
         </w:numPr>
       </w:pPr>
       <w:r>
+        <w:lastRenderedPageBreak/>
         <w:t>None</w:t>
       </w:r>
     </w:p>
@@ -6630,53 +6749,53 @@
     </w:p>
     <w:p>
       <w:r>
+        <w:t>“There’s a new tab,” I said, pointing.</w:t>
+      </w:r>
+    </w:p>
+    <w:p>
+      <w:r>
+        <w:t>Dad pressed the tab called City Management.</w:t>
+      </w:r>
+    </w:p>
+    <w:p>
+      <w:pPr>
+        <w:pStyle w:val="StatusMessage"/>
+      </w:pPr>
+      <w:r>
+        <w:t>Would you like to manage all your properties here?</w:t>
+      </w:r>
+    </w:p>
+    <w:p>
+      <w:pPr>
+        <w:pStyle w:val="StatusMessage"/>
+      </w:pPr>
+      <w:r>
+        <w:t>Yes/No</w:t>
+      </w:r>
+    </w:p>
+    <w:p>
+      <w:r>
+        <w:t>Dad pressed ‘Yes.’</w:t>
+      </w:r>
+    </w:p>
+    <w:p>
+      <w:r>
+        <w:t xml:space="preserve"> In the tab was one entry for our one village.</w:t>
+      </w:r>
+    </w:p>
+    <w:p>
+      <w:r>
+        <w:t>Scrolling, Dad pressed Upgrade on the village. This turned the village into a Large Village, unlocking added features.</w:t>
+      </w:r>
+    </w:p>
+    <w:p>
+      <w:r>
+        <w:t>“Let’s plant the mansion stone,” Dad said and got out of the driver’s seat.</w:t>
+      </w:r>
+    </w:p>
+    <w:p>
+      <w:r>
         <w:lastRenderedPageBreak/>
-        <w:t>“There’s a new tab,” I said, pointing.</w:t>
-      </w:r>
-    </w:p>
-    <w:p>
-      <w:r>
-        <w:t>Dad pressed the tab called City Management.</w:t>
-      </w:r>
-    </w:p>
-    <w:p>
-      <w:pPr>
-        <w:pStyle w:val="StatusMessage"/>
-      </w:pPr>
-      <w:r>
-        <w:t>Would you like to manage all your properties here?</w:t>
-      </w:r>
-    </w:p>
-    <w:p>
-      <w:pPr>
-        <w:pStyle w:val="StatusMessage"/>
-      </w:pPr>
-      <w:r>
-        <w:t>Yes/No</w:t>
-      </w:r>
-    </w:p>
-    <w:p>
-      <w:r>
-        <w:t>Dad pressed ‘Yes.’</w:t>
-      </w:r>
-    </w:p>
-    <w:p>
-      <w:r>
-        <w:t xml:space="preserve"> In the tab was one entry for our one village.</w:t>
-      </w:r>
-    </w:p>
-    <w:p>
-      <w:r>
-        <w:t>Scrolling, Dad pressed Upgrade on the village. This turned the village into a Large Village, unlocking added features.</w:t>
-      </w:r>
-    </w:p>
-    <w:p>
-      <w:r>
-        <w:t>“Let’s plant the mansion stone,” Dad said and got out of the driver’s seat.</w:t>
-      </w:r>
-    </w:p>
-    <w:p>
-      <w:r>
         <w:t>Outside, Dad asked, “Now where should we put it? How about in the center? In time its area will cover the entire platform.”</w:t>
       </w:r>
     </w:p>
@@ -6715,7 +6834,6 @@
     <w:p>
       <w:proofErr w:type="gramStart"/>
       <w:r>
-        <w:lastRenderedPageBreak/>
         <w:t xml:space="preserve">“Then how about the </w:t>
       </w:r>
       <w:r>
@@ -6794,12 +6912,12 @@
       </w:pPr>
     </w:p>
     <w:sectPr>
-      <w:headerReference w:type="even" r:id="rId9"/>
-      <w:headerReference w:type="default" r:id="rId10"/>
-      <w:footerReference w:type="even" r:id="rId11"/>
-      <w:footerReference w:type="default" r:id="rId12"/>
-      <w:headerReference w:type="first" r:id="rId13"/>
-      <w:footerReference w:type="first" r:id="rId14"/>
+      <w:headerReference w:type="even" r:id="rId14"/>
+      <w:headerReference w:type="default" r:id="rId15"/>
+      <w:footerReference w:type="even" r:id="rId16"/>
+      <w:footerReference w:type="default" r:id="rId17"/>
+      <w:headerReference w:type="first" r:id="rId18"/>
+      <w:footerReference w:type="first" r:id="rId19"/>
       <w:pgSz w:w="12960" w:h="8640" w:orient="landscape"/>
       <w:pgMar w:top="720" w:right="720" w:bottom="720" w:left="720" w:header="720" w:footer="720" w:gutter="0"/>
       <w:cols w:space="720"/>
@@ -6962,7 +7080,7 @@
         <v:path o:extrusionok="f" gradientshapeok="t" o:connecttype="rect"/>
         <o:lock v:ext="edit" aspectratio="t"/>
       </v:shapetype>
-      <v:shape id="_x0000_i1296" type="#_x0000_t75" style="width:138.15pt;height:53.25pt;visibility:visible;mso-wrap-style:square" o:bullet="t">
+      <v:shape id="_x0000_i1031" type="#_x0000_t75" style="width:138.15pt;height:53.25pt;visibility:visible;mso-wrap-style:square" o:bullet="t">
         <v:imagedata r:id="rId1" o:title="MC900065312[1]"/>
       </v:shape>
     </w:pict>
@@ -7646,6 +7764,232 @@
     </w:lvl>
   </w:abstractNum>
   <w:abstractNum w:abstractNumId="6">
+    <w:nsid w:val="456B62C2"/>
+    <w:multiLevelType w:val="hybridMultilevel"/>
+    <w:tmpl w:val="0E866D8A"/>
+    <w:lvl w:ilvl="0" w:tplc="04090001">
+      <w:start w:val="1"/>
+      <w:numFmt w:val="bullet"/>
+      <w:lvlText w:val=""/>
+      <w:lvlJc w:val="left"/>
+      <w:pPr>
+        <w:ind w:left="360" w:hanging="360"/>
+      </w:pPr>
+      <w:rPr>
+        <w:rFonts w:ascii="Symbol" w:hAnsi="Symbol" w:hint="default"/>
+      </w:rPr>
+    </w:lvl>
+    <w:lvl w:ilvl="1" w:tplc="04090003" w:tentative="1">
+      <w:start w:val="1"/>
+      <w:numFmt w:val="bullet"/>
+      <w:lvlText w:val="o"/>
+      <w:lvlJc w:val="left"/>
+      <w:pPr>
+        <w:ind w:left="1080" w:hanging="360"/>
+      </w:pPr>
+      <w:rPr>
+        <w:rFonts w:ascii="Courier New" w:hAnsi="Courier New" w:cs="Courier New" w:hint="default"/>
+      </w:rPr>
+    </w:lvl>
+    <w:lvl w:ilvl="2" w:tplc="04090005" w:tentative="1">
+      <w:start w:val="1"/>
+      <w:numFmt w:val="bullet"/>
+      <w:lvlText w:val=""/>
+      <w:lvlJc w:val="left"/>
+      <w:pPr>
+        <w:ind w:left="1800" w:hanging="360"/>
+      </w:pPr>
+      <w:rPr>
+        <w:rFonts w:ascii="Wingdings" w:hAnsi="Wingdings" w:hint="default"/>
+      </w:rPr>
+    </w:lvl>
+    <w:lvl w:ilvl="3" w:tplc="04090001" w:tentative="1">
+      <w:start w:val="1"/>
+      <w:numFmt w:val="bullet"/>
+      <w:lvlText w:val=""/>
+      <w:lvlJc w:val="left"/>
+      <w:pPr>
+        <w:ind w:left="2520" w:hanging="360"/>
+      </w:pPr>
+      <w:rPr>
+        <w:rFonts w:ascii="Symbol" w:hAnsi="Symbol" w:hint="default"/>
+      </w:rPr>
+    </w:lvl>
+    <w:lvl w:ilvl="4" w:tplc="04090003" w:tentative="1">
+      <w:start w:val="1"/>
+      <w:numFmt w:val="bullet"/>
+      <w:lvlText w:val="o"/>
+      <w:lvlJc w:val="left"/>
+      <w:pPr>
+        <w:ind w:left="3240" w:hanging="360"/>
+      </w:pPr>
+      <w:rPr>
+        <w:rFonts w:ascii="Courier New" w:hAnsi="Courier New" w:cs="Courier New" w:hint="default"/>
+      </w:rPr>
+    </w:lvl>
+    <w:lvl w:ilvl="5" w:tplc="04090005" w:tentative="1">
+      <w:start w:val="1"/>
+      <w:numFmt w:val="bullet"/>
+      <w:lvlText w:val=""/>
+      <w:lvlJc w:val="left"/>
+      <w:pPr>
+        <w:ind w:left="3960" w:hanging="360"/>
+      </w:pPr>
+      <w:rPr>
+        <w:rFonts w:ascii="Wingdings" w:hAnsi="Wingdings" w:hint="default"/>
+      </w:rPr>
+    </w:lvl>
+    <w:lvl w:ilvl="6" w:tplc="04090001" w:tentative="1">
+      <w:start w:val="1"/>
+      <w:numFmt w:val="bullet"/>
+      <w:lvlText w:val=""/>
+      <w:lvlJc w:val="left"/>
+      <w:pPr>
+        <w:ind w:left="4680" w:hanging="360"/>
+      </w:pPr>
+      <w:rPr>
+        <w:rFonts w:ascii="Symbol" w:hAnsi="Symbol" w:hint="default"/>
+      </w:rPr>
+    </w:lvl>
+    <w:lvl w:ilvl="7" w:tplc="04090003" w:tentative="1">
+      <w:start w:val="1"/>
+      <w:numFmt w:val="bullet"/>
+      <w:lvlText w:val="o"/>
+      <w:lvlJc w:val="left"/>
+      <w:pPr>
+        <w:ind w:left="5400" w:hanging="360"/>
+      </w:pPr>
+      <w:rPr>
+        <w:rFonts w:ascii="Courier New" w:hAnsi="Courier New" w:cs="Courier New" w:hint="default"/>
+      </w:rPr>
+    </w:lvl>
+    <w:lvl w:ilvl="8" w:tplc="04090005" w:tentative="1">
+      <w:start w:val="1"/>
+      <w:numFmt w:val="bullet"/>
+      <w:lvlText w:val=""/>
+      <w:lvlJc w:val="left"/>
+      <w:pPr>
+        <w:ind w:left="6120" w:hanging="360"/>
+      </w:pPr>
+      <w:rPr>
+        <w:rFonts w:ascii="Wingdings" w:hAnsi="Wingdings" w:hint="default"/>
+      </w:rPr>
+    </w:lvl>
+  </w:abstractNum>
+  <w:abstractNum w:abstractNumId="7">
+    <w:nsid w:val="4CD120EE"/>
+    <w:multiLevelType w:val="hybridMultilevel"/>
+    <w:tmpl w:val="F0A23066"/>
+    <w:lvl w:ilvl="0" w:tplc="0409000F">
+      <w:start w:val="1"/>
+      <w:numFmt w:val="decimal"/>
+      <w:lvlText w:val="%1."/>
+      <w:lvlJc w:val="left"/>
+      <w:pPr>
+        <w:ind w:left="360" w:hanging="360"/>
+      </w:pPr>
+      <w:rPr>
+        <w:rFonts w:hint="default"/>
+      </w:rPr>
+    </w:lvl>
+    <w:lvl w:ilvl="1" w:tplc="04090003" w:tentative="1">
+      <w:start w:val="1"/>
+      <w:numFmt w:val="bullet"/>
+      <w:lvlText w:val="o"/>
+      <w:lvlJc w:val="left"/>
+      <w:pPr>
+        <w:ind w:left="1080" w:hanging="360"/>
+      </w:pPr>
+      <w:rPr>
+        <w:rFonts w:ascii="Courier New" w:hAnsi="Courier New" w:cs="Courier New" w:hint="default"/>
+      </w:rPr>
+    </w:lvl>
+    <w:lvl w:ilvl="2" w:tplc="04090005" w:tentative="1">
+      <w:start w:val="1"/>
+      <w:numFmt w:val="bullet"/>
+      <w:lvlText w:val=""/>
+      <w:lvlJc w:val="left"/>
+      <w:pPr>
+        <w:ind w:left="1800" w:hanging="360"/>
+      </w:pPr>
+      <w:rPr>
+        <w:rFonts w:ascii="Wingdings" w:hAnsi="Wingdings" w:hint="default"/>
+      </w:rPr>
+    </w:lvl>
+    <w:lvl w:ilvl="3" w:tplc="04090001" w:tentative="1">
+      <w:start w:val="1"/>
+      <w:numFmt w:val="bullet"/>
+      <w:lvlText w:val=""/>
+      <w:lvlJc w:val="left"/>
+      <w:pPr>
+        <w:ind w:left="2520" w:hanging="360"/>
+      </w:pPr>
+      <w:rPr>
+        <w:rFonts w:ascii="Symbol" w:hAnsi="Symbol" w:hint="default"/>
+      </w:rPr>
+    </w:lvl>
+    <w:lvl w:ilvl="4" w:tplc="04090003" w:tentative="1">
+      <w:start w:val="1"/>
+      <w:numFmt w:val="bullet"/>
+      <w:lvlText w:val="o"/>
+      <w:lvlJc w:val="left"/>
+      <w:pPr>
+        <w:ind w:left="3240" w:hanging="360"/>
+      </w:pPr>
+      <w:rPr>
+        <w:rFonts w:ascii="Courier New" w:hAnsi="Courier New" w:cs="Courier New" w:hint="default"/>
+      </w:rPr>
+    </w:lvl>
+    <w:lvl w:ilvl="5" w:tplc="04090005" w:tentative="1">
+      <w:start w:val="1"/>
+      <w:numFmt w:val="bullet"/>
+      <w:lvlText w:val=""/>
+      <w:lvlJc w:val="left"/>
+      <w:pPr>
+        <w:ind w:left="3960" w:hanging="360"/>
+      </w:pPr>
+      <w:rPr>
+        <w:rFonts w:ascii="Wingdings" w:hAnsi="Wingdings" w:hint="default"/>
+      </w:rPr>
+    </w:lvl>
+    <w:lvl w:ilvl="6" w:tplc="04090001" w:tentative="1">
+      <w:start w:val="1"/>
+      <w:numFmt w:val="bullet"/>
+      <w:lvlText w:val=""/>
+      <w:lvlJc w:val="left"/>
+      <w:pPr>
+        <w:ind w:left="4680" w:hanging="360"/>
+      </w:pPr>
+      <w:rPr>
+        <w:rFonts w:ascii="Symbol" w:hAnsi="Symbol" w:hint="default"/>
+      </w:rPr>
+    </w:lvl>
+    <w:lvl w:ilvl="7" w:tplc="04090003" w:tentative="1">
+      <w:start w:val="1"/>
+      <w:numFmt w:val="bullet"/>
+      <w:lvlText w:val="o"/>
+      <w:lvlJc w:val="left"/>
+      <w:pPr>
+        <w:ind w:left="5400" w:hanging="360"/>
+      </w:pPr>
+      <w:rPr>
+        <w:rFonts w:ascii="Courier New" w:hAnsi="Courier New" w:cs="Courier New" w:hint="default"/>
+      </w:rPr>
+    </w:lvl>
+    <w:lvl w:ilvl="8" w:tplc="04090005" w:tentative="1">
+      <w:start w:val="1"/>
+      <w:numFmt w:val="bullet"/>
+      <w:lvlText w:val=""/>
+      <w:lvlJc w:val="left"/>
+      <w:pPr>
+        <w:ind w:left="6120" w:hanging="360"/>
+      </w:pPr>
+      <w:rPr>
+        <w:rFonts w:ascii="Wingdings" w:hAnsi="Wingdings" w:hint="default"/>
+      </w:rPr>
+    </w:lvl>
+  </w:abstractNum>
+  <w:abstractNum w:abstractNumId="8">
     <w:nsid w:val="54E22DE7"/>
     <w:multiLevelType w:val="hybridMultilevel"/>
     <w:tmpl w:val="5F407554"/>
@@ -7758,7 +8102,7 @@
       </w:rPr>
     </w:lvl>
   </w:abstractNum>
-  <w:abstractNum w:abstractNumId="7">
+  <w:abstractNum w:abstractNumId="9">
     <w:nsid w:val="5ED010CE"/>
     <w:multiLevelType w:val="hybridMultilevel"/>
     <w:tmpl w:val="B4CEF75E"/>
@@ -7871,7 +8215,7 @@
       </w:rPr>
     </w:lvl>
   </w:abstractNum>
-  <w:abstractNum w:abstractNumId="8">
+  <w:abstractNum w:abstractNumId="10">
     <w:nsid w:val="60FF699E"/>
     <w:multiLevelType w:val="hybridMultilevel"/>
     <w:tmpl w:val="3558FF76"/>
@@ -7984,7 +8328,7 @@
       </w:rPr>
     </w:lvl>
   </w:abstractNum>
-  <w:abstractNum w:abstractNumId="9">
+  <w:abstractNum w:abstractNumId="11">
     <w:nsid w:val="61D56B52"/>
     <w:multiLevelType w:val="hybridMultilevel"/>
     <w:tmpl w:val="E54AF26C"/>
@@ -8097,7 +8441,7 @@
       </w:rPr>
     </w:lvl>
   </w:abstractNum>
-  <w:abstractNum w:abstractNumId="10">
+  <w:abstractNum w:abstractNumId="12">
     <w:nsid w:val="672665F0"/>
     <w:multiLevelType w:val="hybridMultilevel"/>
     <w:tmpl w:val="C7D240D6"/>
@@ -8186,7 +8530,7 @@
       </w:pPr>
     </w:lvl>
   </w:abstractNum>
-  <w:abstractNum w:abstractNumId="11">
+  <w:abstractNum w:abstractNumId="13">
     <w:nsid w:val="78397D8F"/>
     <w:multiLevelType w:val="multilevel"/>
     <w:tmpl w:val="54F6B2BA"/>
@@ -8339,7 +8683,7 @@
     <w:abstractNumId w:val="4"/>
   </w:num>
   <w:num w:numId="2">
-    <w:abstractNumId w:val="11"/>
+    <w:abstractNumId w:val="13"/>
   </w:num>
   <w:num w:numId="3">
     <w:abstractNumId w:val="0"/>
@@ -8348,19 +8692,19 @@
     <w:abstractNumId w:val="1"/>
   </w:num>
   <w:num w:numId="5">
-    <w:abstractNumId w:val="7"/>
+    <w:abstractNumId w:val="9"/>
   </w:num>
   <w:num w:numId="6">
+    <w:abstractNumId w:val="10"/>
+  </w:num>
+  <w:num w:numId="7">
+    <w:abstractNumId w:val="11"/>
+  </w:num>
+  <w:num w:numId="8">
     <w:abstractNumId w:val="8"/>
   </w:num>
-  <w:num w:numId="7">
-    <w:abstractNumId w:val="9"/>
-  </w:num>
-  <w:num w:numId="8">
-    <w:abstractNumId w:val="6"/>
-  </w:num>
   <w:num w:numId="9">
-    <w:abstractNumId w:val="10"/>
+    <w:abstractNumId w:val="12"/>
   </w:num>
   <w:num w:numId="10">
     <w:abstractNumId w:val="5"/>
@@ -8370,6 +8714,12 @@
   </w:num>
   <w:num w:numId="12">
     <w:abstractNumId w:val="2"/>
+  </w:num>
+  <w:num w:numId="13">
+    <w:abstractNumId w:val="6"/>
+  </w:num>
+  <w:num w:numId="14">
+    <w:abstractNumId w:val="7"/>
   </w:num>
 </w:numbering>
 </file>
@@ -9332,7 +9682,7 @@
 </file>
 
 <file path=customXml/itemProps1.xml><?xml version="1.0" encoding="utf-8"?>
-<ds:datastoreItem xmlns:ds="http://schemas.openxmlformats.org/officeDocument/2006/customXml" ds:itemID="{032DF3B0-3ED5-407A-ACF7-6A3CA7906411}">
+<ds:datastoreItem xmlns:ds="http://schemas.openxmlformats.org/officeDocument/2006/customXml" ds:itemID="{4DFC94C8-6F36-43A9-A9DF-9706DCE6BF17}">
   <ds:schemaRefs>
     <ds:schemaRef ds:uri="http://schemas.openxmlformats.org/officeDocument/2006/bibliography"/>
   </ds:schemaRefs>

--- a/Books/RPG_Books/ThePrincessAndTheApocalypse/Notes_ThePrincessAndTheApocalypse.docx
+++ b/Books/RPG_Books/ThePrincessAndTheApocalypse/Notes_ThePrincessAndTheApocalypse.docx
@@ -2349,6 +2349,72 @@
             </w:pPr>
           </w:p>
           <w:p>
+            <w:pPr>
+              <w:rPr>
+                <w:rFonts w:asciiTheme="minorHAnsi" w:hAnsiTheme="minorHAnsi" w:cstheme="minorHAnsi"/>
+              </w:rPr>
+            </w:pPr>
+            <w:r>
+              <w:rPr>
+                <w:rFonts w:asciiTheme="minorHAnsi" w:hAnsiTheme="minorHAnsi" w:cstheme="minorHAnsi"/>
+              </w:rPr>
+              <w:t>= Mastermind</w:t>
+            </w:r>
+          </w:p>
+          <w:p>
+            <w:pPr>
+              <w:rPr>
+                <w:rFonts w:asciiTheme="minorHAnsi" w:hAnsiTheme="minorHAnsi" w:cstheme="minorHAnsi"/>
+              </w:rPr>
+            </w:pPr>
+            <w:r>
+              <w:rPr>
+                <w:rFonts w:asciiTheme="minorHAnsi" w:hAnsiTheme="minorHAnsi" w:cstheme="minorHAnsi"/>
+              </w:rPr>
+              <w:t>(</w:t>
+            </w:r>
+            <w:r>
+              <w:rPr>
+                <w:rFonts w:asciiTheme="minorHAnsi" w:hAnsiTheme="minorHAnsi" w:cstheme="minorHAnsi"/>
+              </w:rPr>
+              <w:t>Shaman</w:t>
+            </w:r>
+            <w:r>
+              <w:rPr>
+                <w:rFonts w:asciiTheme="minorHAnsi" w:hAnsiTheme="minorHAnsi" w:cstheme="minorHAnsi"/>
+              </w:rPr>
+              <w:t>)</w:t>
+            </w:r>
+          </w:p>
+          <w:p>
+            <w:pPr>
+              <w:rPr>
+                <w:rFonts w:asciiTheme="minorHAnsi" w:hAnsiTheme="minorHAnsi" w:cstheme="minorHAnsi"/>
+              </w:rPr>
+            </w:pPr>
+          </w:p>
+          <w:p>
+            <w:pPr>
+              <w:rPr>
+                <w:rFonts w:asciiTheme="minorHAnsi" w:hAnsiTheme="minorHAnsi" w:cstheme="minorHAnsi"/>
+              </w:rPr>
+            </w:pPr>
+          </w:p>
+          <w:p>
+            <w:pPr>
+              <w:rPr>
+                <w:rFonts w:asciiTheme="minorHAnsi" w:hAnsiTheme="minorHAnsi" w:cstheme="minorHAnsi"/>
+              </w:rPr>
+            </w:pPr>
+          </w:p>
+          <w:p>
+            <w:pPr>
+              <w:rPr>
+                <w:rFonts w:asciiTheme="minorHAnsi" w:hAnsiTheme="minorHAnsi" w:cstheme="minorHAnsi"/>
+              </w:rPr>
+            </w:pPr>
+          </w:p>
+          <w:p>
             <w:r>
               <w:rPr>
                 <w:rFonts w:asciiTheme="minorHAnsi" w:hAnsiTheme="minorHAnsi" w:cstheme="minorHAnsi"/>
@@ -2356,7 +2422,11 @@
               <w:t xml:space="preserve">Conceived: </w:t>
             </w:r>
             <w:r>
-              <w:t>August 17, 2057</w:t>
+              <w:t xml:space="preserve">August </w:t>
+            </w:r>
+            <w:r>
+              <w:lastRenderedPageBreak/>
+              <w:t>17, 2057</w:t>
             </w:r>
           </w:p>
           <w:p>
@@ -2419,6 +2489,7 @@
                 <w:bCs/>
                 <w:u w:val="single"/>
               </w:rPr>
+              <w:lastRenderedPageBreak/>
               <w:t>Stats -</w:t>
             </w:r>
             <w:r>
@@ -3584,7 +3655,7 @@
               </w:numPr>
             </w:pPr>
             <w:r>
-              <w:t>Ambidextrous, Level 2</w:t>
+              <w:t>Patience, Level 1</w:t>
             </w:r>
           </w:p>
           <w:p>
@@ -3596,7 +3667,7 @@
               </w:numPr>
             </w:pPr>
             <w:r>
-              <w:t>Analysis, Level 1</w:t>
+              <w:t>Ambidextrous, Level 2</w:t>
             </w:r>
           </w:p>
           <w:p>
@@ -3608,7 +3679,7 @@
               </w:numPr>
             </w:pPr>
             <w:r>
-              <w:t>Bartering, Level 1</w:t>
+              <w:t>Analysis, Level 1</w:t>
             </w:r>
           </w:p>
           <w:p>
@@ -3620,7 +3691,7 @@
               </w:numPr>
             </w:pPr>
             <w:r>
-              <w:t>Charisma, Level 3</w:t>
+              <w:t>Bartering, Level 1</w:t>
             </w:r>
           </w:p>
           <w:p>
@@ -3632,7 +3703,7 @@
               </w:numPr>
             </w:pPr>
             <w:r>
-              <w:t>Hyper Movement, Level 1</w:t>
+              <w:t>Charisma, Level 3</w:t>
             </w:r>
           </w:p>
           <w:p>
@@ -3644,10 +3715,7 @@
               </w:numPr>
             </w:pPr>
             <w:r>
-              <w:t xml:space="preserve">Language Skills, Level </w:t>
-            </w:r>
-            <w:r>
-              <w:t>2</w:t>
+              <w:t>Hyper Movement, Level 1</w:t>
             </w:r>
           </w:p>
           <w:p>
@@ -3659,10 +3727,10 @@
               </w:numPr>
             </w:pPr>
             <w:r>
-              <w:t xml:space="preserve">Leadership, Level </w:t>
-            </w:r>
-            <w:r>
-              <w:t>3</w:t>
+              <w:t xml:space="preserve">Language Skills, Level </w:t>
+            </w:r>
+            <w:r>
+              <w:t>2</w:t>
             </w:r>
           </w:p>
           <w:p>
@@ -3674,7 +3742,10 @@
               </w:numPr>
             </w:pPr>
             <w:r>
-              <w:t>Mental Fortitude, Level 2</w:t>
+              <w:t xml:space="preserve">Leadership, Level </w:t>
+            </w:r>
+            <w:r>
+              <w:t>3</w:t>
             </w:r>
           </w:p>
           <w:p>
@@ -3686,7 +3757,7 @@
               </w:numPr>
             </w:pPr>
             <w:r>
-              <w:t>Marksmanship, Level 6</w:t>
+              <w:t>Mental Fortitude, Level 2</w:t>
             </w:r>
           </w:p>
           <w:p>
@@ -3698,10 +3769,7 @@
               </w:numPr>
             </w:pPr>
             <w:r>
-              <w:t xml:space="preserve">Pain Control, Level </w:t>
-            </w:r>
-            <w:r>
-              <w:t>3</w:t>
+              <w:t>Marksmanship, Level 6</w:t>
             </w:r>
           </w:p>
           <w:p>
@@ -3713,7 +3781,10 @@
               </w:numPr>
             </w:pPr>
             <w:r>
-              <w:t>Self Control, Level 2</w:t>
+              <w:t xml:space="preserve">Pain Control, Level </w:t>
+            </w:r>
+            <w:r>
+              <w:t>3</w:t>
             </w:r>
           </w:p>
           <w:p>
@@ -3725,7 +3796,7 @@
               </w:numPr>
             </w:pPr>
             <w:r>
-              <w:t>Strategy, Level 1</w:t>
+              <w:t>Self Control, Level 2</w:t>
             </w:r>
           </w:p>
           <w:p>
@@ -3738,6 +3809,18 @@
             </w:pPr>
             <w:r>
               <w:lastRenderedPageBreak/>
+              <w:t>Strategy, Level 1</w:t>
+            </w:r>
+          </w:p>
+          <w:p>
+            <w:pPr>
+              <w:pStyle w:val="ListParagraph"/>
+              <w:numPr>
+                <w:ilvl w:val="0"/>
+                <w:numId w:val="8"/>
+              </w:numPr>
+            </w:pPr>
+            <w:r>
               <w:t>Spatial Awareness, Level 1</w:t>
             </w:r>
           </w:p>
@@ -4551,6 +4634,7 @@
           </w:p>
           <w:p>
             <w:r>
+              <w:lastRenderedPageBreak/>
               <w:t>Earth: Riffle 10% sturdier</w:t>
             </w:r>
           </w:p>
@@ -4561,7 +4645,6 @@
               </w:rPr>
             </w:pPr>
             <w:r>
-              <w:lastRenderedPageBreak/>
               <w:t>Wind: Bullets are 10% faster</w:t>
             </w:r>
           </w:p>
@@ -7080,7 +7163,7 @@
         <v:path o:extrusionok="f" gradientshapeok="t" o:connecttype="rect"/>
         <o:lock v:ext="edit" aspectratio="t"/>
       </v:shapetype>
-      <v:shape id="_x0000_i1031" type="#_x0000_t75" style="width:138.15pt;height:53.25pt;visibility:visible;mso-wrap-style:square" o:bullet="t">
+      <v:shape id="_x0000_i1060" type="#_x0000_t75" style="width:138.15pt;height:53.25pt;visibility:visible;mso-wrap-style:square" o:bullet="t">
         <v:imagedata r:id="rId1" o:title="MC900065312[1]"/>
       </v:shape>
     </w:pict>
@@ -9682,7 +9765,7 @@
 </file>
 
 <file path=customXml/itemProps1.xml><?xml version="1.0" encoding="utf-8"?>
-<ds:datastoreItem xmlns:ds="http://schemas.openxmlformats.org/officeDocument/2006/customXml" ds:itemID="{4DFC94C8-6F36-43A9-A9DF-9706DCE6BF17}">
+<ds:datastoreItem xmlns:ds="http://schemas.openxmlformats.org/officeDocument/2006/customXml" ds:itemID="{57F917AE-B1ED-4B6E-868A-F44DA8CD2AD3}">
   <ds:schemaRefs>
     <ds:schemaRef ds:uri="http://schemas.openxmlformats.org/officeDocument/2006/bibliography"/>
   </ds:schemaRefs>

--- a/Books/RPG_Books/ThePrincessAndTheApocalypse/Notes_ThePrincessAndTheApocalypse.docx
+++ b/Books/RPG_Books/ThePrincessAndTheApocalypse/Notes_ThePrincessAndTheApocalypse.docx
@@ -2,425 +2,6 @@
 <file path=word/document.xml><?xml version="1.0" encoding="utf-8"?>
 <w:document xmlns:ve="http://schemas.openxmlformats.org/markup-compatibility/2006" xmlns:o="urn:schemas-microsoft-com:office:office" xmlns:r="http://schemas.openxmlformats.org/officeDocument/2006/relationships" xmlns:m="http://schemas.openxmlformats.org/officeDocument/2006/math" xmlns:v="urn:schemas-microsoft-com:vml" xmlns:wp="http://schemas.openxmlformats.org/drawingml/2006/wordprocessingDrawing" xmlns:w10="urn:schemas-microsoft-com:office:word" xmlns:w="http://schemas.openxmlformats.org/wordprocessingml/2006/main" xmlns:wne="http://schemas.microsoft.com/office/word/2006/wordml">
   <w:body>
-    <w:p>
-      <w:pPr>
-        <w:tabs>
-          <w:tab w:val="left" w:pos="1843"/>
-        </w:tabs>
-        <w:spacing w:line="240" w:lineRule="auto"/>
-        <w:ind w:left="360" w:right="360"/>
-        <w:contextualSpacing/>
-        <w:jc w:val="both"/>
-        <w:rPr>
-          <w:rFonts w:eastAsia="Times New Roman" w:cstheme="minorHAnsi"/>
-          <w:b/>
-          <w:bCs/>
-          <w:sz w:val="20"/>
-          <w:szCs w:val="20"/>
-        </w:rPr>
-      </w:pPr>
-      <w:r>
-        <w:rPr>
-          <w:rFonts w:eastAsia="Times New Roman" w:cstheme="minorHAnsi"/>
-          <w:b/>
-          <w:bCs/>
-          <w:sz w:val="20"/>
-          <w:szCs w:val="20"/>
-        </w:rPr>
-        <w:t>Agility</w:t>
-      </w:r>
-      <w:r>
-        <w:rPr>
-          <w:rFonts w:eastAsia="Times New Roman" w:cstheme="minorHAnsi"/>
-          <w:b/>
-          <w:bCs/>
-          <w:sz w:val="20"/>
-          <w:szCs w:val="20"/>
-        </w:rPr>
-        <w:t>:</w:t>
-      </w:r>
-      <w:r>
-        <w:rPr>
-          <w:rFonts w:eastAsia="Times New Roman" w:cstheme="minorHAnsi"/>
-          <w:b/>
-          <w:bCs/>
-          <w:sz w:val="20"/>
-          <w:szCs w:val="20"/>
-        </w:rPr>
-        <w:tab/>
-      </w:r>
-      <w:r>
-        <w:rPr>
-          <w:rFonts w:cstheme="minorHAnsi"/>
-          <w:b/>
-          <w:bCs/>
-          <w:sz w:val="20"/>
-          <w:szCs w:val="20"/>
-        </w:rPr>
-        <w:t>15</w:t>
-      </w:r>
-      <w:r>
-        <w:rPr>
-          <w:rFonts w:eastAsia="Times New Roman" w:cstheme="minorHAnsi"/>
-          <w:b/>
-          <w:bCs/>
-          <w:sz w:val="20"/>
-          <w:szCs w:val="20"/>
-        </w:rPr>
-        <w:t xml:space="preserve"> -&gt; </w:t>
-      </w:r>
-      <w:r>
-        <w:rPr>
-          <w:rFonts w:cstheme="minorHAnsi"/>
-          <w:b/>
-          <w:bCs/>
-          <w:sz w:val="20"/>
-          <w:szCs w:val="20"/>
-        </w:rPr>
-        <w:t>20</w:t>
-      </w:r>
-    </w:p>
-    <w:p>
-      <w:pPr>
-        <w:tabs>
-          <w:tab w:val="left" w:pos="1843"/>
-        </w:tabs>
-        <w:spacing w:line="240" w:lineRule="auto"/>
-        <w:ind w:left="360" w:right="360"/>
-        <w:contextualSpacing/>
-        <w:jc w:val="both"/>
-        <w:rPr>
-          <w:rFonts w:eastAsia="Times New Roman" w:cstheme="minorHAnsi"/>
-          <w:b/>
-          <w:bCs/>
-          <w:sz w:val="20"/>
-          <w:szCs w:val="20"/>
-        </w:rPr>
-      </w:pPr>
-      <w:r>
-        <w:rPr>
-          <w:rFonts w:eastAsia="Times New Roman" w:cstheme="minorHAnsi"/>
-          <w:b/>
-          <w:bCs/>
-          <w:sz w:val="20"/>
-          <w:szCs w:val="20"/>
-        </w:rPr>
-        <w:t>Strength:</w:t>
-      </w:r>
-      <w:r>
-        <w:rPr>
-          <w:rFonts w:eastAsia="Times New Roman" w:cstheme="minorHAnsi"/>
-          <w:b/>
-          <w:bCs/>
-          <w:sz w:val="20"/>
-          <w:szCs w:val="20"/>
-        </w:rPr>
-        <w:tab/>
-      </w:r>
-      <w:r>
-        <w:rPr>
-          <w:rFonts w:cstheme="minorHAnsi"/>
-          <w:b/>
-          <w:bCs/>
-          <w:sz w:val="20"/>
-          <w:szCs w:val="20"/>
-        </w:rPr>
-        <w:t>10</w:t>
-      </w:r>
-      <w:r>
-        <w:rPr>
-          <w:rFonts w:eastAsia="Times New Roman" w:cstheme="minorHAnsi"/>
-          <w:b/>
-          <w:bCs/>
-          <w:sz w:val="20"/>
-          <w:szCs w:val="20"/>
-        </w:rPr>
-        <w:t xml:space="preserve"> -&gt; 1</w:t>
-      </w:r>
-      <w:r>
-        <w:rPr>
-          <w:rFonts w:cstheme="minorHAnsi"/>
-          <w:b/>
-          <w:bCs/>
-          <w:sz w:val="20"/>
-          <w:szCs w:val="20"/>
-        </w:rPr>
-        <w:t>5</w:t>
-      </w:r>
-    </w:p>
-    <w:p>
-      <w:pPr>
-        <w:tabs>
-          <w:tab w:val="left" w:pos="1843"/>
-        </w:tabs>
-        <w:spacing w:line="240" w:lineRule="auto"/>
-        <w:ind w:left="360" w:right="360"/>
-        <w:contextualSpacing/>
-        <w:jc w:val="both"/>
-        <w:rPr>
-          <w:rFonts w:eastAsia="Times New Roman" w:cstheme="minorHAnsi"/>
-          <w:b/>
-          <w:bCs/>
-          <w:sz w:val="20"/>
-          <w:szCs w:val="20"/>
-        </w:rPr>
-      </w:pPr>
-      <w:r>
-        <w:rPr>
-          <w:rFonts w:eastAsia="Times New Roman" w:cstheme="minorHAnsi"/>
-          <w:b/>
-          <w:bCs/>
-          <w:sz w:val="20"/>
-          <w:szCs w:val="20"/>
-        </w:rPr>
-        <w:t>Constitution</w:t>
-      </w:r>
-      <w:r>
-        <w:rPr>
-          <w:rFonts w:eastAsia="Times New Roman" w:cstheme="minorHAnsi"/>
-          <w:b/>
-          <w:bCs/>
-          <w:sz w:val="20"/>
-          <w:szCs w:val="20"/>
-        </w:rPr>
-        <w:t>:</w:t>
-      </w:r>
-      <w:r>
-        <w:rPr>
-          <w:rFonts w:eastAsia="Times New Roman" w:cstheme="minorHAnsi"/>
-          <w:b/>
-          <w:bCs/>
-          <w:sz w:val="20"/>
-          <w:szCs w:val="20"/>
-        </w:rPr>
-        <w:tab/>
-      </w:r>
-      <w:r>
-        <w:rPr>
-          <w:rFonts w:cstheme="minorHAnsi"/>
-          <w:b/>
-          <w:bCs/>
-          <w:sz w:val="20"/>
-          <w:szCs w:val="20"/>
-        </w:rPr>
-        <w:t>10</w:t>
-      </w:r>
-      <w:r>
-        <w:rPr>
-          <w:rFonts w:eastAsia="Times New Roman" w:cstheme="minorHAnsi"/>
-          <w:b/>
-          <w:bCs/>
-          <w:sz w:val="20"/>
-          <w:szCs w:val="20"/>
-        </w:rPr>
-        <w:t xml:space="preserve"> -&gt; 10</w:t>
-      </w:r>
-    </w:p>
-    <w:p>
-      <w:pPr>
-        <w:tabs>
-          <w:tab w:val="left" w:pos="1843"/>
-        </w:tabs>
-        <w:spacing w:line="240" w:lineRule="auto"/>
-        <w:ind w:left="360" w:right="360"/>
-        <w:contextualSpacing/>
-        <w:jc w:val="both"/>
-        <w:rPr>
-          <w:rFonts w:eastAsia="Times New Roman" w:cstheme="minorHAnsi"/>
-          <w:b/>
-          <w:bCs/>
-          <w:sz w:val="20"/>
-          <w:szCs w:val="20"/>
-        </w:rPr>
-      </w:pPr>
-      <w:r>
-        <w:rPr>
-          <w:rFonts w:eastAsia="Times New Roman" w:cstheme="minorHAnsi"/>
-          <w:b/>
-          <w:bCs/>
-          <w:sz w:val="20"/>
-          <w:szCs w:val="20"/>
-        </w:rPr>
-        <w:t>Stamina:</w:t>
-      </w:r>
-      <w:r>
-        <w:rPr>
-          <w:rFonts w:eastAsia="Times New Roman" w:cstheme="minorHAnsi"/>
-          <w:b/>
-          <w:bCs/>
-          <w:sz w:val="20"/>
-          <w:szCs w:val="20"/>
-        </w:rPr>
-        <w:tab/>
-        <w:t xml:space="preserve">12 -&gt; </w:t>
-      </w:r>
-      <w:r>
-        <w:rPr>
-          <w:rFonts w:cstheme="minorHAnsi"/>
-          <w:b/>
-          <w:bCs/>
-          <w:sz w:val="20"/>
-          <w:szCs w:val="20"/>
-        </w:rPr>
-        <w:t>20</w:t>
-      </w:r>
-    </w:p>
-    <w:p>
-      <w:pPr>
-        <w:tabs>
-          <w:tab w:val="left" w:pos="1843"/>
-        </w:tabs>
-        <w:spacing w:line="240" w:lineRule="auto"/>
-        <w:ind w:left="360" w:right="360"/>
-        <w:contextualSpacing/>
-        <w:jc w:val="both"/>
-        <w:rPr>
-          <w:rFonts w:eastAsia="Times New Roman" w:cstheme="minorHAnsi"/>
-          <w:b/>
-          <w:bCs/>
-          <w:sz w:val="20"/>
-          <w:szCs w:val="20"/>
-        </w:rPr>
-      </w:pPr>
-      <w:r>
-        <w:rPr>
-          <w:rFonts w:eastAsia="Times New Roman" w:cstheme="minorHAnsi"/>
-          <w:b/>
-          <w:bCs/>
-          <w:sz w:val="20"/>
-          <w:szCs w:val="20"/>
-        </w:rPr>
-        <w:t>Restoration:</w:t>
-      </w:r>
-      <w:r>
-        <w:rPr>
-          <w:rFonts w:eastAsia="Times New Roman" w:cstheme="minorHAnsi"/>
-          <w:b/>
-          <w:bCs/>
-          <w:sz w:val="20"/>
-          <w:szCs w:val="20"/>
-        </w:rPr>
-        <w:tab/>
-        <w:t>4 -&gt;</w:t>
-      </w:r>
-      <w:r>
-        <w:rPr>
-          <w:rFonts w:cstheme="minorHAnsi"/>
-          <w:b/>
-          <w:bCs/>
-          <w:sz w:val="20"/>
-          <w:szCs w:val="20"/>
-        </w:rPr>
-        <w:t xml:space="preserve"> 5</w:t>
-      </w:r>
-    </w:p>
-    <w:p>
-      <w:pPr>
-        <w:tabs>
-          <w:tab w:val="left" w:pos="1843"/>
-        </w:tabs>
-        <w:spacing w:line="240" w:lineRule="auto"/>
-        <w:ind w:left="360" w:right="360"/>
-        <w:contextualSpacing/>
-        <w:jc w:val="both"/>
-        <w:rPr>
-          <w:rFonts w:eastAsia="Times New Roman" w:cstheme="minorHAnsi"/>
-          <w:b/>
-          <w:bCs/>
-          <w:sz w:val="20"/>
-          <w:szCs w:val="20"/>
-        </w:rPr>
-      </w:pPr>
-      <w:r>
-        <w:rPr>
-          <w:rFonts w:eastAsia="Times New Roman" w:cstheme="minorHAnsi"/>
-          <w:b/>
-          <w:bCs/>
-          <w:sz w:val="20"/>
-          <w:szCs w:val="20"/>
-        </w:rPr>
-        <w:t>Nerve:</w:t>
-      </w:r>
-      <w:r>
-        <w:rPr>
-          <w:rFonts w:eastAsia="Times New Roman" w:cstheme="minorHAnsi"/>
-          <w:b/>
-          <w:bCs/>
-          <w:sz w:val="20"/>
-          <w:szCs w:val="20"/>
-        </w:rPr>
-        <w:tab/>
-      </w:r>
-      <w:r>
-        <w:rPr>
-          <w:rFonts w:cstheme="minorHAnsi"/>
-          <w:b/>
-          <w:bCs/>
-          <w:sz w:val="20"/>
-          <w:szCs w:val="20"/>
-        </w:rPr>
-        <w:t>20</w:t>
-      </w:r>
-      <w:r>
-        <w:rPr>
-          <w:rFonts w:eastAsia="Times New Roman" w:cstheme="minorHAnsi"/>
-          <w:b/>
-          <w:bCs/>
-          <w:sz w:val="20"/>
-          <w:szCs w:val="20"/>
-        </w:rPr>
-        <w:t xml:space="preserve"> -&gt; 20</w:t>
-      </w:r>
-    </w:p>
-    <w:p>
-      <w:pPr>
-        <w:tabs>
-          <w:tab w:val="left" w:pos="1843"/>
-        </w:tabs>
-        <w:spacing w:line="240" w:lineRule="auto"/>
-        <w:ind w:left="360" w:right="360"/>
-        <w:contextualSpacing/>
-        <w:jc w:val="both"/>
-        <w:rPr>
-          <w:rFonts w:eastAsia="Times New Roman" w:cstheme="minorHAnsi"/>
-          <w:b/>
-          <w:bCs/>
-          <w:sz w:val="20"/>
-          <w:szCs w:val="20"/>
-        </w:rPr>
-      </w:pPr>
-      <w:r>
-        <w:rPr>
-          <w:rFonts w:eastAsia="Times New Roman" w:cstheme="minorHAnsi"/>
-          <w:b/>
-          <w:bCs/>
-          <w:sz w:val="20"/>
-          <w:szCs w:val="20"/>
-        </w:rPr>
-        <w:t>Manna:</w:t>
-      </w:r>
-      <w:r>
-        <w:rPr>
-          <w:rFonts w:eastAsia="Times New Roman" w:cstheme="minorHAnsi"/>
-          <w:b/>
-          <w:bCs/>
-          <w:sz w:val="20"/>
-          <w:szCs w:val="20"/>
-        </w:rPr>
-        <w:tab/>
-        <w:t>9 -&gt;</w:t>
-      </w:r>
-      <w:r>
-        <w:rPr>
-          <w:rFonts w:cstheme="minorHAnsi"/>
-          <w:b/>
-          <w:bCs/>
-          <w:sz w:val="20"/>
-          <w:szCs w:val="20"/>
-        </w:rPr>
-        <w:t xml:space="preserve"> 10</w:t>
-      </w:r>
-    </w:p>
     <w:p>
       <w:pPr>
         <w:rPr>
@@ -561,10 +142,49 @@
     </w:p>
     <w:p>
       <w:pPr>
-        <w:jc w:val="center"/>
         <w:rPr>
           <w:rFonts w:cstheme="minorHAnsi"/>
         </w:rPr>
+      </w:pPr>
+    </w:p>
+    <w:p>
+      <w:pPr>
+        <w:rPr>
+          <w:rFonts w:cstheme="minorHAnsi"/>
+        </w:rPr>
+      </w:pPr>
+    </w:p>
+    <w:p>
+      <w:pPr>
+        <w:rPr>
+          <w:rFonts w:cstheme="minorHAnsi"/>
+        </w:rPr>
+      </w:pPr>
+    </w:p>
+    <w:p>
+      <w:pPr>
+        <w:rPr>
+          <w:rFonts w:cstheme="minorHAnsi"/>
+        </w:rPr>
+      </w:pPr>
+    </w:p>
+    <w:p>
+      <w:pPr>
+        <w:rPr>
+          <w:rFonts w:cstheme="minorHAnsi"/>
+        </w:rPr>
+      </w:pPr>
+    </w:p>
+    <w:p>
+      <w:pPr>
+        <w:rPr>
+          <w:rFonts w:cstheme="minorHAnsi"/>
+        </w:rPr>
+      </w:pPr>
+    </w:p>
+    <w:p>
+      <w:pPr>
+        <w:pStyle w:val="H3"/>
       </w:pPr>
       <w:bookmarkStart w:id="0" w:name="_Hlk162601025"/>
       <w:r>
@@ -573,9 +193,17 @@
           <w:noProof/>
         </w:rPr>
         <w:drawing>
-          <wp:inline distT="0" distB="0" distL="0" distR="0">
-            <wp:extent cx="292972" cy="113169"/>
+          <wp:anchor distT="0" distB="0" distL="114300" distR="114300" simplePos="0" relativeHeight="251658240" behindDoc="0" locked="0" layoutInCell="1" allowOverlap="1">
+            <wp:simplePos x="0" y="0"/>
+            <wp:positionH relativeFrom="column">
+              <wp:posOffset>3956234</wp:posOffset>
+            </wp:positionH>
+            <wp:positionV relativeFrom="paragraph">
+              <wp:align>top</wp:align>
+            </wp:positionV>
+            <wp:extent cx="292798" cy="110997"/>
             <wp:effectExtent l="19050" t="0" r="0" b="0"/>
+            <wp:wrapSquare wrapText="bothSides"/>
             <wp:docPr id="5" name="Picture 3" descr="C:\Users\Burgess\AppData\Local\Microsoft\Windows\Temporary Internet Files\Content.IE5\0LM9LILP\MC900065312[1].wmf"/>
             <wp:cNvGraphicFramePr>
               <a:graphicFrameLocks xmlns:a="http://schemas.openxmlformats.org/drawingml/2006/main" noChangeAspect="1"/>
@@ -599,7 +227,7 @@
                   <pic:spPr bwMode="auto">
                     <a:xfrm>
                       <a:off x="0" y="0"/>
-                      <a:ext cx="294457" cy="113743"/>
+                      <a:ext cx="292798" cy="110997"/>
                     </a:xfrm>
                     <a:prstGeom prst="rect">
                       <a:avLst/>
@@ -615,9 +243,1860 @@
                 </pic:pic>
               </a:graphicData>
             </a:graphic>
-          </wp:inline>
+          </wp:anchor>
         </w:drawing>
       </w:r>
+      <w:r>
+        <w:rPr>
+          <w:rFonts w:cstheme="minorHAnsi"/>
+        </w:rPr>
+        <w:br w:type="textWrapping" w:clear="all"/>
+      </w:r>
+      <w:r>
+        <w:lastRenderedPageBreak/>
+        <w:t>Monsters</w:t>
+      </w:r>
+    </w:p>
+    <w:tbl>
+      <w:tblPr>
+        <w:tblStyle w:val="TableGrid"/>
+        <w:tblW w:w="0" w:type="auto"/>
+        <w:tblLook w:val="04A0"/>
+      </w:tblPr>
+      <w:tblGrid>
+        <w:gridCol w:w="3912"/>
+        <w:gridCol w:w="3912"/>
+        <w:gridCol w:w="3912"/>
+      </w:tblGrid>
+      <w:tr>
+        <w:tc>
+          <w:tcPr>
+            <w:tcW w:w="3912" w:type="dxa"/>
+            <w:vMerge w:val="restart"/>
+          </w:tcPr>
+          <w:p>
+            <w:pPr>
+              <w:rPr>
+                <w:rFonts w:cstheme="minorHAnsi"/>
+              </w:rPr>
+            </w:pPr>
+            <w:r>
+              <w:rPr>
+                <w:rFonts w:cstheme="minorHAnsi"/>
+              </w:rPr>
+              <w:t>Goblins</w:t>
+            </w:r>
+          </w:p>
+        </w:tc>
+        <w:tc>
+          <w:tcPr>
+            <w:tcW w:w="3912" w:type="dxa"/>
+          </w:tcPr>
+          <w:p>
+            <w:pPr>
+              <w:rPr>
+                <w:rFonts w:cstheme="minorHAnsi"/>
+              </w:rPr>
+            </w:pPr>
+          </w:p>
+        </w:tc>
+        <w:tc>
+          <w:tcPr>
+            <w:tcW w:w="3912" w:type="dxa"/>
+          </w:tcPr>
+          <w:p>
+            <w:pPr>
+              <w:rPr>
+                <w:rFonts w:cstheme="minorHAnsi"/>
+              </w:rPr>
+            </w:pPr>
+          </w:p>
+        </w:tc>
+      </w:tr>
+      <w:tr>
+        <w:tc>
+          <w:tcPr>
+            <w:tcW w:w="3912" w:type="dxa"/>
+            <w:vMerge/>
+          </w:tcPr>
+          <w:p>
+            <w:pPr>
+              <w:rPr>
+                <w:rFonts w:cstheme="minorHAnsi"/>
+              </w:rPr>
+            </w:pPr>
+          </w:p>
+        </w:tc>
+        <w:tc>
+          <w:tcPr>
+            <w:tcW w:w="3912" w:type="dxa"/>
+          </w:tcPr>
+          <w:p>
+            <w:pPr>
+              <w:rPr>
+                <w:rFonts w:cstheme="minorHAnsi"/>
+              </w:rPr>
+            </w:pPr>
+          </w:p>
+        </w:tc>
+        <w:tc>
+          <w:tcPr>
+            <w:tcW w:w="3912" w:type="dxa"/>
+          </w:tcPr>
+          <w:p>
+            <w:pPr>
+              <w:rPr>
+                <w:rFonts w:cstheme="minorHAnsi"/>
+              </w:rPr>
+            </w:pPr>
+          </w:p>
+        </w:tc>
+      </w:tr>
+      <w:tr>
+        <w:tc>
+          <w:tcPr>
+            <w:tcW w:w="3912" w:type="dxa"/>
+            <w:vMerge/>
+          </w:tcPr>
+          <w:p>
+            <w:pPr>
+              <w:rPr>
+                <w:rFonts w:cstheme="minorHAnsi"/>
+              </w:rPr>
+            </w:pPr>
+          </w:p>
+        </w:tc>
+        <w:tc>
+          <w:tcPr>
+            <w:tcW w:w="3912" w:type="dxa"/>
+          </w:tcPr>
+          <w:p>
+            <w:pPr>
+              <w:rPr>
+                <w:rFonts w:cstheme="minorHAnsi"/>
+              </w:rPr>
+            </w:pPr>
+          </w:p>
+        </w:tc>
+        <w:tc>
+          <w:tcPr>
+            <w:tcW w:w="3912" w:type="dxa"/>
+          </w:tcPr>
+          <w:p>
+            <w:pPr>
+              <w:rPr>
+                <w:rFonts w:cstheme="minorHAnsi"/>
+              </w:rPr>
+            </w:pPr>
+          </w:p>
+        </w:tc>
+      </w:tr>
+      <w:tr>
+        <w:tc>
+          <w:tcPr>
+            <w:tcW w:w="3912" w:type="dxa"/>
+            <w:vMerge/>
+          </w:tcPr>
+          <w:p>
+            <w:pPr>
+              <w:rPr>
+                <w:rFonts w:cstheme="minorHAnsi"/>
+              </w:rPr>
+            </w:pPr>
+          </w:p>
+        </w:tc>
+        <w:tc>
+          <w:tcPr>
+            <w:tcW w:w="3912" w:type="dxa"/>
+          </w:tcPr>
+          <w:p>
+            <w:pPr>
+              <w:rPr>
+                <w:rFonts w:cstheme="minorHAnsi"/>
+              </w:rPr>
+            </w:pPr>
+          </w:p>
+        </w:tc>
+        <w:tc>
+          <w:tcPr>
+            <w:tcW w:w="3912" w:type="dxa"/>
+          </w:tcPr>
+          <w:p>
+            <w:pPr>
+              <w:rPr>
+                <w:rFonts w:cstheme="minorHAnsi"/>
+              </w:rPr>
+            </w:pPr>
+          </w:p>
+        </w:tc>
+      </w:tr>
+      <w:tr>
+        <w:tc>
+          <w:tcPr>
+            <w:tcW w:w="3912" w:type="dxa"/>
+          </w:tcPr>
+          <w:p>
+            <w:pPr>
+              <w:rPr>
+                <w:rFonts w:cstheme="minorHAnsi"/>
+              </w:rPr>
+            </w:pPr>
+          </w:p>
+        </w:tc>
+        <w:tc>
+          <w:tcPr>
+            <w:tcW w:w="3912" w:type="dxa"/>
+          </w:tcPr>
+          <w:p>
+            <w:pPr>
+              <w:rPr>
+                <w:rFonts w:cstheme="minorHAnsi"/>
+              </w:rPr>
+            </w:pPr>
+          </w:p>
+        </w:tc>
+        <w:tc>
+          <w:tcPr>
+            <w:tcW w:w="3912" w:type="dxa"/>
+          </w:tcPr>
+          <w:p>
+            <w:pPr>
+              <w:rPr>
+                <w:rFonts w:cstheme="minorHAnsi"/>
+              </w:rPr>
+            </w:pPr>
+          </w:p>
+        </w:tc>
+      </w:tr>
+      <w:tr>
+        <w:tc>
+          <w:tcPr>
+            <w:tcW w:w="3912" w:type="dxa"/>
+          </w:tcPr>
+          <w:p>
+            <w:pPr>
+              <w:rPr>
+                <w:rFonts w:cstheme="minorHAnsi"/>
+              </w:rPr>
+            </w:pPr>
+          </w:p>
+        </w:tc>
+        <w:tc>
+          <w:tcPr>
+            <w:tcW w:w="3912" w:type="dxa"/>
+          </w:tcPr>
+          <w:p>
+            <w:pPr>
+              <w:rPr>
+                <w:rFonts w:cstheme="minorHAnsi"/>
+              </w:rPr>
+            </w:pPr>
+          </w:p>
+        </w:tc>
+        <w:tc>
+          <w:tcPr>
+            <w:tcW w:w="3912" w:type="dxa"/>
+          </w:tcPr>
+          <w:p>
+            <w:pPr>
+              <w:rPr>
+                <w:rFonts w:cstheme="minorHAnsi"/>
+              </w:rPr>
+            </w:pPr>
+          </w:p>
+        </w:tc>
+      </w:tr>
+      <w:tr>
+        <w:tc>
+          <w:tcPr>
+            <w:tcW w:w="3912" w:type="dxa"/>
+          </w:tcPr>
+          <w:p>
+            <w:pPr>
+              <w:rPr>
+                <w:rFonts w:cstheme="minorHAnsi"/>
+              </w:rPr>
+            </w:pPr>
+          </w:p>
+        </w:tc>
+        <w:tc>
+          <w:tcPr>
+            <w:tcW w:w="3912" w:type="dxa"/>
+          </w:tcPr>
+          <w:p>
+            <w:pPr>
+              <w:rPr>
+                <w:rFonts w:cstheme="minorHAnsi"/>
+              </w:rPr>
+            </w:pPr>
+          </w:p>
+        </w:tc>
+        <w:tc>
+          <w:tcPr>
+            <w:tcW w:w="3912" w:type="dxa"/>
+          </w:tcPr>
+          <w:p>
+            <w:pPr>
+              <w:rPr>
+                <w:rFonts w:cstheme="minorHAnsi"/>
+              </w:rPr>
+            </w:pPr>
+          </w:p>
+        </w:tc>
+      </w:tr>
+      <w:tr>
+        <w:tc>
+          <w:tcPr>
+            <w:tcW w:w="3912" w:type="dxa"/>
+          </w:tcPr>
+          <w:p>
+            <w:pPr>
+              <w:rPr>
+                <w:rFonts w:cstheme="minorHAnsi"/>
+              </w:rPr>
+            </w:pPr>
+          </w:p>
+        </w:tc>
+        <w:tc>
+          <w:tcPr>
+            <w:tcW w:w="3912" w:type="dxa"/>
+          </w:tcPr>
+          <w:p>
+            <w:pPr>
+              <w:rPr>
+                <w:rFonts w:cstheme="minorHAnsi"/>
+              </w:rPr>
+            </w:pPr>
+          </w:p>
+        </w:tc>
+        <w:tc>
+          <w:tcPr>
+            <w:tcW w:w="3912" w:type="dxa"/>
+          </w:tcPr>
+          <w:p>
+            <w:pPr>
+              <w:rPr>
+                <w:rFonts w:cstheme="minorHAnsi"/>
+              </w:rPr>
+            </w:pPr>
+          </w:p>
+        </w:tc>
+      </w:tr>
+    </w:tbl>
+    <w:p>
+      <w:pPr>
+        <w:rPr>
+          <w:rFonts w:ascii="Arial" w:eastAsia="Times New Roman" w:hAnsi="Arial" w:cs="Arial"/>
+          <w:sz w:val="24"/>
+          <w:szCs w:val="24"/>
+          <w:u w:val="single"/>
+        </w:rPr>
+      </w:pPr>
+      <w:r>
+        <w:br w:type="page"/>
+      </w:r>
+    </w:p>
+    <w:p>
+      <w:pPr>
+        <w:pStyle w:val="H3"/>
+      </w:pPr>
+    </w:p>
+    <w:p>
+      <w:pPr>
+        <w:pStyle w:val="H3"/>
+      </w:pPr>
+      <w:r>
+        <w:t>Dungeons</w:t>
+      </w:r>
+    </w:p>
+    <w:tbl>
+      <w:tblPr>
+        <w:tblStyle w:val="TableGrid"/>
+        <w:tblW w:w="0" w:type="auto"/>
+        <w:tblLook w:val="04A0"/>
+      </w:tblPr>
+      <w:tblGrid>
+        <w:gridCol w:w="2993"/>
+        <w:gridCol w:w="3010"/>
+        <w:gridCol w:w="5162"/>
+        <w:gridCol w:w="571"/>
+      </w:tblGrid>
+      <w:tr>
+        <w:tc>
+          <w:tcPr>
+            <w:tcW w:w="2993" w:type="dxa"/>
+          </w:tcPr>
+          <w:p>
+            <w:pPr>
+              <w:rPr>
+                <w:rFonts w:cstheme="minorHAnsi"/>
+              </w:rPr>
+            </w:pPr>
+            <w:r>
+              <w:rPr>
+                <w:rFonts w:cstheme="minorHAnsi"/>
+              </w:rPr>
+              <w:t>Name</w:t>
+            </w:r>
+          </w:p>
+        </w:tc>
+        <w:tc>
+          <w:tcPr>
+            <w:tcW w:w="3010" w:type="dxa"/>
+          </w:tcPr>
+          <w:p>
+            <w:pPr>
+              <w:rPr>
+                <w:rFonts w:cstheme="minorHAnsi"/>
+              </w:rPr>
+            </w:pPr>
+            <w:r>
+              <w:rPr>
+                <w:rFonts w:cstheme="minorHAnsi"/>
+              </w:rPr>
+              <w:t>Monsters</w:t>
+            </w:r>
+          </w:p>
+        </w:tc>
+        <w:tc>
+          <w:tcPr>
+            <w:tcW w:w="5162" w:type="dxa"/>
+          </w:tcPr>
+          <w:p>
+            <w:pPr>
+              <w:rPr>
+                <w:rFonts w:cstheme="minorHAnsi"/>
+              </w:rPr>
+            </w:pPr>
+          </w:p>
+        </w:tc>
+        <w:tc>
+          <w:tcPr>
+            <w:tcW w:w="571" w:type="dxa"/>
+          </w:tcPr>
+          <w:p>
+            <w:pPr>
+              <w:rPr>
+                <w:rFonts w:cstheme="minorHAnsi"/>
+              </w:rPr>
+            </w:pPr>
+          </w:p>
+        </w:tc>
+      </w:tr>
+      <w:tr>
+        <w:tc>
+          <w:tcPr>
+            <w:tcW w:w="2993" w:type="dxa"/>
+            <w:vMerge w:val="restart"/>
+          </w:tcPr>
+          <w:p>
+            <w:pPr>
+              <w:rPr>
+                <w:rFonts w:cstheme="minorHAnsi"/>
+              </w:rPr>
+            </w:pPr>
+            <w:r>
+              <w:rPr>
+                <w:rFonts w:cstheme="minorHAnsi"/>
+              </w:rPr>
+              <w:t>Zombie tunnel</w:t>
+            </w:r>
+            <w:r>
+              <w:rPr>
+                <w:rFonts w:cstheme="minorHAnsi"/>
+              </w:rPr>
+              <w:t xml:space="preserve"> - </w:t>
+            </w:r>
+          </w:p>
+        </w:tc>
+        <w:tc>
+          <w:tcPr>
+            <w:tcW w:w="3010" w:type="dxa"/>
+          </w:tcPr>
+          <w:p>
+            <w:pPr>
+              <w:rPr>
+                <w:rFonts w:cstheme="minorHAnsi"/>
+              </w:rPr>
+            </w:pPr>
+          </w:p>
+        </w:tc>
+        <w:tc>
+          <w:tcPr>
+            <w:tcW w:w="5162" w:type="dxa"/>
+          </w:tcPr>
+          <w:p>
+            <w:pPr>
+              <w:rPr>
+                <w:rFonts w:cstheme="minorHAnsi"/>
+              </w:rPr>
+            </w:pPr>
+          </w:p>
+        </w:tc>
+        <w:tc>
+          <w:tcPr>
+            <w:tcW w:w="571" w:type="dxa"/>
+          </w:tcPr>
+          <w:p>
+            <w:pPr>
+              <w:rPr>
+                <w:rFonts w:cstheme="minorHAnsi"/>
+              </w:rPr>
+            </w:pPr>
+          </w:p>
+        </w:tc>
+      </w:tr>
+      <w:tr>
+        <w:tc>
+          <w:tcPr>
+            <w:tcW w:w="2993" w:type="dxa"/>
+            <w:vMerge/>
+          </w:tcPr>
+          <w:p>
+            <w:pPr>
+              <w:rPr>
+                <w:rFonts w:cstheme="minorHAnsi"/>
+              </w:rPr>
+            </w:pPr>
+          </w:p>
+        </w:tc>
+        <w:tc>
+          <w:tcPr>
+            <w:tcW w:w="3010" w:type="dxa"/>
+          </w:tcPr>
+          <w:p>
+            <w:pPr>
+              <w:rPr>
+                <w:rFonts w:cstheme="minorHAnsi"/>
+              </w:rPr>
+            </w:pPr>
+          </w:p>
+        </w:tc>
+        <w:tc>
+          <w:tcPr>
+            <w:tcW w:w="5162" w:type="dxa"/>
+          </w:tcPr>
+          <w:p>
+            <w:pPr>
+              <w:rPr>
+                <w:rFonts w:cstheme="minorHAnsi"/>
+              </w:rPr>
+            </w:pPr>
+          </w:p>
+        </w:tc>
+        <w:tc>
+          <w:tcPr>
+            <w:tcW w:w="571" w:type="dxa"/>
+          </w:tcPr>
+          <w:p>
+            <w:pPr>
+              <w:rPr>
+                <w:rFonts w:cstheme="minorHAnsi"/>
+              </w:rPr>
+            </w:pPr>
+          </w:p>
+        </w:tc>
+      </w:tr>
+      <w:tr>
+        <w:tc>
+          <w:tcPr>
+            <w:tcW w:w="2993" w:type="dxa"/>
+            <w:vMerge/>
+          </w:tcPr>
+          <w:p>
+            <w:pPr>
+              <w:rPr>
+                <w:rFonts w:cstheme="minorHAnsi"/>
+              </w:rPr>
+            </w:pPr>
+          </w:p>
+        </w:tc>
+        <w:tc>
+          <w:tcPr>
+            <w:tcW w:w="3010" w:type="dxa"/>
+          </w:tcPr>
+          <w:p>
+            <w:pPr>
+              <w:rPr>
+                <w:rFonts w:cstheme="minorHAnsi"/>
+              </w:rPr>
+            </w:pPr>
+          </w:p>
+        </w:tc>
+        <w:tc>
+          <w:tcPr>
+            <w:tcW w:w="5162" w:type="dxa"/>
+          </w:tcPr>
+          <w:p>
+            <w:pPr>
+              <w:rPr>
+                <w:rFonts w:cstheme="minorHAnsi"/>
+              </w:rPr>
+            </w:pPr>
+          </w:p>
+        </w:tc>
+        <w:tc>
+          <w:tcPr>
+            <w:tcW w:w="571" w:type="dxa"/>
+          </w:tcPr>
+          <w:p>
+            <w:pPr>
+              <w:rPr>
+                <w:rFonts w:cstheme="minorHAnsi"/>
+              </w:rPr>
+            </w:pPr>
+          </w:p>
+        </w:tc>
+      </w:tr>
+      <w:tr>
+        <w:tc>
+          <w:tcPr>
+            <w:tcW w:w="2993" w:type="dxa"/>
+            <w:vMerge/>
+          </w:tcPr>
+          <w:p>
+            <w:pPr>
+              <w:rPr>
+                <w:rFonts w:cstheme="minorHAnsi"/>
+              </w:rPr>
+            </w:pPr>
+          </w:p>
+        </w:tc>
+        <w:tc>
+          <w:tcPr>
+            <w:tcW w:w="3010" w:type="dxa"/>
+          </w:tcPr>
+          <w:p>
+            <w:pPr>
+              <w:rPr>
+                <w:rFonts w:cstheme="minorHAnsi"/>
+              </w:rPr>
+            </w:pPr>
+          </w:p>
+        </w:tc>
+        <w:tc>
+          <w:tcPr>
+            <w:tcW w:w="5162" w:type="dxa"/>
+          </w:tcPr>
+          <w:p>
+            <w:pPr>
+              <w:rPr>
+                <w:rFonts w:cstheme="minorHAnsi"/>
+              </w:rPr>
+            </w:pPr>
+          </w:p>
+        </w:tc>
+        <w:tc>
+          <w:tcPr>
+            <w:tcW w:w="571" w:type="dxa"/>
+          </w:tcPr>
+          <w:p>
+            <w:pPr>
+              <w:rPr>
+                <w:rFonts w:cstheme="minorHAnsi"/>
+              </w:rPr>
+            </w:pPr>
+          </w:p>
+        </w:tc>
+      </w:tr>
+      <w:tr>
+        <w:tc>
+          <w:tcPr>
+            <w:tcW w:w="2993" w:type="dxa"/>
+            <w:vMerge w:val="restart"/>
+          </w:tcPr>
+          <w:p>
+            <w:pPr>
+              <w:rPr>
+                <w:rFonts w:cstheme="minorHAnsi"/>
+              </w:rPr>
+            </w:pPr>
+            <w:r>
+              <w:rPr>
+                <w:rFonts w:cstheme="minorHAnsi"/>
+              </w:rPr>
+              <w:t>Annie’s Village dungeon</w:t>
+            </w:r>
+          </w:p>
+        </w:tc>
+        <w:tc>
+          <w:tcPr>
+            <w:tcW w:w="3010" w:type="dxa"/>
+          </w:tcPr>
+          <w:p>
+            <w:pPr>
+              <w:rPr>
+                <w:rFonts w:cstheme="minorHAnsi"/>
+              </w:rPr>
+            </w:pPr>
+          </w:p>
+        </w:tc>
+        <w:tc>
+          <w:tcPr>
+            <w:tcW w:w="5162" w:type="dxa"/>
+          </w:tcPr>
+          <w:p>
+            <w:pPr>
+              <w:rPr>
+                <w:rFonts w:cstheme="minorHAnsi"/>
+              </w:rPr>
+            </w:pPr>
+          </w:p>
+        </w:tc>
+        <w:tc>
+          <w:tcPr>
+            <w:tcW w:w="571" w:type="dxa"/>
+          </w:tcPr>
+          <w:p>
+            <w:pPr>
+              <w:rPr>
+                <w:rFonts w:cstheme="minorHAnsi"/>
+              </w:rPr>
+            </w:pPr>
+          </w:p>
+        </w:tc>
+      </w:tr>
+      <w:tr>
+        <w:tc>
+          <w:tcPr>
+            <w:tcW w:w="2993" w:type="dxa"/>
+            <w:vMerge/>
+          </w:tcPr>
+          <w:p>
+            <w:pPr>
+              <w:rPr>
+                <w:rFonts w:cstheme="minorHAnsi"/>
+              </w:rPr>
+            </w:pPr>
+          </w:p>
+        </w:tc>
+        <w:tc>
+          <w:tcPr>
+            <w:tcW w:w="3010" w:type="dxa"/>
+          </w:tcPr>
+          <w:p>
+            <w:pPr>
+              <w:rPr>
+                <w:rFonts w:cstheme="minorHAnsi"/>
+              </w:rPr>
+            </w:pPr>
+          </w:p>
+        </w:tc>
+        <w:tc>
+          <w:tcPr>
+            <w:tcW w:w="5162" w:type="dxa"/>
+          </w:tcPr>
+          <w:p>
+            <w:pPr>
+              <w:rPr>
+                <w:rFonts w:cstheme="minorHAnsi"/>
+              </w:rPr>
+            </w:pPr>
+          </w:p>
+        </w:tc>
+        <w:tc>
+          <w:tcPr>
+            <w:tcW w:w="571" w:type="dxa"/>
+          </w:tcPr>
+          <w:p>
+            <w:pPr>
+              <w:rPr>
+                <w:rFonts w:cstheme="minorHAnsi"/>
+              </w:rPr>
+            </w:pPr>
+          </w:p>
+        </w:tc>
+      </w:tr>
+      <w:tr>
+        <w:tc>
+          <w:tcPr>
+            <w:tcW w:w="2993" w:type="dxa"/>
+          </w:tcPr>
+          <w:p>
+            <w:pPr>
+              <w:rPr>
+                <w:rFonts w:cstheme="minorHAnsi"/>
+              </w:rPr>
+            </w:pPr>
+          </w:p>
+        </w:tc>
+        <w:tc>
+          <w:tcPr>
+            <w:tcW w:w="3010" w:type="dxa"/>
+          </w:tcPr>
+          <w:p>
+            <w:pPr>
+              <w:rPr>
+                <w:rFonts w:cstheme="minorHAnsi"/>
+              </w:rPr>
+            </w:pPr>
+          </w:p>
+        </w:tc>
+        <w:tc>
+          <w:tcPr>
+            <w:tcW w:w="5162" w:type="dxa"/>
+          </w:tcPr>
+          <w:p>
+            <w:pPr>
+              <w:rPr>
+                <w:rFonts w:cstheme="minorHAnsi"/>
+              </w:rPr>
+            </w:pPr>
+          </w:p>
+        </w:tc>
+        <w:tc>
+          <w:tcPr>
+            <w:tcW w:w="571" w:type="dxa"/>
+          </w:tcPr>
+          <w:p>
+            <w:pPr>
+              <w:rPr>
+                <w:rFonts w:cstheme="minorHAnsi"/>
+              </w:rPr>
+            </w:pPr>
+          </w:p>
+        </w:tc>
+      </w:tr>
+      <w:tr>
+        <w:tc>
+          <w:tcPr>
+            <w:tcW w:w="2993" w:type="dxa"/>
+            <w:vMerge w:val="restart"/>
+          </w:tcPr>
+          <w:p>
+            <w:pPr>
+              <w:rPr>
+                <w:rFonts w:cstheme="minorHAnsi"/>
+              </w:rPr>
+            </w:pPr>
+            <w:r>
+              <w:rPr>
+                <w:rFonts w:cstheme="minorHAnsi"/>
+              </w:rPr>
+              <w:t xml:space="preserve">Royal Palace of </w:t>
+            </w:r>
+            <w:proofErr w:type="spellStart"/>
+            <w:r>
+              <w:rPr>
+                <w:rFonts w:cstheme="minorHAnsi"/>
+              </w:rPr>
+              <w:t>Alock</w:t>
+            </w:r>
+            <w:proofErr w:type="spellEnd"/>
+            <w:r>
+              <w:rPr>
+                <w:rFonts w:cstheme="minorHAnsi"/>
+              </w:rPr>
+              <w:t xml:space="preserve"> the Great,</w:t>
+            </w:r>
+          </w:p>
+          <w:p>
+            <w:pPr>
+              <w:rPr>
+                <w:rFonts w:cstheme="minorHAnsi"/>
+              </w:rPr>
+            </w:pPr>
+            <w:r>
+              <w:rPr>
+                <w:rFonts w:cstheme="minorHAnsi"/>
+              </w:rPr>
+              <w:t>Ruler of the World</w:t>
+            </w:r>
+          </w:p>
+        </w:tc>
+        <w:tc>
+          <w:tcPr>
+            <w:tcW w:w="3010" w:type="dxa"/>
+          </w:tcPr>
+          <w:p>
+            <w:pPr>
+              <w:rPr>
+                <w:rFonts w:cstheme="minorHAnsi"/>
+              </w:rPr>
+            </w:pPr>
+            <w:r>
+              <w:t>Jackal</w:t>
+            </w:r>
+            <w:r>
+              <w:rPr>
+                <w:rFonts w:cstheme="minorHAnsi"/>
+              </w:rPr>
+              <w:t xml:space="preserve"> </w:t>
+            </w:r>
+            <w:r>
+              <w:rPr>
+                <w:rFonts w:cstheme="minorHAnsi"/>
+              </w:rPr>
+              <w:t>Guard</w:t>
+            </w:r>
+          </w:p>
+        </w:tc>
+        <w:tc>
+          <w:tcPr>
+            <w:tcW w:w="5162" w:type="dxa"/>
+          </w:tcPr>
+          <w:p>
+            <w:pPr>
+              <w:rPr>
+                <w:rFonts w:cstheme="minorHAnsi"/>
+              </w:rPr>
+            </w:pPr>
+            <w:r>
+              <w:t>jackal-headed soldier</w:t>
+            </w:r>
+          </w:p>
+        </w:tc>
+        <w:tc>
+          <w:tcPr>
+            <w:tcW w:w="571" w:type="dxa"/>
+          </w:tcPr>
+          <w:p>
+            <w:r>
+              <w:t>52</w:t>
+            </w:r>
+          </w:p>
+        </w:tc>
+      </w:tr>
+      <w:tr>
+        <w:tc>
+          <w:tcPr>
+            <w:tcW w:w="2993" w:type="dxa"/>
+            <w:vMerge/>
+          </w:tcPr>
+          <w:p>
+            <w:pPr>
+              <w:rPr>
+                <w:rFonts w:cstheme="minorHAnsi"/>
+              </w:rPr>
+            </w:pPr>
+          </w:p>
+        </w:tc>
+        <w:tc>
+          <w:tcPr>
+            <w:tcW w:w="3010" w:type="dxa"/>
+          </w:tcPr>
+          <w:p>
+            <w:pPr>
+              <w:rPr>
+                <w:rFonts w:cstheme="minorHAnsi"/>
+              </w:rPr>
+            </w:pPr>
+            <w:r>
+              <w:rPr>
+                <w:rFonts w:cstheme="minorHAnsi"/>
+              </w:rPr>
+              <w:t>Tiger Cat</w:t>
+            </w:r>
+          </w:p>
+        </w:tc>
+        <w:tc>
+          <w:tcPr>
+            <w:tcW w:w="5162" w:type="dxa"/>
+          </w:tcPr>
+          <w:p>
+            <w:pPr>
+              <w:rPr>
+                <w:rFonts w:cstheme="minorHAnsi"/>
+              </w:rPr>
+            </w:pPr>
+          </w:p>
+        </w:tc>
+        <w:tc>
+          <w:tcPr>
+            <w:tcW w:w="571" w:type="dxa"/>
+          </w:tcPr>
+          <w:p>
+            <w:pPr>
+              <w:rPr>
+                <w:rFonts w:cstheme="minorHAnsi"/>
+              </w:rPr>
+            </w:pPr>
+            <w:r>
+              <w:rPr>
+                <w:rFonts w:cstheme="minorHAnsi"/>
+              </w:rPr>
+              <w:t>55</w:t>
+            </w:r>
+          </w:p>
+        </w:tc>
+      </w:tr>
+      <w:tr>
+        <w:tc>
+          <w:tcPr>
+            <w:tcW w:w="2993" w:type="dxa"/>
+            <w:vMerge/>
+          </w:tcPr>
+          <w:p>
+            <w:pPr>
+              <w:rPr>
+                <w:rFonts w:cstheme="minorHAnsi"/>
+              </w:rPr>
+            </w:pPr>
+          </w:p>
+        </w:tc>
+        <w:tc>
+          <w:tcPr>
+            <w:tcW w:w="3010" w:type="dxa"/>
+          </w:tcPr>
+          <w:p>
+            <w:pPr>
+              <w:rPr>
+                <w:rFonts w:cstheme="minorHAnsi"/>
+              </w:rPr>
+            </w:pPr>
+            <w:r>
+              <w:t xml:space="preserve">Baby </w:t>
+            </w:r>
+            <w:r>
+              <w:t>Sphinx</w:t>
+            </w:r>
+          </w:p>
+        </w:tc>
+        <w:tc>
+          <w:tcPr>
+            <w:tcW w:w="5162" w:type="dxa"/>
+          </w:tcPr>
+          <w:p>
+            <w:pPr>
+              <w:rPr>
+                <w:rFonts w:cstheme="minorHAnsi"/>
+              </w:rPr>
+            </w:pPr>
+          </w:p>
+        </w:tc>
+        <w:tc>
+          <w:tcPr>
+            <w:tcW w:w="571" w:type="dxa"/>
+          </w:tcPr>
+          <w:p>
+            <w:pPr>
+              <w:rPr>
+                <w:rFonts w:cstheme="minorHAnsi"/>
+              </w:rPr>
+            </w:pPr>
+            <w:r>
+              <w:rPr>
+                <w:rFonts w:cstheme="minorHAnsi"/>
+              </w:rPr>
+              <w:t>59</w:t>
+            </w:r>
+          </w:p>
+        </w:tc>
+      </w:tr>
+      <w:tr>
+        <w:tc>
+          <w:tcPr>
+            <w:tcW w:w="2993" w:type="dxa"/>
+            <w:vMerge/>
+          </w:tcPr>
+          <w:p>
+            <w:pPr>
+              <w:rPr>
+                <w:rFonts w:cstheme="minorHAnsi"/>
+              </w:rPr>
+            </w:pPr>
+          </w:p>
+        </w:tc>
+        <w:tc>
+          <w:tcPr>
+            <w:tcW w:w="3010" w:type="dxa"/>
+          </w:tcPr>
+          <w:p>
+            <w:pPr>
+              <w:rPr>
+                <w:rFonts w:cstheme="minorHAnsi"/>
+              </w:rPr>
+            </w:pPr>
+            <w:r>
+              <w:rPr>
+                <w:rFonts w:cstheme="minorHAnsi"/>
+              </w:rPr>
+              <w:t>Land Anemone</w:t>
+            </w:r>
+          </w:p>
+        </w:tc>
+        <w:tc>
+          <w:tcPr>
+            <w:tcW w:w="5162" w:type="dxa"/>
+          </w:tcPr>
+          <w:p>
+            <w:pPr>
+              <w:rPr>
+                <w:rFonts w:cstheme="minorHAnsi"/>
+              </w:rPr>
+            </w:pPr>
+          </w:p>
+        </w:tc>
+        <w:tc>
+          <w:tcPr>
+            <w:tcW w:w="571" w:type="dxa"/>
+          </w:tcPr>
+          <w:p>
+            <w:pPr>
+              <w:rPr>
+                <w:rFonts w:cstheme="minorHAnsi"/>
+              </w:rPr>
+            </w:pPr>
+            <w:r>
+              <w:rPr>
+                <w:rFonts w:cstheme="minorHAnsi"/>
+              </w:rPr>
+              <w:t>61</w:t>
+            </w:r>
+          </w:p>
+        </w:tc>
+      </w:tr>
+      <w:tr>
+        <w:tc>
+          <w:tcPr>
+            <w:tcW w:w="2993" w:type="dxa"/>
+            <w:vMerge/>
+          </w:tcPr>
+          <w:p>
+            <w:pPr>
+              <w:rPr>
+                <w:rFonts w:cstheme="minorHAnsi"/>
+              </w:rPr>
+            </w:pPr>
+          </w:p>
+        </w:tc>
+        <w:tc>
+          <w:tcPr>
+            <w:tcW w:w="3010" w:type="dxa"/>
+          </w:tcPr>
+          <w:p>
+            <w:pPr>
+              <w:rPr>
+                <w:rFonts w:cstheme="minorHAnsi"/>
+              </w:rPr>
+            </w:pPr>
+            <w:r>
+              <w:rPr>
+                <w:rFonts w:cstheme="minorHAnsi"/>
+              </w:rPr>
+              <w:t>Elite Guards</w:t>
+            </w:r>
+          </w:p>
+        </w:tc>
+        <w:tc>
+          <w:tcPr>
+            <w:tcW w:w="5162" w:type="dxa"/>
+          </w:tcPr>
+          <w:p>
+            <w:pPr>
+              <w:rPr>
+                <w:rFonts w:cstheme="minorHAnsi"/>
+              </w:rPr>
+            </w:pPr>
+          </w:p>
+        </w:tc>
+        <w:tc>
+          <w:tcPr>
+            <w:tcW w:w="571" w:type="dxa"/>
+          </w:tcPr>
+          <w:p>
+            <w:pPr>
+              <w:rPr>
+                <w:rFonts w:cstheme="minorHAnsi"/>
+              </w:rPr>
+            </w:pPr>
+            <w:r>
+              <w:rPr>
+                <w:rFonts w:cstheme="minorHAnsi"/>
+              </w:rPr>
+              <w:t>65</w:t>
+            </w:r>
+          </w:p>
+        </w:tc>
+      </w:tr>
+      <w:tr>
+        <w:tc>
+          <w:tcPr>
+            <w:tcW w:w="2993" w:type="dxa"/>
+            <w:vMerge/>
+          </w:tcPr>
+          <w:p>
+            <w:pPr>
+              <w:rPr>
+                <w:rFonts w:cstheme="minorHAnsi"/>
+              </w:rPr>
+            </w:pPr>
+          </w:p>
+        </w:tc>
+        <w:tc>
+          <w:tcPr>
+            <w:tcW w:w="3010" w:type="dxa"/>
+          </w:tcPr>
+          <w:p>
+            <w:pPr>
+              <w:rPr>
+                <w:rFonts w:cstheme="minorHAnsi"/>
+              </w:rPr>
+            </w:pPr>
+          </w:p>
+        </w:tc>
+        <w:tc>
+          <w:tcPr>
+            <w:tcW w:w="5162" w:type="dxa"/>
+          </w:tcPr>
+          <w:p>
+            <w:pPr>
+              <w:rPr>
+                <w:rFonts w:cstheme="minorHAnsi"/>
+              </w:rPr>
+            </w:pPr>
+          </w:p>
+        </w:tc>
+        <w:tc>
+          <w:tcPr>
+            <w:tcW w:w="571" w:type="dxa"/>
+          </w:tcPr>
+          <w:p>
+            <w:pPr>
+              <w:rPr>
+                <w:rFonts w:cstheme="minorHAnsi"/>
+              </w:rPr>
+            </w:pPr>
+          </w:p>
+        </w:tc>
+      </w:tr>
+      <w:tr>
+        <w:tc>
+          <w:tcPr>
+            <w:tcW w:w="2993" w:type="dxa"/>
+            <w:vMerge/>
+          </w:tcPr>
+          <w:p>
+            <w:pPr>
+              <w:rPr>
+                <w:rFonts w:cstheme="minorHAnsi"/>
+              </w:rPr>
+            </w:pPr>
+          </w:p>
+        </w:tc>
+        <w:tc>
+          <w:tcPr>
+            <w:tcW w:w="3010" w:type="dxa"/>
+          </w:tcPr>
+          <w:p>
+            <w:pPr>
+              <w:rPr>
+                <w:rFonts w:cstheme="minorHAnsi"/>
+              </w:rPr>
+            </w:pPr>
+          </w:p>
+        </w:tc>
+        <w:tc>
+          <w:tcPr>
+            <w:tcW w:w="5162" w:type="dxa"/>
+          </w:tcPr>
+          <w:p>
+            <w:pPr>
+              <w:rPr>
+                <w:rFonts w:cstheme="minorHAnsi"/>
+              </w:rPr>
+            </w:pPr>
+          </w:p>
+        </w:tc>
+        <w:tc>
+          <w:tcPr>
+            <w:tcW w:w="571" w:type="dxa"/>
+          </w:tcPr>
+          <w:p>
+            <w:pPr>
+              <w:rPr>
+                <w:rFonts w:cstheme="minorHAnsi"/>
+              </w:rPr>
+            </w:pPr>
+          </w:p>
+        </w:tc>
+      </w:tr>
+      <w:tr>
+        <w:tc>
+          <w:tcPr>
+            <w:tcW w:w="2993" w:type="dxa"/>
+            <w:vMerge/>
+          </w:tcPr>
+          <w:p>
+            <w:pPr>
+              <w:rPr>
+                <w:rFonts w:cstheme="minorHAnsi"/>
+              </w:rPr>
+            </w:pPr>
+          </w:p>
+        </w:tc>
+        <w:tc>
+          <w:tcPr>
+            <w:tcW w:w="3010" w:type="dxa"/>
+          </w:tcPr>
+          <w:p>
+            <w:pPr>
+              <w:rPr>
+                <w:rFonts w:cstheme="minorHAnsi"/>
+              </w:rPr>
+            </w:pPr>
+          </w:p>
+        </w:tc>
+        <w:tc>
+          <w:tcPr>
+            <w:tcW w:w="5162" w:type="dxa"/>
+          </w:tcPr>
+          <w:p>
+            <w:pPr>
+              <w:rPr>
+                <w:rFonts w:cstheme="minorHAnsi"/>
+              </w:rPr>
+            </w:pPr>
+          </w:p>
+        </w:tc>
+        <w:tc>
+          <w:tcPr>
+            <w:tcW w:w="571" w:type="dxa"/>
+          </w:tcPr>
+          <w:p>
+            <w:pPr>
+              <w:rPr>
+                <w:rFonts w:cstheme="minorHAnsi"/>
+              </w:rPr>
+            </w:pPr>
+          </w:p>
+        </w:tc>
+      </w:tr>
+      <w:tr>
+        <w:tc>
+          <w:tcPr>
+            <w:tcW w:w="2993" w:type="dxa"/>
+            <w:vMerge/>
+          </w:tcPr>
+          <w:p>
+            <w:pPr>
+              <w:rPr>
+                <w:rFonts w:cstheme="minorHAnsi"/>
+              </w:rPr>
+            </w:pPr>
+          </w:p>
+        </w:tc>
+        <w:tc>
+          <w:tcPr>
+            <w:tcW w:w="3010" w:type="dxa"/>
+          </w:tcPr>
+          <w:p>
+            <w:pPr>
+              <w:rPr>
+                <w:rFonts w:cstheme="minorHAnsi"/>
+              </w:rPr>
+            </w:pPr>
+          </w:p>
+        </w:tc>
+        <w:tc>
+          <w:tcPr>
+            <w:tcW w:w="5162" w:type="dxa"/>
+          </w:tcPr>
+          <w:p>
+            <w:pPr>
+              <w:rPr>
+                <w:rFonts w:cstheme="minorHAnsi"/>
+              </w:rPr>
+            </w:pPr>
+          </w:p>
+        </w:tc>
+        <w:tc>
+          <w:tcPr>
+            <w:tcW w:w="571" w:type="dxa"/>
+          </w:tcPr>
+          <w:p>
+            <w:pPr>
+              <w:rPr>
+                <w:rFonts w:cstheme="minorHAnsi"/>
+              </w:rPr>
+            </w:pPr>
+          </w:p>
+        </w:tc>
+      </w:tr>
+      <w:tr>
+        <w:tc>
+          <w:tcPr>
+            <w:tcW w:w="2993" w:type="dxa"/>
+            <w:vMerge/>
+          </w:tcPr>
+          <w:p>
+            <w:pPr>
+              <w:rPr>
+                <w:rFonts w:cstheme="minorHAnsi"/>
+              </w:rPr>
+            </w:pPr>
+          </w:p>
+        </w:tc>
+        <w:tc>
+          <w:tcPr>
+            <w:tcW w:w="3010" w:type="dxa"/>
+          </w:tcPr>
+          <w:p>
+            <w:pPr>
+              <w:rPr>
+                <w:rFonts w:cstheme="minorHAnsi"/>
+              </w:rPr>
+            </w:pPr>
+          </w:p>
+        </w:tc>
+        <w:tc>
+          <w:tcPr>
+            <w:tcW w:w="5162" w:type="dxa"/>
+          </w:tcPr>
+          <w:p>
+            <w:pPr>
+              <w:rPr>
+                <w:rFonts w:cstheme="minorHAnsi"/>
+              </w:rPr>
+            </w:pPr>
+          </w:p>
+        </w:tc>
+        <w:tc>
+          <w:tcPr>
+            <w:tcW w:w="571" w:type="dxa"/>
+          </w:tcPr>
+          <w:p>
+            <w:pPr>
+              <w:rPr>
+                <w:rFonts w:cstheme="minorHAnsi"/>
+              </w:rPr>
+            </w:pPr>
+          </w:p>
+        </w:tc>
+      </w:tr>
+      <w:tr>
+        <w:tc>
+          <w:tcPr>
+            <w:tcW w:w="2993" w:type="dxa"/>
+          </w:tcPr>
+          <w:p>
+            <w:pPr>
+              <w:rPr>
+                <w:rFonts w:cstheme="minorHAnsi"/>
+              </w:rPr>
+            </w:pPr>
+          </w:p>
+        </w:tc>
+        <w:tc>
+          <w:tcPr>
+            <w:tcW w:w="3010" w:type="dxa"/>
+          </w:tcPr>
+          <w:p>
+            <w:pPr>
+              <w:rPr>
+                <w:rFonts w:cstheme="minorHAnsi"/>
+              </w:rPr>
+            </w:pPr>
+          </w:p>
+        </w:tc>
+        <w:tc>
+          <w:tcPr>
+            <w:tcW w:w="5162" w:type="dxa"/>
+          </w:tcPr>
+          <w:p>
+            <w:pPr>
+              <w:rPr>
+                <w:rFonts w:cstheme="minorHAnsi"/>
+              </w:rPr>
+            </w:pPr>
+          </w:p>
+        </w:tc>
+        <w:tc>
+          <w:tcPr>
+            <w:tcW w:w="571" w:type="dxa"/>
+          </w:tcPr>
+          <w:p>
+            <w:pPr>
+              <w:rPr>
+                <w:rFonts w:cstheme="minorHAnsi"/>
+              </w:rPr>
+            </w:pPr>
+          </w:p>
+        </w:tc>
+      </w:tr>
+      <w:tr>
+        <w:tc>
+          <w:tcPr>
+            <w:tcW w:w="2993" w:type="dxa"/>
+          </w:tcPr>
+          <w:p>
+            <w:pPr>
+              <w:rPr>
+                <w:rFonts w:cstheme="minorHAnsi"/>
+              </w:rPr>
+            </w:pPr>
+          </w:p>
+        </w:tc>
+        <w:tc>
+          <w:tcPr>
+            <w:tcW w:w="3010" w:type="dxa"/>
+          </w:tcPr>
+          <w:p>
+            <w:pPr>
+              <w:rPr>
+                <w:rFonts w:cstheme="minorHAnsi"/>
+              </w:rPr>
+            </w:pPr>
+          </w:p>
+        </w:tc>
+        <w:tc>
+          <w:tcPr>
+            <w:tcW w:w="5162" w:type="dxa"/>
+          </w:tcPr>
+          <w:p>
+            <w:pPr>
+              <w:rPr>
+                <w:rFonts w:cstheme="minorHAnsi"/>
+              </w:rPr>
+            </w:pPr>
+          </w:p>
+        </w:tc>
+        <w:tc>
+          <w:tcPr>
+            <w:tcW w:w="571" w:type="dxa"/>
+          </w:tcPr>
+          <w:p>
+            <w:pPr>
+              <w:rPr>
+                <w:rFonts w:cstheme="minorHAnsi"/>
+              </w:rPr>
+            </w:pPr>
+          </w:p>
+        </w:tc>
+      </w:tr>
+      <w:tr>
+        <w:tc>
+          <w:tcPr>
+            <w:tcW w:w="2993" w:type="dxa"/>
+            <w:vMerge w:val="restart"/>
+          </w:tcPr>
+          <w:p>
+            <w:pPr>
+              <w:rPr>
+                <w:rFonts w:cstheme="minorHAnsi"/>
+              </w:rPr>
+            </w:pPr>
+          </w:p>
+        </w:tc>
+        <w:tc>
+          <w:tcPr>
+            <w:tcW w:w="3010" w:type="dxa"/>
+          </w:tcPr>
+          <w:p>
+            <w:pPr>
+              <w:rPr>
+                <w:rFonts w:cstheme="minorHAnsi"/>
+              </w:rPr>
+            </w:pPr>
+          </w:p>
+        </w:tc>
+        <w:tc>
+          <w:tcPr>
+            <w:tcW w:w="5162" w:type="dxa"/>
+          </w:tcPr>
+          <w:p>
+            <w:pPr>
+              <w:rPr>
+                <w:rFonts w:cstheme="minorHAnsi"/>
+              </w:rPr>
+            </w:pPr>
+          </w:p>
+        </w:tc>
+        <w:tc>
+          <w:tcPr>
+            <w:tcW w:w="571" w:type="dxa"/>
+          </w:tcPr>
+          <w:p>
+            <w:pPr>
+              <w:rPr>
+                <w:rFonts w:cstheme="minorHAnsi"/>
+              </w:rPr>
+            </w:pPr>
+          </w:p>
+        </w:tc>
+      </w:tr>
+      <w:tr>
+        <w:tc>
+          <w:tcPr>
+            <w:tcW w:w="2993" w:type="dxa"/>
+            <w:vMerge/>
+          </w:tcPr>
+          <w:p>
+            <w:pPr>
+              <w:rPr>
+                <w:rFonts w:cstheme="minorHAnsi"/>
+              </w:rPr>
+            </w:pPr>
+          </w:p>
+        </w:tc>
+        <w:tc>
+          <w:tcPr>
+            <w:tcW w:w="3010" w:type="dxa"/>
+          </w:tcPr>
+          <w:p>
+            <w:pPr>
+              <w:rPr>
+                <w:rFonts w:cstheme="minorHAnsi"/>
+              </w:rPr>
+            </w:pPr>
+          </w:p>
+        </w:tc>
+        <w:tc>
+          <w:tcPr>
+            <w:tcW w:w="5162" w:type="dxa"/>
+          </w:tcPr>
+          <w:p>
+            <w:pPr>
+              <w:rPr>
+                <w:rFonts w:cstheme="minorHAnsi"/>
+              </w:rPr>
+            </w:pPr>
+          </w:p>
+        </w:tc>
+        <w:tc>
+          <w:tcPr>
+            <w:tcW w:w="571" w:type="dxa"/>
+          </w:tcPr>
+          <w:p>
+            <w:pPr>
+              <w:rPr>
+                <w:rFonts w:cstheme="minorHAnsi"/>
+              </w:rPr>
+            </w:pPr>
+          </w:p>
+        </w:tc>
+      </w:tr>
+      <w:tr>
+        <w:tc>
+          <w:tcPr>
+            <w:tcW w:w="2993" w:type="dxa"/>
+            <w:vMerge w:val="restart"/>
+          </w:tcPr>
+          <w:p>
+            <w:pPr>
+              <w:rPr>
+                <w:rFonts w:cstheme="minorHAnsi"/>
+              </w:rPr>
+            </w:pPr>
+          </w:p>
+        </w:tc>
+        <w:tc>
+          <w:tcPr>
+            <w:tcW w:w="3010" w:type="dxa"/>
+          </w:tcPr>
+          <w:p>
+            <w:pPr>
+              <w:rPr>
+                <w:rFonts w:cstheme="minorHAnsi"/>
+              </w:rPr>
+            </w:pPr>
+          </w:p>
+        </w:tc>
+        <w:tc>
+          <w:tcPr>
+            <w:tcW w:w="5162" w:type="dxa"/>
+          </w:tcPr>
+          <w:p>
+            <w:pPr>
+              <w:rPr>
+                <w:rFonts w:cstheme="minorHAnsi"/>
+              </w:rPr>
+            </w:pPr>
+          </w:p>
+        </w:tc>
+        <w:tc>
+          <w:tcPr>
+            <w:tcW w:w="571" w:type="dxa"/>
+          </w:tcPr>
+          <w:p>
+            <w:pPr>
+              <w:rPr>
+                <w:rFonts w:cstheme="minorHAnsi"/>
+              </w:rPr>
+            </w:pPr>
+          </w:p>
+        </w:tc>
+      </w:tr>
+      <w:tr>
+        <w:tc>
+          <w:tcPr>
+            <w:tcW w:w="2993" w:type="dxa"/>
+            <w:vMerge/>
+          </w:tcPr>
+          <w:p>
+            <w:pPr>
+              <w:rPr>
+                <w:rFonts w:cstheme="minorHAnsi"/>
+              </w:rPr>
+            </w:pPr>
+          </w:p>
+        </w:tc>
+        <w:tc>
+          <w:tcPr>
+            <w:tcW w:w="3010" w:type="dxa"/>
+          </w:tcPr>
+          <w:p>
+            <w:pPr>
+              <w:rPr>
+                <w:rFonts w:cstheme="minorHAnsi"/>
+              </w:rPr>
+            </w:pPr>
+          </w:p>
+        </w:tc>
+        <w:tc>
+          <w:tcPr>
+            <w:tcW w:w="5162" w:type="dxa"/>
+          </w:tcPr>
+          <w:p>
+            <w:pPr>
+              <w:rPr>
+                <w:rFonts w:cstheme="minorHAnsi"/>
+              </w:rPr>
+            </w:pPr>
+          </w:p>
+        </w:tc>
+        <w:tc>
+          <w:tcPr>
+            <w:tcW w:w="571" w:type="dxa"/>
+          </w:tcPr>
+          <w:p>
+            <w:pPr>
+              <w:rPr>
+                <w:rFonts w:cstheme="minorHAnsi"/>
+              </w:rPr>
+            </w:pPr>
+          </w:p>
+        </w:tc>
+      </w:tr>
+      <w:tr>
+        <w:tc>
+          <w:tcPr>
+            <w:tcW w:w="2993" w:type="dxa"/>
+            <w:vMerge w:val="restart"/>
+          </w:tcPr>
+          <w:p>
+            <w:pPr>
+              <w:rPr>
+                <w:rFonts w:cstheme="minorHAnsi"/>
+              </w:rPr>
+            </w:pPr>
+          </w:p>
+        </w:tc>
+        <w:tc>
+          <w:tcPr>
+            <w:tcW w:w="3010" w:type="dxa"/>
+          </w:tcPr>
+          <w:p>
+            <w:pPr>
+              <w:rPr>
+                <w:rFonts w:cstheme="minorHAnsi"/>
+              </w:rPr>
+            </w:pPr>
+          </w:p>
+        </w:tc>
+        <w:tc>
+          <w:tcPr>
+            <w:tcW w:w="5162" w:type="dxa"/>
+          </w:tcPr>
+          <w:p>
+            <w:pPr>
+              <w:rPr>
+                <w:rFonts w:cstheme="minorHAnsi"/>
+              </w:rPr>
+            </w:pPr>
+          </w:p>
+        </w:tc>
+        <w:tc>
+          <w:tcPr>
+            <w:tcW w:w="571" w:type="dxa"/>
+          </w:tcPr>
+          <w:p>
+            <w:pPr>
+              <w:rPr>
+                <w:rFonts w:cstheme="minorHAnsi"/>
+              </w:rPr>
+            </w:pPr>
+          </w:p>
+        </w:tc>
+      </w:tr>
+      <w:tr>
+        <w:tc>
+          <w:tcPr>
+            <w:tcW w:w="2993" w:type="dxa"/>
+            <w:vMerge/>
+          </w:tcPr>
+          <w:p>
+            <w:pPr>
+              <w:rPr>
+                <w:rFonts w:cstheme="minorHAnsi"/>
+              </w:rPr>
+            </w:pPr>
+          </w:p>
+        </w:tc>
+        <w:tc>
+          <w:tcPr>
+            <w:tcW w:w="3010" w:type="dxa"/>
+          </w:tcPr>
+          <w:p>
+            <w:pPr>
+              <w:rPr>
+                <w:rFonts w:cstheme="minorHAnsi"/>
+              </w:rPr>
+            </w:pPr>
+          </w:p>
+        </w:tc>
+        <w:tc>
+          <w:tcPr>
+            <w:tcW w:w="5162" w:type="dxa"/>
+          </w:tcPr>
+          <w:p>
+            <w:pPr>
+              <w:rPr>
+                <w:rFonts w:cstheme="minorHAnsi"/>
+              </w:rPr>
+            </w:pPr>
+          </w:p>
+        </w:tc>
+        <w:tc>
+          <w:tcPr>
+            <w:tcW w:w="571" w:type="dxa"/>
+          </w:tcPr>
+          <w:p>
+            <w:pPr>
+              <w:rPr>
+                <w:rFonts w:cstheme="minorHAnsi"/>
+              </w:rPr>
+            </w:pPr>
+          </w:p>
+        </w:tc>
+      </w:tr>
+    </w:tbl>
+    <w:p>
+      <w:pPr>
+        <w:rPr>
+          <w:rFonts w:cstheme="minorHAnsi"/>
+        </w:rPr>
+      </w:pPr>
+    </w:p>
+    <w:p>
+      <w:pPr>
+        <w:rPr>
+          <w:rFonts w:cstheme="minorHAnsi"/>
+        </w:rPr>
+      </w:pPr>
+      <w:r>
+        <w:rPr>
+          <w:rFonts w:cstheme="minorHAnsi"/>
+        </w:rPr>
+        <w:br w:type="page"/>
+      </w:r>
+    </w:p>
+    <w:p>
+      <w:pPr>
+        <w:rPr>
+          <w:rFonts w:cstheme="minorHAnsi"/>
+        </w:rPr>
+      </w:pPr>
     </w:p>
     <w:bookmarkEnd w:id="0"/>
     <w:p>
@@ -664,24 +2143,6 @@
           </w:tcPr>
           <w:p>
             <w:pPr>
-              <w:rPr>
-                <w:rFonts w:cstheme="minorHAnsi"/>
-              </w:rPr>
-            </w:pPr>
-            <w:r>
-              <w:rPr>
-                <w:rFonts w:cstheme="minorHAnsi"/>
-              </w:rPr>
-              <w:t>Zombie tunnel</w:t>
-            </w:r>
-          </w:p>
-        </w:tc>
-        <w:tc>
-          <w:tcPr>
-            <w:tcW w:w="5958" w:type="dxa"/>
-          </w:tcPr>
-          <w:p>
-            <w:pPr>
               <w:pStyle w:val="ListParagraph"/>
               <w:numPr>
                 <w:ilvl w:val="0"/>
@@ -692,15 +2153,51 @@
               </w:rPr>
             </w:pPr>
             <w:r>
-              <w:t>First Dungeon (+1 All Stats)</w:t>
-            </w:r>
-          </w:p>
+              <w:rPr>
+                <w:rFonts w:cstheme="minorHAnsi"/>
+              </w:rPr>
+              <w:br/>
+              <w:t>(</w:t>
+            </w:r>
+            <w:r>
+              <w:rPr>
+                <w:rFonts w:cstheme="minorHAnsi"/>
+              </w:rPr>
+              <w:t>Zombie tunnel</w:t>
+            </w:r>
+            <w:r>
+              <w:rPr>
+                <w:rFonts w:cstheme="minorHAnsi"/>
+              </w:rPr>
+              <w:t>)</w:t>
+            </w:r>
+          </w:p>
+        </w:tc>
+        <w:tc>
+          <w:tcPr>
+            <w:tcW w:w="5958" w:type="dxa"/>
+          </w:tcPr>
           <w:p>
             <w:pPr>
               <w:pStyle w:val="ListParagraph"/>
               <w:numPr>
                 <w:ilvl w:val="0"/>
-                <w:numId w:val="11"/>
+                <w:numId w:val="17"/>
+              </w:numPr>
+              <w:rPr>
+                <w:rFonts w:cstheme="minorHAnsi"/>
+              </w:rPr>
+            </w:pPr>
+            <w:r>
+              <w:t>First Dungeon (+1 All Stats)</w:t>
+            </w:r>
+          </w:p>
+          <w:p>
+            <w:pPr>
+              <w:pStyle w:val="ListParagraph"/>
+              <w:numPr>
+                <w:ilvl w:val="0"/>
+                <w:numId w:val="17"/>
               </w:numPr>
               <w:tabs>
                 <w:tab w:val="left" w:pos="2206"/>
@@ -722,101 +2219,120 @@
               <w:t>For exceptional performance</w:t>
             </w:r>
           </w:p>
-        </w:tc>
-      </w:tr>
-      <w:tr>
-        <w:tc>
-          <w:tcPr>
-            <w:tcW w:w="2518" w:type="dxa"/>
-          </w:tcPr>
-          <w:p>
-            <w:pPr>
-              <w:rPr>
-                <w:rFonts w:cstheme="minorHAnsi"/>
-              </w:rPr>
-            </w:pPr>
-            <w:r>
-              <w:rPr>
-                <w:rFonts w:cstheme="minorHAnsi"/>
-              </w:rPr>
-              <w:t>2</w:t>
-            </w:r>
-          </w:p>
-        </w:tc>
-        <w:tc>
-          <w:tcPr>
-            <w:tcW w:w="3260" w:type="dxa"/>
-          </w:tcPr>
           <w:p>
             <w:pPr>
               <w:pStyle w:val="ListParagraph"/>
               <w:numPr>
                 <w:ilvl w:val="0"/>
-                <w:numId w:val="12"/>
+                <w:numId w:val="17"/>
               </w:numPr>
-              <w:rPr>
-                <w:rFonts w:cstheme="minorHAnsi"/>
-              </w:rPr>
-            </w:pPr>
-            <w:r>
-              <w:rPr>
-                <w:rFonts w:cstheme="minorHAnsi"/>
-              </w:rPr>
-              <w:t>Annie’s Village</w:t>
-            </w:r>
-            <w:r>
-              <w:rPr>
-                <w:rFonts w:cstheme="minorHAnsi"/>
-              </w:rPr>
-              <w:t xml:space="preserve"> dungeon</w:t>
-            </w:r>
-          </w:p>
+              <w:tabs>
+                <w:tab w:val="left" w:pos="2206"/>
+              </w:tabs>
+              <w:rPr>
+                <w:rFonts w:cstheme="minorHAnsi"/>
+              </w:rPr>
+            </w:pPr>
+            <w:r>
+              <w:rPr>
+                <w:rFonts w:cstheme="minorHAnsi"/>
+              </w:rPr>
+              <w:t>c</w:t>
+            </w:r>
+          </w:p>
+        </w:tc>
+      </w:tr>
+      <w:tr>
+        <w:tc>
+          <w:tcPr>
+            <w:tcW w:w="2518" w:type="dxa"/>
+          </w:tcPr>
+          <w:p>
+            <w:pPr>
+              <w:rPr>
+                <w:rFonts w:cstheme="minorHAnsi"/>
+              </w:rPr>
+            </w:pPr>
+            <w:r>
+              <w:rPr>
+                <w:rFonts w:cstheme="minorHAnsi"/>
+              </w:rPr>
+              <w:t>2</w:t>
+            </w:r>
+          </w:p>
+        </w:tc>
+        <w:tc>
+          <w:tcPr>
+            <w:tcW w:w="3260" w:type="dxa"/>
+          </w:tcPr>
           <w:p>
             <w:pPr>
               <w:pStyle w:val="ListParagraph"/>
               <w:numPr>
                 <w:ilvl w:val="0"/>
-                <w:numId w:val="12"/>
+                <w:numId w:val="15"/>
               </w:numPr>
               <w:rPr>
                 <w:rFonts w:cstheme="minorHAnsi"/>
               </w:rPr>
             </w:pPr>
             <w:r>
-              <w:lastRenderedPageBreak/>
-              <w:t xml:space="preserve">Royal Palace of </w:t>
-            </w:r>
-            <w:proofErr w:type="spellStart"/>
-            <w:r>
-              <w:t>Alock</w:t>
-            </w:r>
-            <w:proofErr w:type="spellEnd"/>
-            <w:r>
-              <w:t xml:space="preserve"> the Great,</w:t>
-            </w:r>
-            <w:r>
-              <w:br/>
-              <w:t>Ruler of the World</w:t>
-            </w:r>
-          </w:p>
-        </w:tc>
-        <w:tc>
-          <w:tcPr>
-            <w:tcW w:w="5958" w:type="dxa"/>
-          </w:tcPr>
+              <w:rPr>
+                <w:rFonts w:cstheme="minorHAnsi"/>
+              </w:rPr>
+              <w:t>Annie’s Village</w:t>
+            </w:r>
+            <w:r>
+              <w:rPr>
+                <w:rFonts w:cstheme="minorHAnsi"/>
+              </w:rPr>
+              <w:t xml:space="preserve"> dungeon</w:t>
+            </w:r>
+          </w:p>
           <w:p>
             <w:pPr>
               <w:pStyle w:val="ListParagraph"/>
               <w:numPr>
                 <w:ilvl w:val="0"/>
-                <w:numId w:val="12"/>
+                <w:numId w:val="15"/>
               </w:numPr>
               <w:rPr>
                 <w:rFonts w:cstheme="minorHAnsi"/>
               </w:rPr>
             </w:pPr>
             <w:r>
-              <w:lastRenderedPageBreak/>
+              <w:t xml:space="preserve">Royal Palace of </w:t>
+            </w:r>
+            <w:proofErr w:type="spellStart"/>
+            <w:r>
+              <w:t>Alock</w:t>
+            </w:r>
+            <w:proofErr w:type="spellEnd"/>
+            <w:r>
+              <w:t xml:space="preserve"> the Great,</w:t>
+            </w:r>
+            <w:r>
+              <w:br/>
+              <w:t>Ruler of the World</w:t>
+            </w:r>
+          </w:p>
+        </w:tc>
+        <w:tc>
+          <w:tcPr>
+            <w:tcW w:w="5958" w:type="dxa"/>
+          </w:tcPr>
+          <w:p>
+            <w:pPr>
+              <w:pStyle w:val="ListParagraph"/>
+              <w:numPr>
+                <w:ilvl w:val="0"/>
+                <w:numId w:val="18"/>
+              </w:numPr>
+              <w:rPr>
+                <w:rFonts w:cstheme="minorHAnsi"/>
+              </w:rPr>
+            </w:pPr>
+            <w:r>
               <w:t xml:space="preserve">Dungeon Conqueror 2 </w:t>
             </w:r>
             <w:r>
@@ -840,7 +2356,6 @@
               <w:rPr>
                 <w:rFonts w:cstheme="minorHAnsi"/>
               </w:rPr>
-              <w:lastRenderedPageBreak/>
               <w:t>4</w:t>
             </w:r>
           </w:p>
@@ -851,6 +2366,47 @@
           </w:tcPr>
           <w:p>
             <w:pPr>
+              <w:pStyle w:val="ListParagraph"/>
+              <w:numPr>
+                <w:ilvl w:val="0"/>
+                <w:numId w:val="16"/>
+              </w:numPr>
+              <w:rPr>
+                <w:rFonts w:cstheme="minorHAnsi"/>
+              </w:rPr>
+            </w:pPr>
+          </w:p>
+          <w:p>
+            <w:pPr>
+              <w:pStyle w:val="ListParagraph"/>
+              <w:numPr>
+                <w:ilvl w:val="0"/>
+                <w:numId w:val="16"/>
+              </w:numPr>
+              <w:rPr>
+                <w:rFonts w:cstheme="minorHAnsi"/>
+              </w:rPr>
+            </w:pPr>
+          </w:p>
+          <w:p>
+            <w:pPr>
+              <w:pStyle w:val="ListParagraph"/>
+              <w:numPr>
+                <w:ilvl w:val="0"/>
+                <w:numId w:val="16"/>
+              </w:numPr>
+              <w:rPr>
+                <w:rFonts w:cstheme="minorHAnsi"/>
+              </w:rPr>
+            </w:pPr>
+          </w:p>
+          <w:p>
+            <w:pPr>
+              <w:pStyle w:val="ListParagraph"/>
+              <w:numPr>
+                <w:ilvl w:val="0"/>
+                <w:numId w:val="16"/>
+              </w:numPr>
               <w:rPr>
                 <w:rFonts w:cstheme="minorHAnsi"/>
               </w:rPr>
@@ -863,6 +2419,11 @@
           </w:tcPr>
           <w:p>
             <w:pPr>
+              <w:pStyle w:val="ListParagraph"/>
+              <w:numPr>
+                <w:ilvl w:val="0"/>
+                <w:numId w:val="19"/>
+              </w:numPr>
               <w:rPr>
                 <w:rFonts w:cstheme="minorHAnsi"/>
               </w:rPr>
@@ -1160,6 +2721,7 @@
         <w:rPr>
           <w:rFonts w:asciiTheme="minorHAnsi" w:hAnsiTheme="minorHAnsi" w:cstheme="minorHAnsi"/>
         </w:rPr>
+        <w:lastRenderedPageBreak/>
         <w:t>Winthrop Family</w:t>
       </w:r>
       <w:r>
@@ -1809,7 +3371,6 @@
                 <w:b/>
                 <w:bCs/>
               </w:rPr>
-              <w:lastRenderedPageBreak/>
               <w:t>Interior Space:</w:t>
             </w:r>
             <w:r>
@@ -2163,7 +3724,6 @@
               <w:rPr>
                 <w:rFonts w:asciiTheme="minorHAnsi" w:hAnsiTheme="minorHAnsi" w:cstheme="minorHAnsi"/>
               </w:rPr>
-              <w:lastRenderedPageBreak/>
               <w:t xml:space="preserve">Population: </w:t>
             </w:r>
             <w:r>
@@ -2260,24 +3820,24 @@
               <w:rPr>
                 <w:rFonts w:asciiTheme="minorHAnsi" w:hAnsiTheme="minorHAnsi" w:cstheme="minorHAnsi"/>
               </w:rPr>
+              <w:t>Rock Ledge</w:t>
+            </w:r>
+          </w:p>
+          <w:p>
+            <w:pPr>
+              <w:rPr>
+                <w:rFonts w:asciiTheme="minorHAnsi" w:hAnsiTheme="minorHAnsi" w:cstheme="minorHAnsi"/>
+              </w:rPr>
+            </w:pPr>
+          </w:p>
+          <w:p>
+            <w:pPr>
+              <w:rPr>
+                <w:rFonts w:asciiTheme="minorHAnsi" w:hAnsiTheme="minorHAnsi" w:cstheme="minorHAnsi"/>
+              </w:rPr>
+            </w:pPr>
+            <w:r>
               <w:lastRenderedPageBreak/>
-              <w:t>Rock Ledge</w:t>
-            </w:r>
-          </w:p>
-          <w:p>
-            <w:pPr>
-              <w:rPr>
-                <w:rFonts w:asciiTheme="minorHAnsi" w:hAnsiTheme="minorHAnsi" w:cstheme="minorHAnsi"/>
-              </w:rPr>
-            </w:pPr>
-          </w:p>
-          <w:p>
-            <w:pPr>
-              <w:rPr>
-                <w:rFonts w:asciiTheme="minorHAnsi" w:hAnsiTheme="minorHAnsi" w:cstheme="minorHAnsi"/>
-              </w:rPr>
-            </w:pPr>
-            <w:r>
               <w:t>Dragon Castle</w:t>
             </w:r>
           </w:p>
@@ -2288,12 +3848,14 @@
           </w:tcPr>
           <w:p>
             <w:r>
+              <w:lastRenderedPageBreak/>
               <w:t>500m wide and 40m deep</w:t>
             </w:r>
           </w:p>
           <w:p/>
           <w:p>
             <w:r>
+              <w:lastRenderedPageBreak/>
               <w:t>40m to top</w:t>
             </w:r>
           </w:p>
@@ -2338,6 +3900,7 @@
               <w:rPr>
                 <w:rFonts w:asciiTheme="minorHAnsi" w:hAnsiTheme="minorHAnsi" w:cstheme="minorHAnsi"/>
               </w:rPr>
+              <w:lastRenderedPageBreak/>
               <w:t>Luke Winthrop</w:t>
             </w:r>
           </w:p>
@@ -2422,11 +3985,7 @@
               <w:t xml:space="preserve">Conceived: </w:t>
             </w:r>
             <w:r>
-              <w:t xml:space="preserve">August </w:t>
-            </w:r>
-            <w:r>
-              <w:lastRenderedPageBreak/>
-              <w:t>17, 2057</w:t>
+              <w:t>August 17, 2057</w:t>
             </w:r>
           </w:p>
           <w:p>
@@ -2467,48 +4026,881 @@
           <w:tcPr>
             <w:tcW w:w="5855" w:type="dxa"/>
           </w:tcPr>
-          <w:p>
-            <w:pPr>
-              <w:pStyle w:val="Quote2"/>
-              <w:tabs>
-                <w:tab w:val="left" w:pos="1843"/>
-              </w:tabs>
-              <w:spacing w:after="0"/>
-              <w:ind w:left="0"/>
-              <w:rPr>
-                <w:rFonts w:asciiTheme="minorHAnsi" w:hAnsiTheme="minorHAnsi" w:cstheme="minorHAnsi"/>
-                <w:b/>
-                <w:bCs/>
+          <w:p/>
+          <w:p>
+            <w:pPr>
+              <w:pStyle w:val="StatusUser"/>
+              <w:rPr>
                 <w:u w:val="single"/>
               </w:rPr>
             </w:pPr>
             <w:r>
               <w:rPr>
-                <w:rFonts w:asciiTheme="minorHAnsi" w:hAnsiTheme="minorHAnsi" w:cstheme="minorHAnsi"/>
-                <w:b/>
-                <w:bCs/>
                 <w:u w:val="single"/>
               </w:rPr>
-              <w:lastRenderedPageBreak/>
-              <w:t>Stats -</w:t>
-            </w:r>
-            <w:r>
-              <w:rPr>
-                <w:rFonts w:asciiTheme="minorHAnsi" w:hAnsiTheme="minorHAnsi" w:cstheme="minorHAnsi"/>
-                <w:b/>
-                <w:bCs/>
-                <w:u w:val="single"/>
-              </w:rPr>
-              <w:t xml:space="preserve"> Luke</w:t>
-            </w:r>
-            <w:r>
-              <w:rPr>
-                <w:rFonts w:asciiTheme="minorHAnsi" w:hAnsiTheme="minorHAnsi" w:cstheme="minorHAnsi"/>
-                <w:b/>
-                <w:bCs/>
-                <w:u w:val="single"/>
-              </w:rPr>
-              <w:t>:</w:t>
+              <w:t>Stats - Luke:</w:t>
+            </w:r>
+          </w:p>
+          <w:p>
+            <w:pPr>
+              <w:pStyle w:val="StatusUser"/>
+              <w:rPr>
+                <w:rFonts w:eastAsia="Calibri"/>
+              </w:rPr>
+            </w:pPr>
+            <w:r>
+              <w:rPr>
+                <w:rFonts w:eastAsia="Calibri"/>
+              </w:rPr>
+              <w:t>Agility:</w:t>
+            </w:r>
+            <w:r>
+              <w:rPr>
+                <w:rFonts w:eastAsia="Calibri"/>
+              </w:rPr>
+              <w:tab/>
+            </w:r>
+            <w:r>
+              <w:rPr>
+                <w:rFonts w:eastAsia="Calibri"/>
+              </w:rPr>
+              <w:t>45</w:t>
+            </w:r>
+            <w:r>
+              <w:rPr>
+                <w:rFonts w:eastAsia="Calibri"/>
+              </w:rPr>
+              <w:tab/>
+            </w:r>
+            <w:r>
+              <w:rPr>
+                <w:rFonts w:eastAsia="Calibri"/>
+              </w:rPr>
+              <w:t>-&gt; (4</w:t>
+            </w:r>
+            <w:r>
+              <w:rPr>
+                <w:rFonts w:eastAsia="Calibri"/>
+              </w:rPr>
+              <w:t xml:space="preserve">5 </w:t>
+            </w:r>
+            <w:r>
+              <w:rPr>
+                <w:rFonts w:eastAsia="Calibri"/>
+              </w:rPr>
+              <w:t>+</w:t>
+            </w:r>
+            <w:r>
+              <w:rPr>
+                <w:rFonts w:eastAsia="Calibri"/>
+              </w:rPr>
+              <w:t xml:space="preserve"> </w:t>
+            </w:r>
+            <w:r>
+              <w:rPr>
+                <w:rFonts w:eastAsia="Calibri"/>
+              </w:rPr>
+              <w:t>13)</w:t>
+            </w:r>
+            <w:r>
+              <w:rPr>
+                <w:rFonts w:eastAsia="Calibri"/>
+              </w:rPr>
+              <w:t xml:space="preserve"> </w:t>
+            </w:r>
+            <w:r>
+              <w:rPr>
+                <w:rFonts w:eastAsia="Calibri"/>
+              </w:rPr>
+              <w:t>*</w:t>
+            </w:r>
+            <w:r>
+              <w:rPr>
+                <w:rFonts w:eastAsia="Calibri"/>
+              </w:rPr>
+              <w:t xml:space="preserve"> </w:t>
+            </w:r>
+            <w:r>
+              <w:rPr>
+                <w:rFonts w:eastAsia="Calibri"/>
+              </w:rPr>
+              <w:t xml:space="preserve">2 = </w:t>
+            </w:r>
+            <w:r>
+              <w:rPr>
+                <w:rFonts w:eastAsia="Calibri"/>
+              </w:rPr>
+              <w:t>116</w:t>
+            </w:r>
+          </w:p>
+          <w:p>
+            <w:pPr>
+              <w:pStyle w:val="StatusUser"/>
+              <w:rPr>
+                <w:rFonts w:eastAsia="Calibri"/>
+              </w:rPr>
+            </w:pPr>
+            <w:r>
+              <w:rPr>
+                <w:rFonts w:eastAsia="Calibri"/>
+              </w:rPr>
+              <w:t>Strength:</w:t>
+            </w:r>
+            <w:r>
+              <w:rPr>
+                <w:rFonts w:eastAsia="Calibri"/>
+              </w:rPr>
+              <w:tab/>
+            </w:r>
+            <w:r>
+              <w:rPr>
+                <w:rFonts w:eastAsia="Calibri"/>
+              </w:rPr>
+              <w:t>40 + 5</w:t>
+            </w:r>
+            <w:r>
+              <w:rPr>
+                <w:rFonts w:eastAsia="Calibri"/>
+              </w:rPr>
+              <w:tab/>
+            </w:r>
+            <w:r>
+              <w:rPr>
+                <w:rFonts w:eastAsia="Calibri"/>
+              </w:rPr>
+              <w:t>-&gt; (</w:t>
+            </w:r>
+            <w:r>
+              <w:rPr>
+                <w:rFonts w:eastAsia="Calibri"/>
+              </w:rPr>
+              <w:t xml:space="preserve">40 </w:t>
+            </w:r>
+            <w:r>
+              <w:rPr>
+                <w:rFonts w:eastAsia="Calibri"/>
+              </w:rPr>
+              <w:t>+</w:t>
+            </w:r>
+            <w:r>
+              <w:rPr>
+                <w:rFonts w:eastAsia="Calibri"/>
+              </w:rPr>
+              <w:t xml:space="preserve"> </w:t>
+            </w:r>
+            <w:r>
+              <w:rPr>
+                <w:rFonts w:eastAsia="Calibri"/>
+              </w:rPr>
+              <w:t>13)</w:t>
+            </w:r>
+            <w:r>
+              <w:rPr>
+                <w:rFonts w:eastAsia="Calibri"/>
+              </w:rPr>
+              <w:t xml:space="preserve"> </w:t>
+            </w:r>
+            <w:r>
+              <w:rPr>
+                <w:rFonts w:eastAsia="Calibri"/>
+              </w:rPr>
+              <w:t>*</w:t>
+            </w:r>
+            <w:r>
+              <w:rPr>
+                <w:rFonts w:eastAsia="Calibri"/>
+              </w:rPr>
+              <w:t xml:space="preserve"> </w:t>
+            </w:r>
+            <w:r>
+              <w:rPr>
+                <w:rFonts w:eastAsia="Calibri"/>
+              </w:rPr>
+              <w:t xml:space="preserve">2 = </w:t>
+            </w:r>
+            <w:r>
+              <w:rPr>
+                <w:rFonts w:eastAsia="Calibri"/>
+              </w:rPr>
+              <w:t>106</w:t>
+            </w:r>
+          </w:p>
+          <w:p>
+            <w:pPr>
+              <w:pStyle w:val="StatusUser"/>
+              <w:rPr>
+                <w:rFonts w:eastAsia="Calibri"/>
+              </w:rPr>
+            </w:pPr>
+            <w:r>
+              <w:rPr>
+                <w:rFonts w:eastAsia="Calibri"/>
+              </w:rPr>
+              <w:t>Constitution:</w:t>
+            </w:r>
+            <w:r>
+              <w:rPr>
+                <w:rFonts w:eastAsia="Calibri"/>
+              </w:rPr>
+              <w:tab/>
+              <w:t>50</w:t>
+            </w:r>
+            <w:r>
+              <w:rPr>
+                <w:rFonts w:eastAsia="Calibri"/>
+              </w:rPr>
+              <w:t xml:space="preserve"> + 5</w:t>
+            </w:r>
+            <w:r>
+              <w:rPr>
+                <w:rFonts w:eastAsia="Calibri"/>
+              </w:rPr>
+              <w:tab/>
+            </w:r>
+            <w:r>
+              <w:rPr>
+                <w:rFonts w:eastAsia="Calibri"/>
+              </w:rPr>
+              <w:t>-&gt; (5</w:t>
+            </w:r>
+            <w:r>
+              <w:rPr>
+                <w:rFonts w:eastAsia="Calibri"/>
+              </w:rPr>
+              <w:t xml:space="preserve">5 </w:t>
+            </w:r>
+            <w:r>
+              <w:rPr>
+                <w:rFonts w:eastAsia="Calibri"/>
+              </w:rPr>
+              <w:t>+</w:t>
+            </w:r>
+            <w:r>
+              <w:rPr>
+                <w:rFonts w:eastAsia="Calibri"/>
+              </w:rPr>
+              <w:t xml:space="preserve"> </w:t>
+            </w:r>
+            <w:r>
+              <w:rPr>
+                <w:rFonts w:eastAsia="Calibri"/>
+              </w:rPr>
+              <w:t>13)</w:t>
+            </w:r>
+            <w:r>
+              <w:rPr>
+                <w:rFonts w:eastAsia="Calibri"/>
+              </w:rPr>
+              <w:t xml:space="preserve"> </w:t>
+            </w:r>
+            <w:r>
+              <w:rPr>
+                <w:rFonts w:eastAsia="Calibri"/>
+              </w:rPr>
+              <w:t>*</w:t>
+            </w:r>
+            <w:r>
+              <w:rPr>
+                <w:rFonts w:eastAsia="Calibri"/>
+              </w:rPr>
+              <w:t xml:space="preserve"> </w:t>
+            </w:r>
+            <w:r>
+              <w:rPr>
+                <w:rFonts w:eastAsia="Calibri"/>
+              </w:rPr>
+              <w:t>2 = 1</w:t>
+            </w:r>
+            <w:r>
+              <w:rPr>
+                <w:rFonts w:eastAsia="Calibri"/>
+              </w:rPr>
+              <w:t>3</w:t>
+            </w:r>
+            <w:r>
+              <w:rPr>
+                <w:rFonts w:eastAsia="Calibri"/>
+              </w:rPr>
+              <w:t>6</w:t>
+            </w:r>
+          </w:p>
+          <w:p>
+            <w:pPr>
+              <w:pStyle w:val="StatusUser"/>
+              <w:rPr>
+                <w:rFonts w:eastAsia="Calibri"/>
+              </w:rPr>
+            </w:pPr>
+            <w:r>
+              <w:rPr>
+                <w:rFonts w:eastAsia="Calibri"/>
+              </w:rPr>
+              <w:t>Stamina:</w:t>
+            </w:r>
+            <w:r>
+              <w:rPr>
+                <w:rFonts w:eastAsia="Calibri"/>
+              </w:rPr>
+              <w:tab/>
+              <w:t>40</w:t>
+            </w:r>
+            <w:r>
+              <w:rPr>
+                <w:rFonts w:eastAsia="Calibri"/>
+              </w:rPr>
+              <w:tab/>
+            </w:r>
+            <w:r>
+              <w:rPr>
+                <w:rFonts w:eastAsia="Calibri"/>
+              </w:rPr>
+              <w:t>-&gt; (40</w:t>
+            </w:r>
+            <w:r>
+              <w:rPr>
+                <w:rFonts w:eastAsia="Calibri"/>
+              </w:rPr>
+              <w:t xml:space="preserve"> </w:t>
+            </w:r>
+            <w:r>
+              <w:rPr>
+                <w:rFonts w:eastAsia="Calibri"/>
+              </w:rPr>
+              <w:t>+</w:t>
+            </w:r>
+            <w:r>
+              <w:rPr>
+                <w:rFonts w:eastAsia="Calibri"/>
+              </w:rPr>
+              <w:t xml:space="preserve"> </w:t>
+            </w:r>
+            <w:r>
+              <w:rPr>
+                <w:rFonts w:eastAsia="Calibri"/>
+              </w:rPr>
+              <w:t>13)</w:t>
+            </w:r>
+            <w:r>
+              <w:rPr>
+                <w:rFonts w:eastAsia="Calibri"/>
+              </w:rPr>
+              <w:t xml:space="preserve"> </w:t>
+            </w:r>
+            <w:r>
+              <w:rPr>
+                <w:rFonts w:eastAsia="Calibri"/>
+              </w:rPr>
+              <w:t>*</w:t>
+            </w:r>
+            <w:r>
+              <w:rPr>
+                <w:rFonts w:eastAsia="Calibri"/>
+              </w:rPr>
+              <w:t xml:space="preserve"> </w:t>
+            </w:r>
+            <w:r>
+              <w:rPr>
+                <w:rFonts w:eastAsia="Calibri"/>
+              </w:rPr>
+              <w:t>2 = 126</w:t>
+            </w:r>
+          </w:p>
+          <w:p>
+            <w:pPr>
+              <w:pStyle w:val="StatusUser"/>
+              <w:rPr>
+                <w:rFonts w:eastAsia="Calibri"/>
+              </w:rPr>
+            </w:pPr>
+            <w:r>
+              <w:rPr>
+                <w:rFonts w:eastAsia="Calibri"/>
+              </w:rPr>
+              <w:t>Restoration:</w:t>
+            </w:r>
+            <w:r>
+              <w:rPr>
+                <w:rFonts w:eastAsia="Calibri"/>
+              </w:rPr>
+              <w:tab/>
+              <w:t>40</w:t>
+            </w:r>
+            <w:r>
+              <w:rPr>
+                <w:rFonts w:eastAsia="Calibri"/>
+              </w:rPr>
+              <w:tab/>
+            </w:r>
+            <w:r>
+              <w:rPr>
+                <w:rFonts w:eastAsia="Calibri"/>
+              </w:rPr>
+              <w:t>-&gt; (40</w:t>
+            </w:r>
+            <w:r>
+              <w:rPr>
+                <w:rFonts w:eastAsia="Calibri"/>
+              </w:rPr>
+              <w:t xml:space="preserve"> </w:t>
+            </w:r>
+            <w:r>
+              <w:rPr>
+                <w:rFonts w:eastAsia="Calibri"/>
+              </w:rPr>
+              <w:t>+</w:t>
+            </w:r>
+            <w:r>
+              <w:rPr>
+                <w:rFonts w:eastAsia="Calibri"/>
+              </w:rPr>
+              <w:t xml:space="preserve"> </w:t>
+            </w:r>
+            <w:r>
+              <w:rPr>
+                <w:rFonts w:eastAsia="Calibri"/>
+              </w:rPr>
+              <w:t>13)</w:t>
+            </w:r>
+            <w:r>
+              <w:rPr>
+                <w:rFonts w:eastAsia="Calibri"/>
+              </w:rPr>
+              <w:t xml:space="preserve"> </w:t>
+            </w:r>
+            <w:r>
+              <w:rPr>
+                <w:rFonts w:eastAsia="Calibri"/>
+              </w:rPr>
+              <w:t>*</w:t>
+            </w:r>
+            <w:r>
+              <w:rPr>
+                <w:rFonts w:eastAsia="Calibri"/>
+              </w:rPr>
+              <w:t xml:space="preserve"> </w:t>
+            </w:r>
+            <w:r>
+              <w:rPr>
+                <w:rFonts w:eastAsia="Calibri"/>
+              </w:rPr>
+              <w:t>2 = 126</w:t>
+            </w:r>
+          </w:p>
+          <w:p>
+            <w:pPr>
+              <w:pStyle w:val="StatusUser"/>
+              <w:rPr>
+                <w:rFonts w:eastAsia="Calibri"/>
+              </w:rPr>
+            </w:pPr>
+            <w:r>
+              <w:rPr>
+                <w:rFonts w:eastAsia="Calibri"/>
+              </w:rPr>
+              <w:t>Nerve:</w:t>
+            </w:r>
+            <w:r>
+              <w:rPr>
+                <w:rFonts w:eastAsia="Calibri"/>
+              </w:rPr>
+              <w:tab/>
+              <w:t>20</w:t>
+            </w:r>
+            <w:r>
+              <w:rPr>
+                <w:rFonts w:eastAsia="Calibri"/>
+              </w:rPr>
+              <w:tab/>
+            </w:r>
+            <w:r>
+              <w:rPr>
+                <w:rFonts w:eastAsia="Calibri"/>
+              </w:rPr>
+              <w:t>-&gt; (20</w:t>
+            </w:r>
+            <w:r>
+              <w:rPr>
+                <w:rFonts w:eastAsia="Calibri"/>
+              </w:rPr>
+              <w:t xml:space="preserve"> </w:t>
+            </w:r>
+            <w:r>
+              <w:rPr>
+                <w:rFonts w:eastAsia="Calibri"/>
+              </w:rPr>
+              <w:t>+</w:t>
+            </w:r>
+            <w:r>
+              <w:rPr>
+                <w:rFonts w:eastAsia="Calibri"/>
+              </w:rPr>
+              <w:t xml:space="preserve"> </w:t>
+            </w:r>
+            <w:r>
+              <w:rPr>
+                <w:rFonts w:eastAsia="Calibri"/>
+              </w:rPr>
+              <w:t>13</w:t>
+            </w:r>
+            <w:r>
+              <w:rPr>
+                <w:rFonts w:eastAsia="Calibri"/>
+              </w:rPr>
+              <w:t xml:space="preserve"> </w:t>
+            </w:r>
+            <w:r>
+              <w:rPr>
+                <w:rFonts w:eastAsia="Calibri"/>
+              </w:rPr>
+              <w:t>+</w:t>
+            </w:r>
+            <w:r>
+              <w:rPr>
+                <w:rFonts w:eastAsia="Calibri"/>
+              </w:rPr>
+              <w:t xml:space="preserve"> 41</w:t>
+            </w:r>
+            <w:r>
+              <w:rPr>
+                <w:rFonts w:eastAsia="Calibri"/>
+              </w:rPr>
+              <w:t>)</w:t>
+            </w:r>
+            <w:r>
+              <w:rPr>
+                <w:rFonts w:eastAsia="Calibri"/>
+              </w:rPr>
+              <w:t xml:space="preserve"> </w:t>
+            </w:r>
+            <w:r>
+              <w:rPr>
+                <w:rFonts w:eastAsia="Calibri"/>
+              </w:rPr>
+              <w:t>*</w:t>
+            </w:r>
+            <w:r>
+              <w:rPr>
+                <w:rFonts w:eastAsia="Calibri"/>
+              </w:rPr>
+              <w:t xml:space="preserve"> </w:t>
+            </w:r>
+            <w:r>
+              <w:rPr>
+                <w:rFonts w:eastAsia="Calibri"/>
+              </w:rPr>
+              <w:t xml:space="preserve">2 = </w:t>
+            </w:r>
+            <w:r>
+              <w:rPr>
+                <w:rFonts w:eastAsia="Calibri"/>
+              </w:rPr>
+              <w:t>14</w:t>
+            </w:r>
+            <w:r>
+              <w:rPr>
+                <w:rFonts w:eastAsia="Calibri"/>
+              </w:rPr>
+              <w:t>8</w:t>
+            </w:r>
+          </w:p>
+          <w:p>
+            <w:pPr>
+              <w:pStyle w:val="StatusUser"/>
+              <w:rPr>
+                <w:rFonts w:eastAsia="Calibri"/>
+              </w:rPr>
+            </w:pPr>
+            <w:r>
+              <w:rPr>
+                <w:rFonts w:eastAsia="Calibri"/>
+              </w:rPr>
+              <w:t>Manna:</w:t>
+            </w:r>
+            <w:r>
+              <w:rPr>
+                <w:rFonts w:eastAsia="Calibri"/>
+              </w:rPr>
+              <w:tab/>
+              <w:t>20</w:t>
+            </w:r>
+            <w:r>
+              <w:rPr>
+                <w:rFonts w:eastAsia="Calibri"/>
+              </w:rPr>
+              <w:tab/>
+            </w:r>
+            <w:r>
+              <w:rPr>
+                <w:rFonts w:eastAsia="Calibri"/>
+              </w:rPr>
+              <w:t>-&gt; (20</w:t>
+            </w:r>
+            <w:r>
+              <w:rPr>
+                <w:rFonts w:eastAsia="Calibri"/>
+              </w:rPr>
+              <w:t xml:space="preserve"> </w:t>
+            </w:r>
+            <w:r>
+              <w:rPr>
+                <w:rFonts w:eastAsia="Calibri"/>
+              </w:rPr>
+              <w:t>+</w:t>
+            </w:r>
+            <w:r>
+              <w:rPr>
+                <w:rFonts w:eastAsia="Calibri"/>
+              </w:rPr>
+              <w:t xml:space="preserve"> </w:t>
+            </w:r>
+            <w:r>
+              <w:rPr>
+                <w:rFonts w:eastAsia="Calibri"/>
+              </w:rPr>
+              <w:t>13</w:t>
+            </w:r>
+            <w:r>
+              <w:rPr>
+                <w:rFonts w:eastAsia="Calibri"/>
+              </w:rPr>
+              <w:t xml:space="preserve"> </w:t>
+            </w:r>
+            <w:r>
+              <w:rPr>
+                <w:rFonts w:eastAsia="Calibri"/>
+              </w:rPr>
+              <w:t>+</w:t>
+            </w:r>
+            <w:r>
+              <w:rPr>
+                <w:rFonts w:eastAsia="Calibri"/>
+              </w:rPr>
+              <w:t xml:space="preserve"> 41</w:t>
+            </w:r>
+            <w:r>
+              <w:rPr>
+                <w:rFonts w:eastAsia="Calibri"/>
+              </w:rPr>
+              <w:t>)</w:t>
+            </w:r>
+            <w:r>
+              <w:rPr>
+                <w:rFonts w:eastAsia="Calibri"/>
+              </w:rPr>
+              <w:t xml:space="preserve"> </w:t>
+            </w:r>
+            <w:r>
+              <w:rPr>
+                <w:rFonts w:eastAsia="Calibri"/>
+              </w:rPr>
+              <w:t>*</w:t>
+            </w:r>
+            <w:r>
+              <w:rPr>
+                <w:rFonts w:eastAsia="Calibri"/>
+              </w:rPr>
+              <w:t xml:space="preserve"> </w:t>
+            </w:r>
+            <w:r>
+              <w:rPr>
+                <w:rFonts w:eastAsia="Calibri"/>
+              </w:rPr>
+              <w:t xml:space="preserve">2 = </w:t>
+            </w:r>
+            <w:r>
+              <w:rPr>
+                <w:rFonts w:eastAsia="Calibri"/>
+              </w:rPr>
+              <w:t>14</w:t>
+            </w:r>
+            <w:r>
+              <w:rPr>
+                <w:rFonts w:eastAsia="Calibri"/>
+              </w:rPr>
+              <w:t>8</w:t>
+            </w:r>
+          </w:p>
+          <w:p>
+            <w:pPr>
+              <w:pStyle w:val="StatusUser"/>
+              <w:rPr>
+                <w:rFonts w:eastAsia="Calibri"/>
+              </w:rPr>
+            </w:pPr>
+            <w:r>
+              <w:rPr>
+                <w:rFonts w:eastAsia="Calibri"/>
+              </w:rPr>
+              <w:t>Achievements:</w:t>
+            </w:r>
+            <w:r>
+              <w:rPr>
+                <w:rFonts w:eastAsia="Calibri"/>
+              </w:rPr>
+              <w:tab/>
+              <w:t>Giant Killer MAX (+100% to all stats),</w:t>
+            </w:r>
+          </w:p>
+          <w:p>
+            <w:pPr>
+              <w:pStyle w:val="StatusUser"/>
+              <w:rPr>
+                <w:rFonts w:eastAsia="Calibri"/>
+              </w:rPr>
+            </w:pPr>
+            <w:r>
+              <w:rPr>
+                <w:rFonts w:eastAsia="Calibri"/>
+              </w:rPr>
+              <w:tab/>
+              <w:t>Dragon Killer (+10 to all stats),</w:t>
+            </w:r>
+          </w:p>
+          <w:p>
+            <w:pPr>
+              <w:pStyle w:val="StatusUser"/>
+              <w:rPr>
+                <w:rFonts w:eastAsia="Calibri"/>
+              </w:rPr>
+            </w:pPr>
+            <w:r>
+              <w:rPr>
+                <w:rFonts w:eastAsia="Calibri"/>
+              </w:rPr>
+              <w:tab/>
+              <w:t>Dungeon Mastery (+2 All Stats)</w:t>
+            </w:r>
+          </w:p>
+          <w:p>
+            <w:pPr>
+              <w:pStyle w:val="StatusUser"/>
+              <w:rPr>
+                <w:rFonts w:eastAsia="Calibri"/>
+              </w:rPr>
+            </w:pPr>
+            <w:r>
+              <w:rPr>
+                <w:rFonts w:eastAsia="Calibri"/>
+              </w:rPr>
+              <w:tab/>
+            </w:r>
+            <w:r>
+              <w:rPr>
+                <w:rFonts w:eastAsia="Calibri"/>
+              </w:rPr>
+              <w:t>Dungeon Conqueror 1</w:t>
+            </w:r>
+            <w:r>
+              <w:rPr>
+                <w:rFonts w:eastAsia="Calibri"/>
+              </w:rPr>
+              <w:t xml:space="preserve"> (+1 All Stats),</w:t>
+            </w:r>
+          </w:p>
+          <w:p>
+            <w:pPr>
+              <w:pStyle w:val="StatusUser"/>
+              <w:rPr>
+                <w:rFonts w:eastAsia="Calibri"/>
+              </w:rPr>
+            </w:pPr>
+            <w:r>
+              <w:rPr>
+                <w:rFonts w:eastAsia="Calibri"/>
+              </w:rPr>
+              <w:tab/>
+            </w:r>
+            <w:r>
+              <w:rPr>
+                <w:rFonts w:asciiTheme="minorHAnsi" w:hAnsiTheme="minorHAnsi" w:cstheme="minorHAnsi"/>
+              </w:rPr>
+              <w:t>Dungeon Conqueror 2</w:t>
+            </w:r>
+            <w:r>
+              <w:rPr>
+                <w:rFonts w:asciiTheme="minorHAnsi" w:hAnsiTheme="minorHAnsi" w:cstheme="minorHAnsi"/>
+                <w:bCs/>
+              </w:rPr>
+              <w:t xml:space="preserve"> (+2</w:t>
+            </w:r>
+            <w:r>
+              <w:rPr>
+                <w:rFonts w:asciiTheme="minorHAnsi" w:hAnsiTheme="minorHAnsi" w:cstheme="minorHAnsi"/>
+                <w:bCs/>
+              </w:rPr>
+              <w:t xml:space="preserve"> All Stats)</w:t>
+            </w:r>
+          </w:p>
+          <w:p>
+            <w:pPr>
+              <w:pStyle w:val="StatusUser"/>
+              <w:rPr>
+                <w:rFonts w:eastAsia="Calibri"/>
+              </w:rPr>
+            </w:pPr>
+            <w:r>
+              <w:rPr>
+                <w:rFonts w:eastAsia="Calibri"/>
+              </w:rPr>
+              <w:t xml:space="preserve">Auto Points: </w:t>
+            </w:r>
+            <w:r>
+              <w:rPr>
+                <w:rFonts w:eastAsia="Calibri"/>
+              </w:rPr>
+              <w:tab/>
+              <w:t>+1/level – Manna, Nerve</w:t>
+            </w:r>
+          </w:p>
+          <w:p>
+            <w:pPr>
+              <w:pStyle w:val="StatusUser"/>
+              <w:rPr>
+                <w:rFonts w:eastAsia="Calibri"/>
+              </w:rPr>
+            </w:pPr>
+            <w:r>
+              <w:rPr>
+                <w:rFonts w:eastAsia="Calibri"/>
+              </w:rPr>
+              <w:t>Class:</w:t>
+            </w:r>
+            <w:r>
+              <w:rPr>
+                <w:rFonts w:eastAsia="Calibri"/>
+              </w:rPr>
+              <w:tab/>
+              <w:t>Mastermind</w:t>
+            </w:r>
+          </w:p>
+          <w:p>
+            <w:pPr>
+              <w:pStyle w:val="StatusUser"/>
+            </w:pPr>
+            <w:r>
+              <w:rPr>
+                <w:rFonts w:eastAsia="Calibri"/>
+              </w:rPr>
+              <w:t>Current Level:</w:t>
+            </w:r>
+            <w:r>
+              <w:rPr>
+                <w:rFonts w:eastAsia="Calibri"/>
+              </w:rPr>
+              <w:tab/>
+            </w:r>
+            <w:r>
+              <w:rPr>
+                <w:rFonts w:eastAsia="Calibri"/>
+              </w:rPr>
+              <w:t>40 + 2</w:t>
+            </w:r>
+            <w:r>
+              <w:rPr>
+                <w:rFonts w:eastAsia="Calibri"/>
+              </w:rPr>
+              <w:tab/>
+              <w:t>-&gt; 42</w:t>
             </w:r>
           </w:p>
           <w:p>
@@ -2516,449 +4908,30 @@
               <w:tabs>
                 <w:tab w:val="left" w:pos="1418"/>
               </w:tabs>
-              <w:ind w:right="360"/>
-              <w:contextualSpacing/>
-              <w:rPr>
-                <w:rFonts w:eastAsia="Calibri" w:cs="Calibri"/>
-                <w:b/>
-                <w:bCs/>
-              </w:rPr>
-            </w:pPr>
-            <w:r>
-              <w:rPr>
-                <w:rFonts w:eastAsia="Calibri" w:cs="Calibri"/>
-                <w:b/>
-                <w:bCs/>
-              </w:rPr>
-              <w:t>Agility:</w:t>
-            </w:r>
-            <w:r>
-              <w:rPr>
-                <w:rFonts w:eastAsia="Calibri" w:cs="Calibri"/>
-                <w:b/>
-                <w:bCs/>
-              </w:rPr>
-              <w:tab/>
-            </w:r>
-            <w:r>
-              <w:rPr>
-                <w:rFonts w:eastAsia="Calibri" w:cs="Calibri"/>
-                <w:b/>
-                <w:bCs/>
-              </w:rPr>
-              <w:t>4</w:t>
-            </w:r>
-            <w:r>
-              <w:rPr>
-                <w:rFonts w:eastAsia="Calibri" w:cs="Calibri"/>
-                <w:b/>
-                <w:bCs/>
-              </w:rPr>
-              <w:t>5</w:t>
-            </w:r>
-            <w:r>
-              <w:rPr>
-                <w:rFonts w:eastAsia="Calibri" w:cs="Calibri"/>
-                <w:b/>
-                <w:bCs/>
-              </w:rPr>
-              <w:t xml:space="preserve"> -&gt; (4</w:t>
-            </w:r>
-            <w:r>
-              <w:rPr>
-                <w:rFonts w:eastAsia="Calibri" w:cs="Calibri"/>
-                <w:b/>
-                <w:bCs/>
-              </w:rPr>
-              <w:t xml:space="preserve">5 </w:t>
-            </w:r>
-            <w:r>
-              <w:rPr>
-                <w:rFonts w:eastAsia="Calibri" w:cs="Calibri"/>
-                <w:b/>
-                <w:bCs/>
-              </w:rPr>
-              <w:t>+</w:t>
-            </w:r>
-            <w:r>
-              <w:rPr>
-                <w:rFonts w:eastAsia="Calibri" w:cs="Calibri"/>
-                <w:b/>
-                <w:bCs/>
-              </w:rPr>
-              <w:t xml:space="preserve"> </w:t>
-            </w:r>
-            <w:r>
-              <w:rPr>
-                <w:rFonts w:eastAsia="Calibri" w:cs="Calibri"/>
-                <w:b/>
-                <w:bCs/>
-              </w:rPr>
-              <w:t>13)</w:t>
-            </w:r>
-            <w:r>
-              <w:rPr>
-                <w:rFonts w:eastAsia="Calibri" w:cs="Calibri"/>
-                <w:b/>
-                <w:bCs/>
-              </w:rPr>
-              <w:t xml:space="preserve"> </w:t>
-            </w:r>
-            <w:r>
-              <w:rPr>
-                <w:rFonts w:eastAsia="Calibri" w:cs="Calibri"/>
-                <w:b/>
-                <w:bCs/>
-              </w:rPr>
-              <w:t>*</w:t>
-            </w:r>
-            <w:r>
-              <w:rPr>
-                <w:rFonts w:eastAsia="Calibri" w:cs="Calibri"/>
-                <w:b/>
-                <w:bCs/>
-              </w:rPr>
-              <w:t xml:space="preserve"> </w:t>
-            </w:r>
-            <w:r>
-              <w:rPr>
-                <w:rFonts w:eastAsia="Calibri" w:cs="Calibri"/>
-                <w:b/>
-                <w:bCs/>
-              </w:rPr>
-              <w:t xml:space="preserve">2 = </w:t>
-            </w:r>
-            <w:r>
-              <w:rPr>
-                <w:rFonts w:eastAsia="Calibri" w:cs="Calibri"/>
-                <w:b/>
-                <w:bCs/>
-              </w:rPr>
-              <w:t>116</w:t>
-            </w:r>
+            </w:pPr>
           </w:p>
           <w:p>
             <w:pPr>
               <w:tabs>
                 <w:tab w:val="left" w:pos="1418"/>
               </w:tabs>
-              <w:ind w:right="360"/>
-              <w:contextualSpacing/>
-              <w:rPr>
-                <w:rFonts w:eastAsia="Calibri" w:cs="Calibri"/>
-                <w:b/>
-                <w:bCs/>
-              </w:rPr>
-            </w:pPr>
-            <w:r>
-              <w:rPr>
-                <w:rFonts w:eastAsia="Calibri" w:cs="Calibri"/>
-                <w:b/>
-                <w:bCs/>
-              </w:rPr>
-              <w:t>Strength:</w:t>
-            </w:r>
-            <w:r>
-              <w:rPr>
-                <w:rFonts w:eastAsia="Calibri" w:cs="Calibri"/>
-                <w:b/>
-                <w:bCs/>
-              </w:rPr>
-              <w:tab/>
-            </w:r>
-            <w:r>
-              <w:rPr>
-                <w:rFonts w:eastAsia="Calibri" w:cs="Calibri"/>
-                <w:b/>
-                <w:bCs/>
-              </w:rPr>
-              <w:t>40</w:t>
-            </w:r>
-            <w:r>
-              <w:rPr>
-                <w:rFonts w:eastAsia="Calibri" w:cs="Calibri"/>
-                <w:b/>
-                <w:bCs/>
-              </w:rPr>
-              <w:t xml:space="preserve"> -&gt; (</w:t>
-            </w:r>
-            <w:r>
-              <w:rPr>
-                <w:rFonts w:eastAsia="Calibri" w:cs="Calibri"/>
-                <w:b/>
-                <w:bCs/>
-              </w:rPr>
-              <w:t xml:space="preserve">40 </w:t>
-            </w:r>
-            <w:r>
-              <w:rPr>
-                <w:rFonts w:eastAsia="Calibri" w:cs="Calibri"/>
-                <w:b/>
-                <w:bCs/>
-              </w:rPr>
-              <w:t>+</w:t>
-            </w:r>
-            <w:r>
-              <w:rPr>
-                <w:rFonts w:eastAsia="Calibri" w:cs="Calibri"/>
-                <w:b/>
-                <w:bCs/>
-              </w:rPr>
-              <w:t xml:space="preserve"> </w:t>
-            </w:r>
-            <w:r>
-              <w:rPr>
-                <w:rFonts w:eastAsia="Calibri" w:cs="Calibri"/>
-                <w:b/>
-                <w:bCs/>
-              </w:rPr>
-              <w:t>13)</w:t>
-            </w:r>
-            <w:r>
-              <w:rPr>
-                <w:rFonts w:eastAsia="Calibri" w:cs="Calibri"/>
-                <w:b/>
-                <w:bCs/>
-              </w:rPr>
-              <w:t xml:space="preserve"> </w:t>
-            </w:r>
-            <w:r>
-              <w:rPr>
-                <w:rFonts w:eastAsia="Calibri" w:cs="Calibri"/>
-                <w:b/>
-                <w:bCs/>
-              </w:rPr>
-              <w:t>*</w:t>
-            </w:r>
-            <w:r>
-              <w:rPr>
-                <w:rFonts w:eastAsia="Calibri" w:cs="Calibri"/>
-                <w:b/>
-                <w:bCs/>
-              </w:rPr>
-              <w:t xml:space="preserve"> </w:t>
-            </w:r>
-            <w:r>
-              <w:rPr>
-                <w:rFonts w:eastAsia="Calibri" w:cs="Calibri"/>
-                <w:b/>
-                <w:bCs/>
-              </w:rPr>
-              <w:t xml:space="preserve">2 = </w:t>
-            </w:r>
-            <w:r>
-              <w:rPr>
-                <w:rFonts w:eastAsia="Calibri" w:cs="Calibri"/>
-                <w:b/>
-                <w:bCs/>
-              </w:rPr>
-              <w:t>106</w:t>
-            </w:r>
+            </w:pPr>
           </w:p>
           <w:p>
             <w:pPr>
               <w:tabs>
                 <w:tab w:val="left" w:pos="1418"/>
               </w:tabs>
-              <w:ind w:right="360"/>
-              <w:contextualSpacing/>
-              <w:rPr>
-                <w:rFonts w:eastAsia="Calibri" w:cs="Calibri"/>
-                <w:b/>
-                <w:bCs/>
-              </w:rPr>
-            </w:pPr>
-            <w:r>
-              <w:rPr>
-                <w:rFonts w:eastAsia="Calibri" w:cs="Calibri"/>
-                <w:b/>
-                <w:bCs/>
-              </w:rPr>
-              <w:t>Constitution:</w:t>
-            </w:r>
-            <w:r>
-              <w:rPr>
-                <w:rFonts w:eastAsia="Calibri" w:cs="Calibri"/>
-                <w:b/>
-                <w:bCs/>
-              </w:rPr>
-              <w:tab/>
-              <w:t>50 -&gt; (5</w:t>
-            </w:r>
-            <w:r>
-              <w:rPr>
-                <w:rFonts w:eastAsia="Calibri" w:cs="Calibri"/>
-                <w:b/>
-                <w:bCs/>
-              </w:rPr>
-              <w:t xml:space="preserve">5 </w:t>
-            </w:r>
-            <w:r>
-              <w:rPr>
-                <w:rFonts w:eastAsia="Calibri" w:cs="Calibri"/>
-                <w:b/>
-                <w:bCs/>
-              </w:rPr>
-              <w:t>+</w:t>
-            </w:r>
-            <w:r>
-              <w:rPr>
-                <w:rFonts w:eastAsia="Calibri" w:cs="Calibri"/>
-                <w:b/>
-                <w:bCs/>
-              </w:rPr>
-              <w:t xml:space="preserve"> </w:t>
-            </w:r>
-            <w:r>
-              <w:rPr>
-                <w:rFonts w:eastAsia="Calibri" w:cs="Calibri"/>
-                <w:b/>
-                <w:bCs/>
-              </w:rPr>
-              <w:t>13)</w:t>
-            </w:r>
-            <w:r>
-              <w:rPr>
-                <w:rFonts w:eastAsia="Calibri" w:cs="Calibri"/>
-                <w:b/>
-                <w:bCs/>
-              </w:rPr>
-              <w:t xml:space="preserve"> </w:t>
-            </w:r>
-            <w:r>
-              <w:rPr>
-                <w:rFonts w:eastAsia="Calibri" w:cs="Calibri"/>
-                <w:b/>
-                <w:bCs/>
-              </w:rPr>
-              <w:t>*</w:t>
-            </w:r>
-            <w:r>
-              <w:rPr>
-                <w:rFonts w:eastAsia="Calibri" w:cs="Calibri"/>
-                <w:b/>
-                <w:bCs/>
-              </w:rPr>
-              <w:t xml:space="preserve"> </w:t>
-            </w:r>
-            <w:r>
-              <w:rPr>
-                <w:rFonts w:eastAsia="Calibri" w:cs="Calibri"/>
-                <w:b/>
-                <w:bCs/>
-              </w:rPr>
-              <w:t>2 = 1</w:t>
-            </w:r>
-            <w:r>
-              <w:rPr>
-                <w:rFonts w:eastAsia="Calibri" w:cs="Calibri"/>
-                <w:b/>
-                <w:bCs/>
-              </w:rPr>
-              <w:t>3</w:t>
-            </w:r>
-            <w:r>
-              <w:rPr>
-                <w:rFonts w:eastAsia="Calibri" w:cs="Calibri"/>
-                <w:b/>
-                <w:bCs/>
-              </w:rPr>
-              <w:t>6</w:t>
-            </w:r>
+            </w:pPr>
           </w:p>
           <w:p>
             <w:pPr>
               <w:tabs>
                 <w:tab w:val="left" w:pos="1418"/>
               </w:tabs>
-              <w:ind w:right="360"/>
-              <w:contextualSpacing/>
-              <w:rPr>
-                <w:rFonts w:eastAsia="Calibri" w:cs="Calibri"/>
-                <w:b/>
-                <w:bCs/>
-              </w:rPr>
-            </w:pPr>
-            <w:r>
-              <w:rPr>
-                <w:rFonts w:eastAsia="Calibri" w:cs="Calibri"/>
-                <w:b/>
-                <w:bCs/>
-              </w:rPr>
-              <w:t>Stamina:</w:t>
-            </w:r>
-            <w:r>
-              <w:rPr>
-                <w:rFonts w:eastAsia="Calibri" w:cs="Calibri"/>
-                <w:b/>
-                <w:bCs/>
-              </w:rPr>
-              <w:tab/>
-              <w:t>40 -&gt; (40</w:t>
-            </w:r>
-            <w:r>
-              <w:rPr>
-                <w:rFonts w:eastAsia="Calibri" w:cs="Calibri"/>
-                <w:b/>
-                <w:bCs/>
-              </w:rPr>
-              <w:t xml:space="preserve"> </w:t>
-            </w:r>
-            <w:r>
-              <w:rPr>
-                <w:rFonts w:eastAsia="Calibri" w:cs="Calibri"/>
-                <w:b/>
-                <w:bCs/>
-              </w:rPr>
-              <w:t>+</w:t>
-            </w:r>
-            <w:r>
-              <w:rPr>
-                <w:rFonts w:eastAsia="Calibri" w:cs="Calibri"/>
-                <w:b/>
-                <w:bCs/>
-              </w:rPr>
-              <w:t xml:space="preserve"> </w:t>
-            </w:r>
-            <w:r>
-              <w:rPr>
-                <w:rFonts w:eastAsia="Calibri" w:cs="Calibri"/>
-                <w:b/>
-                <w:bCs/>
-              </w:rPr>
-              <w:t>13)</w:t>
-            </w:r>
-            <w:r>
-              <w:rPr>
-                <w:rFonts w:eastAsia="Calibri" w:cs="Calibri"/>
-                <w:b/>
-                <w:bCs/>
-              </w:rPr>
-              <w:t xml:space="preserve"> </w:t>
-            </w:r>
-            <w:r>
-              <w:rPr>
-                <w:rFonts w:eastAsia="Calibri" w:cs="Calibri"/>
-                <w:b/>
-                <w:bCs/>
-              </w:rPr>
-              <w:t>*</w:t>
-            </w:r>
-            <w:r>
-              <w:rPr>
-                <w:rFonts w:eastAsia="Calibri" w:cs="Calibri"/>
-                <w:b/>
-                <w:bCs/>
-              </w:rPr>
-              <w:t xml:space="preserve"> </w:t>
-            </w:r>
-            <w:r>
-              <w:rPr>
-                <w:rFonts w:eastAsia="Calibri" w:cs="Calibri"/>
-                <w:b/>
-                <w:bCs/>
-              </w:rPr>
-              <w:t>2 = 126</w:t>
+            </w:pPr>
+            <w:r>
+              <w:t>Weapon:</w:t>
             </w:r>
           </w:p>
           <w:p>
@@ -2966,683 +4939,35 @@
               <w:tabs>
                 <w:tab w:val="left" w:pos="1418"/>
               </w:tabs>
-              <w:ind w:right="360"/>
-              <w:contextualSpacing/>
-              <w:rPr>
-                <w:rFonts w:eastAsia="Calibri" w:cs="Calibri"/>
-                <w:b/>
-                <w:bCs/>
-              </w:rPr>
-            </w:pPr>
-            <w:r>
-              <w:rPr>
-                <w:rFonts w:eastAsia="Calibri" w:cs="Calibri"/>
-                <w:b/>
-                <w:bCs/>
-              </w:rPr>
-              <w:t>Restoration:</w:t>
-            </w:r>
-            <w:r>
-              <w:rPr>
-                <w:rFonts w:eastAsia="Calibri" w:cs="Calibri"/>
-                <w:b/>
-                <w:bCs/>
-              </w:rPr>
-              <w:tab/>
-              <w:t>40 -&gt; (40</w:t>
-            </w:r>
-            <w:r>
-              <w:rPr>
-                <w:rFonts w:eastAsia="Calibri" w:cs="Calibri"/>
-                <w:b/>
-                <w:bCs/>
-              </w:rPr>
-              <w:t xml:space="preserve"> </w:t>
-            </w:r>
-            <w:r>
-              <w:rPr>
-                <w:rFonts w:eastAsia="Calibri" w:cs="Calibri"/>
-                <w:b/>
-                <w:bCs/>
-              </w:rPr>
-              <w:t>+</w:t>
-            </w:r>
-            <w:r>
-              <w:rPr>
-                <w:rFonts w:eastAsia="Calibri" w:cs="Calibri"/>
-                <w:b/>
-                <w:bCs/>
-              </w:rPr>
-              <w:t xml:space="preserve"> </w:t>
-            </w:r>
-            <w:r>
-              <w:rPr>
-                <w:rFonts w:eastAsia="Calibri" w:cs="Calibri"/>
-                <w:b/>
-                <w:bCs/>
-              </w:rPr>
-              <w:t>13)</w:t>
-            </w:r>
-            <w:r>
-              <w:rPr>
-                <w:rFonts w:eastAsia="Calibri" w:cs="Calibri"/>
-                <w:b/>
-                <w:bCs/>
-              </w:rPr>
-              <w:t xml:space="preserve"> </w:t>
-            </w:r>
-            <w:r>
-              <w:rPr>
-                <w:rFonts w:eastAsia="Calibri" w:cs="Calibri"/>
-                <w:b/>
-                <w:bCs/>
-              </w:rPr>
-              <w:t>*</w:t>
-            </w:r>
-            <w:r>
-              <w:rPr>
-                <w:rFonts w:eastAsia="Calibri" w:cs="Calibri"/>
-                <w:b/>
-                <w:bCs/>
-              </w:rPr>
-              <w:t xml:space="preserve"> </w:t>
-            </w:r>
-            <w:r>
-              <w:rPr>
-                <w:rFonts w:eastAsia="Calibri" w:cs="Calibri"/>
-                <w:b/>
-                <w:bCs/>
-              </w:rPr>
-              <w:t>2 = 126</w:t>
-            </w:r>
-          </w:p>
-          <w:p>
-            <w:pPr>
-              <w:tabs>
-                <w:tab w:val="left" w:pos="1418"/>
-              </w:tabs>
-              <w:ind w:right="360"/>
-              <w:contextualSpacing/>
-              <w:rPr>
-                <w:rFonts w:eastAsia="Calibri" w:cs="Calibri"/>
-                <w:b/>
-                <w:bCs/>
-              </w:rPr>
-            </w:pPr>
-            <w:r>
-              <w:rPr>
-                <w:rFonts w:eastAsia="Calibri" w:cs="Calibri"/>
-                <w:b/>
-                <w:bCs/>
-              </w:rPr>
-              <w:t>Nerve:</w:t>
-            </w:r>
-            <w:r>
-              <w:rPr>
-                <w:rFonts w:eastAsia="Calibri" w:cs="Calibri"/>
-                <w:b/>
-                <w:bCs/>
-              </w:rPr>
-              <w:tab/>
-              <w:t>20 -&gt; (20</w:t>
-            </w:r>
-            <w:r>
-              <w:rPr>
-                <w:rFonts w:eastAsia="Calibri" w:cs="Calibri"/>
-                <w:b/>
-                <w:bCs/>
-              </w:rPr>
-              <w:t xml:space="preserve"> </w:t>
-            </w:r>
-            <w:r>
-              <w:rPr>
-                <w:rFonts w:eastAsia="Calibri" w:cs="Calibri"/>
-                <w:b/>
-                <w:bCs/>
-              </w:rPr>
-              <w:t>+</w:t>
-            </w:r>
-            <w:r>
-              <w:rPr>
-                <w:rFonts w:eastAsia="Calibri" w:cs="Calibri"/>
-                <w:b/>
-                <w:bCs/>
-              </w:rPr>
-              <w:t xml:space="preserve"> </w:t>
-            </w:r>
-            <w:r>
-              <w:rPr>
-                <w:rFonts w:eastAsia="Calibri" w:cs="Calibri"/>
-                <w:b/>
-                <w:bCs/>
-              </w:rPr>
-              <w:t>13</w:t>
-            </w:r>
-            <w:r>
-              <w:rPr>
-                <w:rFonts w:eastAsia="Calibri" w:cs="Calibri"/>
-                <w:b/>
-                <w:bCs/>
-              </w:rPr>
-              <w:t xml:space="preserve"> </w:t>
-            </w:r>
-            <w:r>
-              <w:rPr>
-                <w:rFonts w:eastAsia="Calibri" w:cs="Calibri"/>
-                <w:b/>
-                <w:bCs/>
-              </w:rPr>
-              <w:t>+</w:t>
-            </w:r>
-            <w:r>
-              <w:rPr>
-                <w:rFonts w:eastAsia="Calibri" w:cs="Calibri"/>
-                <w:b/>
-                <w:bCs/>
-              </w:rPr>
-              <w:t xml:space="preserve"> 40</w:t>
-            </w:r>
-            <w:r>
-              <w:rPr>
-                <w:rFonts w:eastAsia="Calibri" w:cs="Calibri"/>
-                <w:b/>
-                <w:bCs/>
-              </w:rPr>
-              <w:t>)</w:t>
-            </w:r>
-            <w:r>
-              <w:rPr>
-                <w:rFonts w:eastAsia="Calibri" w:cs="Calibri"/>
-                <w:b/>
-                <w:bCs/>
-              </w:rPr>
-              <w:t xml:space="preserve"> </w:t>
-            </w:r>
-            <w:r>
-              <w:rPr>
-                <w:rFonts w:eastAsia="Calibri" w:cs="Calibri"/>
-                <w:b/>
-                <w:bCs/>
-              </w:rPr>
-              <w:t>*</w:t>
-            </w:r>
-            <w:r>
-              <w:rPr>
-                <w:rFonts w:eastAsia="Calibri" w:cs="Calibri"/>
-                <w:b/>
-                <w:bCs/>
-              </w:rPr>
-              <w:t xml:space="preserve"> </w:t>
-            </w:r>
-            <w:r>
-              <w:rPr>
-                <w:rFonts w:eastAsia="Calibri" w:cs="Calibri"/>
-                <w:b/>
-                <w:bCs/>
-              </w:rPr>
-              <w:t xml:space="preserve">2 = </w:t>
-            </w:r>
-            <w:r>
-              <w:rPr>
-                <w:rFonts w:eastAsia="Calibri" w:cs="Calibri"/>
-                <w:b/>
-                <w:bCs/>
-              </w:rPr>
-              <w:t>146</w:t>
-            </w:r>
-          </w:p>
-          <w:p>
-            <w:pPr>
-              <w:tabs>
-                <w:tab w:val="left" w:pos="1418"/>
-              </w:tabs>
-              <w:spacing w:after="120"/>
-              <w:ind w:right="357"/>
-              <w:contextualSpacing/>
-              <w:rPr>
-                <w:rFonts w:eastAsia="Calibri" w:cs="Calibri"/>
-                <w:b/>
-                <w:bCs/>
-              </w:rPr>
-            </w:pPr>
-            <w:r>
-              <w:rPr>
-                <w:rFonts w:eastAsia="Calibri" w:cs="Calibri"/>
-                <w:b/>
-                <w:bCs/>
-              </w:rPr>
-              <w:t>Manna:</w:t>
-            </w:r>
-            <w:r>
-              <w:rPr>
-                <w:rFonts w:eastAsia="Calibri" w:cs="Calibri"/>
-                <w:b/>
-                <w:bCs/>
-              </w:rPr>
-              <w:tab/>
-              <w:t>20 -&gt; (20</w:t>
-            </w:r>
-            <w:r>
-              <w:rPr>
-                <w:rFonts w:eastAsia="Calibri" w:cs="Calibri"/>
-                <w:b/>
-                <w:bCs/>
-              </w:rPr>
-              <w:t xml:space="preserve"> </w:t>
-            </w:r>
-            <w:r>
-              <w:rPr>
-                <w:rFonts w:eastAsia="Calibri" w:cs="Calibri"/>
-                <w:b/>
-                <w:bCs/>
-              </w:rPr>
-              <w:t>+</w:t>
-            </w:r>
-            <w:r>
-              <w:rPr>
-                <w:rFonts w:eastAsia="Calibri" w:cs="Calibri"/>
-                <w:b/>
-                <w:bCs/>
-              </w:rPr>
-              <w:t xml:space="preserve"> </w:t>
-            </w:r>
-            <w:r>
-              <w:rPr>
-                <w:rFonts w:eastAsia="Calibri" w:cs="Calibri"/>
-                <w:b/>
-                <w:bCs/>
-              </w:rPr>
-              <w:t>13</w:t>
-            </w:r>
-            <w:r>
-              <w:rPr>
-                <w:rFonts w:eastAsia="Calibri" w:cs="Calibri"/>
-                <w:b/>
-                <w:bCs/>
-              </w:rPr>
-              <w:t xml:space="preserve"> </w:t>
-            </w:r>
-            <w:r>
-              <w:rPr>
-                <w:rFonts w:eastAsia="Calibri" w:cs="Calibri"/>
-                <w:b/>
-                <w:bCs/>
-              </w:rPr>
-              <w:t>+</w:t>
-            </w:r>
-            <w:r>
-              <w:rPr>
-                <w:rFonts w:eastAsia="Calibri" w:cs="Calibri"/>
-                <w:b/>
-                <w:bCs/>
-              </w:rPr>
-              <w:t xml:space="preserve"> 40</w:t>
-            </w:r>
-            <w:r>
-              <w:rPr>
-                <w:rFonts w:eastAsia="Calibri" w:cs="Calibri"/>
-                <w:b/>
-                <w:bCs/>
-              </w:rPr>
-              <w:t>)</w:t>
-            </w:r>
-            <w:r>
-              <w:rPr>
-                <w:rFonts w:eastAsia="Calibri" w:cs="Calibri"/>
-                <w:b/>
-                <w:bCs/>
-              </w:rPr>
-              <w:t xml:space="preserve"> </w:t>
-            </w:r>
-            <w:r>
-              <w:rPr>
-                <w:rFonts w:eastAsia="Calibri" w:cs="Calibri"/>
-                <w:b/>
-                <w:bCs/>
-              </w:rPr>
-              <w:t>*</w:t>
-            </w:r>
-            <w:r>
-              <w:rPr>
-                <w:rFonts w:eastAsia="Calibri" w:cs="Calibri"/>
-                <w:b/>
-                <w:bCs/>
-              </w:rPr>
-              <w:t xml:space="preserve"> </w:t>
-            </w:r>
-            <w:r>
-              <w:rPr>
-                <w:rFonts w:eastAsia="Calibri" w:cs="Calibri"/>
-                <w:b/>
-                <w:bCs/>
-              </w:rPr>
-              <w:t xml:space="preserve">2 = </w:t>
-            </w:r>
-            <w:r>
-              <w:rPr>
-                <w:rFonts w:eastAsia="Calibri" w:cs="Calibri"/>
-                <w:b/>
-                <w:bCs/>
-              </w:rPr>
-              <w:t>146</w:t>
-            </w:r>
-          </w:p>
-          <w:p>
-            <w:pPr>
-              <w:pStyle w:val="Quote2"/>
-              <w:tabs>
-                <w:tab w:val="left" w:pos="1494"/>
-              </w:tabs>
-              <w:ind w:left="0"/>
-              <w:rPr>
-                <w:rFonts w:asciiTheme="minorHAnsi" w:hAnsiTheme="minorHAnsi" w:cstheme="minorHAnsi"/>
-                <w:b/>
-                <w:bCs/>
-              </w:rPr>
-            </w:pPr>
-            <w:r>
-              <w:rPr>
-                <w:rFonts w:asciiTheme="minorHAnsi" w:hAnsiTheme="minorHAnsi" w:cstheme="minorHAnsi"/>
-                <w:b/>
-                <w:bCs/>
+            </w:pPr>
+            <w:r>
+              <w:t>Healing – 0.0</w:t>
+            </w:r>
+            <w:r>
+              <w:t>0</w:t>
+            </w:r>
+            <w:r>
+              <w:t>7%</w:t>
+            </w:r>
+          </w:p>
+          <w:p>
+            <w:pPr>
+              <w:rPr>
+                <w:rFonts w:asciiTheme="minorHAnsi" w:hAnsiTheme="minorHAnsi" w:cstheme="minorHAnsi"/>
+              </w:rPr>
+            </w:pPr>
+          </w:p>
+          <w:p>
+            <w:pPr>
+              <w:rPr>
+                <w:rFonts w:asciiTheme="minorHAnsi" w:hAnsiTheme="minorHAnsi" w:cstheme="minorHAnsi"/>
+              </w:rPr>
+            </w:pPr>
+            <w:r>
+              <w:rPr>
+                <w:rFonts w:asciiTheme="minorHAnsi" w:hAnsiTheme="minorHAnsi" w:cstheme="minorHAnsi"/>
               </w:rPr>
               <w:lastRenderedPageBreak/>
-              <w:t>Achievements:</w:t>
-            </w:r>
-            <w:r>
-              <w:rPr>
-                <w:rFonts w:asciiTheme="minorHAnsi" w:hAnsiTheme="minorHAnsi" w:cstheme="minorHAnsi"/>
-                <w:b/>
-                <w:bCs/>
-              </w:rPr>
-              <w:tab/>
-              <w:t>Giant Killer MAX (+100% to all stats),</w:t>
-            </w:r>
-          </w:p>
-          <w:p>
-            <w:pPr>
-              <w:pStyle w:val="Quote2"/>
-              <w:tabs>
-                <w:tab w:val="left" w:pos="1494"/>
-              </w:tabs>
-              <w:ind w:left="0"/>
-              <w:rPr>
-                <w:rFonts w:asciiTheme="minorHAnsi" w:hAnsiTheme="minorHAnsi" w:cstheme="minorHAnsi"/>
-                <w:b/>
-                <w:bCs/>
-              </w:rPr>
-            </w:pPr>
-            <w:r>
-              <w:rPr>
-                <w:rFonts w:asciiTheme="minorHAnsi" w:hAnsiTheme="minorHAnsi" w:cstheme="minorHAnsi"/>
-                <w:b/>
-                <w:bCs/>
-              </w:rPr>
-              <w:tab/>
-              <w:t>Dragon Killer (+10 to all stats),</w:t>
-            </w:r>
-          </w:p>
-          <w:p>
-            <w:pPr>
-              <w:pStyle w:val="Quote2"/>
-              <w:tabs>
-                <w:tab w:val="left" w:pos="1494"/>
-              </w:tabs>
-              <w:ind w:left="0"/>
-              <w:rPr>
-                <w:rFonts w:asciiTheme="minorHAnsi" w:hAnsiTheme="minorHAnsi" w:cstheme="minorHAnsi"/>
-                <w:b/>
-                <w:bCs/>
-              </w:rPr>
-            </w:pPr>
-            <w:r>
-              <w:rPr>
-                <w:rFonts w:asciiTheme="minorHAnsi" w:hAnsiTheme="minorHAnsi" w:cstheme="minorHAnsi"/>
-                <w:b/>
-                <w:bCs/>
-              </w:rPr>
-              <w:tab/>
-              <w:t>Dungeon Mastery (+2 All Stats)</w:t>
-            </w:r>
-          </w:p>
-          <w:p>
-            <w:pPr>
-              <w:pStyle w:val="Quote2"/>
-              <w:tabs>
-                <w:tab w:val="left" w:pos="1494"/>
-              </w:tabs>
-              <w:ind w:left="0"/>
-              <w:rPr>
-                <w:rFonts w:asciiTheme="minorHAnsi" w:hAnsiTheme="minorHAnsi" w:cstheme="minorHAnsi"/>
-                <w:b/>
-                <w:bCs/>
-              </w:rPr>
-            </w:pPr>
-            <w:r>
-              <w:rPr>
-                <w:rFonts w:asciiTheme="minorHAnsi" w:hAnsiTheme="minorHAnsi" w:cstheme="minorHAnsi"/>
-                <w:b/>
-                <w:bCs/>
-              </w:rPr>
-              <w:tab/>
-            </w:r>
-            <w:r>
-              <w:rPr>
-                <w:rFonts w:asciiTheme="minorHAnsi" w:hAnsiTheme="minorHAnsi" w:cstheme="minorHAnsi"/>
-                <w:b/>
-              </w:rPr>
-              <w:t>Dungeon Conqueror 1</w:t>
-            </w:r>
-            <w:r>
-              <w:rPr>
-                <w:rFonts w:asciiTheme="minorHAnsi" w:hAnsiTheme="minorHAnsi" w:cstheme="minorHAnsi"/>
-                <w:b/>
-                <w:bCs/>
-              </w:rPr>
-              <w:t xml:space="preserve"> (+1 All Stats),</w:t>
-            </w:r>
-          </w:p>
-          <w:p>
-            <w:pPr>
-              <w:pStyle w:val="Quote2"/>
-              <w:tabs>
-                <w:tab w:val="left" w:pos="1494"/>
-              </w:tabs>
-              <w:spacing w:after="120"/>
-              <w:ind w:left="0"/>
-              <w:rPr>
-                <w:rFonts w:asciiTheme="minorHAnsi" w:hAnsiTheme="minorHAnsi" w:cstheme="minorHAnsi"/>
-                <w:b/>
-                <w:bCs/>
-              </w:rPr>
-            </w:pPr>
-            <w:r>
-              <w:rPr>
-                <w:rFonts w:asciiTheme="minorHAnsi" w:hAnsiTheme="minorHAnsi" w:cstheme="minorHAnsi"/>
-                <w:b/>
-                <w:bCs/>
-              </w:rPr>
-              <w:tab/>
-            </w:r>
-            <w:r>
-              <w:rPr>
-                <w:rFonts w:asciiTheme="minorHAnsi" w:hAnsiTheme="minorHAnsi" w:cstheme="minorHAnsi"/>
-                <w:b/>
-              </w:rPr>
-              <w:t>Dungeon Conqueror 2</w:t>
-            </w:r>
-            <w:r>
-              <w:rPr>
-                <w:rFonts w:asciiTheme="minorHAnsi" w:hAnsiTheme="minorHAnsi" w:cstheme="minorHAnsi"/>
-                <w:b/>
-                <w:bCs/>
-              </w:rPr>
-              <w:t xml:space="preserve"> (+2</w:t>
-            </w:r>
-            <w:r>
-              <w:rPr>
-                <w:rFonts w:asciiTheme="minorHAnsi" w:hAnsiTheme="minorHAnsi" w:cstheme="minorHAnsi"/>
-                <w:b/>
-                <w:bCs/>
-              </w:rPr>
-              <w:t xml:space="preserve"> All Stats)</w:t>
-            </w:r>
-          </w:p>
-          <w:p>
-            <w:pPr>
-              <w:tabs>
-                <w:tab w:val="left" w:pos="1418"/>
-              </w:tabs>
-              <w:ind w:right="360"/>
-              <w:contextualSpacing/>
-              <w:rPr>
-                <w:rFonts w:eastAsia="Calibri" w:cs="Calibri"/>
-                <w:b/>
-                <w:bCs/>
-              </w:rPr>
-            </w:pPr>
-            <w:r>
-              <w:rPr>
-                <w:rFonts w:eastAsia="Calibri" w:cs="Calibri"/>
-                <w:b/>
-                <w:bCs/>
-              </w:rPr>
-              <w:t xml:space="preserve">Auto Points: </w:t>
-            </w:r>
-            <w:r>
-              <w:rPr>
-                <w:rFonts w:eastAsia="Calibri" w:cs="Calibri"/>
-                <w:b/>
-                <w:bCs/>
-              </w:rPr>
-              <w:tab/>
-              <w:t>+1/level – Manna, Nerve</w:t>
-            </w:r>
-          </w:p>
-          <w:p>
-            <w:pPr>
-              <w:tabs>
-                <w:tab w:val="left" w:pos="1418"/>
-              </w:tabs>
-              <w:ind w:right="360"/>
-              <w:contextualSpacing/>
-              <w:rPr>
-                <w:rFonts w:eastAsia="Calibri" w:cs="Calibri"/>
-                <w:b/>
-                <w:bCs/>
-              </w:rPr>
-            </w:pPr>
-            <w:r>
-              <w:rPr>
-                <w:rFonts w:eastAsia="Calibri" w:cs="Calibri"/>
-                <w:b/>
-                <w:bCs/>
-              </w:rPr>
-              <w:t>Class:</w:t>
-            </w:r>
-            <w:r>
-              <w:rPr>
-                <w:rFonts w:eastAsia="Calibri" w:cs="Calibri"/>
-                <w:b/>
-                <w:bCs/>
-              </w:rPr>
-              <w:tab/>
-              <w:t>Mastermind</w:t>
-            </w:r>
-          </w:p>
-          <w:p>
-            <w:pPr>
-              <w:tabs>
-                <w:tab w:val="left" w:pos="1418"/>
-              </w:tabs>
-            </w:pPr>
-            <w:r>
-              <w:rPr>
-                <w:rFonts w:eastAsia="Calibri"/>
-                <w:b/>
-              </w:rPr>
-              <w:t>Current Level:</w:t>
-            </w:r>
-            <w:r>
-              <w:rPr>
-                <w:rFonts w:eastAsia="Calibri"/>
-                <w:b/>
-              </w:rPr>
-              <w:tab/>
-              <w:t>3</w:t>
-            </w:r>
-            <w:r>
-              <w:rPr>
-                <w:rFonts w:eastAsia="Calibri"/>
-                <w:b/>
-              </w:rPr>
-              <w:t>6 -&gt; 4</w:t>
-            </w:r>
-            <w:r>
-              <w:rPr>
-                <w:rFonts w:eastAsia="Calibri"/>
-                <w:b/>
-              </w:rPr>
-              <w:t>1</w:t>
-            </w:r>
-          </w:p>
-          <w:p>
-            <w:pPr>
-              <w:tabs>
-                <w:tab w:val="left" w:pos="1418"/>
-              </w:tabs>
-            </w:pPr>
-          </w:p>
-          <w:p>
-            <w:pPr>
-              <w:tabs>
-                <w:tab w:val="left" w:pos="1418"/>
-              </w:tabs>
-            </w:pPr>
-          </w:p>
-          <w:p>
-            <w:pPr>
-              <w:tabs>
-                <w:tab w:val="left" w:pos="1418"/>
-              </w:tabs>
-            </w:pPr>
-            <w:r>
-              <w:t>Weapon:</w:t>
-            </w:r>
-          </w:p>
-          <w:p>
-            <w:pPr>
-              <w:tabs>
-                <w:tab w:val="left" w:pos="1418"/>
-              </w:tabs>
-            </w:pPr>
-            <w:r>
-              <w:t>Healing – 0.0</w:t>
-            </w:r>
-            <w:r>
-              <w:t>0</w:t>
-            </w:r>
-            <w:r>
-              <w:t>7%</w:t>
-            </w:r>
-          </w:p>
-          <w:p>
-            <w:pPr>
-              <w:rPr>
-                <w:rFonts w:asciiTheme="minorHAnsi" w:hAnsiTheme="minorHAnsi" w:cstheme="minorHAnsi"/>
-              </w:rPr>
-            </w:pPr>
-          </w:p>
-          <w:p>
-            <w:pPr>
-              <w:rPr>
-                <w:rFonts w:asciiTheme="minorHAnsi" w:hAnsiTheme="minorHAnsi" w:cstheme="minorHAnsi"/>
-              </w:rPr>
-            </w:pPr>
-            <w:r>
-              <w:rPr>
-                <w:rFonts w:asciiTheme="minorHAnsi" w:hAnsiTheme="minorHAnsi" w:cstheme="minorHAnsi"/>
-              </w:rPr>
               <w:t>Skills:</w:t>
             </w:r>
           </w:p>
@@ -3808,7 +5133,6 @@
               </w:numPr>
             </w:pPr>
             <w:r>
-              <w:lastRenderedPageBreak/>
               <w:t>Strategy, Level 1</w:t>
             </w:r>
           </w:p>
@@ -4080,7 +5404,6 @@
               <w:rPr>
                 <w:rFonts w:cstheme="minorHAnsi"/>
               </w:rPr>
-              <w:lastRenderedPageBreak/>
               <w:t>Parallel thinking</w:t>
             </w:r>
             <w:r>
@@ -4125,7 +5448,7 @@
             <w:pPr>
               <w:pStyle w:val="Quote2"/>
               <w:tabs>
-                <w:tab w:val="left" w:pos="1890"/>
+                <w:tab w:val="left" w:pos="2114"/>
               </w:tabs>
               <w:ind w:left="0"/>
               <w:rPr>
@@ -4138,6 +5461,12 @@
               </w:rPr>
               <w:t>Weapon: Bow glaive</w:t>
             </w:r>
+            <w:r>
+              <w:rPr>
+                <w:rFonts w:asciiTheme="minorHAnsi" w:hAnsiTheme="minorHAnsi" w:cstheme="minorHAnsi"/>
+              </w:rPr>
+              <w:tab/>
+            </w:r>
           </w:p>
           <w:p>
             <w:pPr>
@@ -4194,7 +5523,11 @@
             </w:r>
             <w:r>
               <w:br/>
-              <w:t>Hyper accelerate while in Time Slow. Drains Manna, Stamina</w:t>
+              <w:t xml:space="preserve">Hyper accelerate while in Time Slow. Drains </w:t>
+            </w:r>
+            <w:r>
+              <w:lastRenderedPageBreak/>
+              <w:t>Manna, Stamina</w:t>
             </w:r>
           </w:p>
           <w:p/>
@@ -4340,6 +5673,7 @@
               <w:rPr>
                 <w:rFonts w:asciiTheme="minorHAnsi" w:hAnsiTheme="minorHAnsi" w:cstheme="minorHAnsi"/>
               </w:rPr>
+              <w:lastRenderedPageBreak/>
               <w:t xml:space="preserve">Glaive: </w:t>
             </w:r>
           </w:p>
@@ -4399,6 +5733,7 @@
               <w:rPr>
                 <w:rFonts w:asciiTheme="minorHAnsi" w:hAnsiTheme="minorHAnsi" w:cstheme="minorHAnsi"/>
               </w:rPr>
+              <w:lastRenderedPageBreak/>
               <w:t xml:space="preserve">Todd Winthrop </w:t>
             </w:r>
           </w:p>
@@ -4634,7 +5969,6 @@
           </w:p>
           <w:p>
             <w:r>
-              <w:lastRenderedPageBreak/>
               <w:t>Earth: Riffle 10% sturdier</w:t>
             </w:r>
           </w:p>
@@ -4719,7 +6053,6 @@
               <w:rPr>
                 <w:rFonts w:asciiTheme="minorHAnsi" w:hAnsiTheme="minorHAnsi" w:cstheme="minorHAnsi"/>
               </w:rPr>
-              <w:lastRenderedPageBreak/>
               <w:t xml:space="preserve">Weapon: </w:t>
             </w:r>
             <w:r>
@@ -4749,7 +6082,6 @@
               <w:rPr>
                 <w:rFonts w:asciiTheme="minorHAnsi" w:hAnsiTheme="minorHAnsi" w:cstheme="minorHAnsi"/>
               </w:rPr>
-              <w:lastRenderedPageBreak/>
               <w:t xml:space="preserve">Annie </w:t>
             </w:r>
             <w:r>
@@ -5253,6 +6585,7 @@
                 <w:bCs/>
                 <w:noProof/>
               </w:rPr>
+              <w:lastRenderedPageBreak/>
               <w:t>Manna</w:t>
             </w:r>
             <w:r>
@@ -5509,6 +6842,7 @@
               <w:rPr>
                 <w:rFonts w:asciiTheme="minorHAnsi" w:hAnsiTheme="minorHAnsi" w:cstheme="minorHAnsi"/>
               </w:rPr>
+              <w:lastRenderedPageBreak/>
               <w:t>Weapon: Spear</w:t>
             </w:r>
             <w:r>
@@ -5610,7 +6944,14 @@
               <w:rPr>
                 <w:rFonts w:asciiTheme="minorHAnsi" w:hAnsiTheme="minorHAnsi" w:cstheme="minorHAnsi"/>
               </w:rPr>
-              <w:t>https://amazinggameroom.com/fantasy-names/elf-names/</w:t>
+              <w:t>https://amazinggameroom.com/fantasy-</w:t>
+            </w:r>
+            <w:r>
+              <w:rPr>
+                <w:rFonts w:asciiTheme="minorHAnsi" w:hAnsiTheme="minorHAnsi" w:cstheme="minorHAnsi"/>
+              </w:rPr>
+              <w:lastRenderedPageBreak/>
+              <w:t>names/elf-names/</w:t>
             </w:r>
           </w:p>
           <w:p>
@@ -6001,6 +7342,7 @@
               </w:rPr>
             </w:pPr>
             <w:r>
+              <w:lastRenderedPageBreak/>
               <w:t>The Dungeon Bosses</w:t>
             </w:r>
           </w:p>
@@ -6251,7 +7593,6 @@
         <w:pStyle w:val="H3"/>
       </w:pPr>
       <w:r>
-        <w:lastRenderedPageBreak/>
         <w:t>Village of Annie</w:t>
       </w:r>
     </w:p>
@@ -6534,7 +7875,6 @@
     </w:p>
     <w:p>
       <w:r>
-        <w:lastRenderedPageBreak/>
         <w:t xml:space="preserve">The next day after breakfast, Dad switched </w:t>
       </w:r>
       <w:r>
@@ -6569,6 +7909,7 @@
     </w:p>
     <w:p>
       <w:r>
+        <w:lastRenderedPageBreak/>
         <w:t>We all headed to the front and dad said, “I found a package and a letter. The letter is for you Annie.”</w:t>
       </w:r>
     </w:p>
@@ -6633,7 +7974,6 @@
         </w:rPr>
       </w:pPr>
       <w:r>
-        <w:lastRenderedPageBreak/>
         <w:t xml:space="preserve">Imagine our surprise when we discovered that Luke has an </w:t>
       </w:r>
       <w:r>
@@ -6715,6 +8055,7 @@
         <w:rPr>
           <w:rFonts w:asciiTheme="minorHAnsi" w:hAnsiTheme="minorHAnsi" w:cstheme="minorHAnsi"/>
         </w:rPr>
+        <w:lastRenderedPageBreak/>
         <w:t>By the way, the dungeon core can be used to create a Fast-Travel portal. This can be connected to your village</w:t>
       </w:r>
     </w:p>
@@ -6787,7 +8128,6 @@
         </w:numPr>
       </w:pPr>
       <w:r>
-        <w:lastRenderedPageBreak/>
         <w:t>None</w:t>
       </w:r>
     </w:p>
@@ -6832,6 +8172,7 @@
     </w:p>
     <w:p>
       <w:r>
+        <w:lastRenderedPageBreak/>
         <w:t>“There’s a new tab,” I said, pointing.</w:t>
       </w:r>
     </w:p>
@@ -6878,7 +8219,6 @@
     </w:p>
     <w:p>
       <w:r>
-        <w:lastRenderedPageBreak/>
         <w:t>Outside, Dad asked, “Now where should we put it? How about in the center? In time its area will cover the entire platform.”</w:t>
       </w:r>
     </w:p>
@@ -6917,6 +8257,7 @@
     <w:p>
       <w:proofErr w:type="gramStart"/>
       <w:r>
+        <w:lastRenderedPageBreak/>
         <w:t xml:space="preserve">“Then how about the </w:t>
       </w:r>
       <w:r>
@@ -7163,7 +8504,7 @@
         <v:path o:extrusionok="f" gradientshapeok="t" o:connecttype="rect"/>
         <o:lock v:ext="edit" aspectratio="t"/>
       </v:shapetype>
-      <v:shape id="_x0000_i1060" type="#_x0000_t75" style="width:138.15pt;height:53.25pt;visibility:visible;mso-wrap-style:square" o:bullet="t">
+      <v:shape id="_x0000_i1104" type="#_x0000_t75" style="width:138.15pt;height:53.25pt;visibility:visible;mso-wrap-style:square" o:bullet="t">
         <v:imagedata r:id="rId1" o:title="MC900065312[1]"/>
       </v:shape>
     </w:pict>
@@ -7510,17 +8851,17 @@
   <w:abstractNum w:abstractNumId="3">
     <w:nsid w:val="1EA12F6A"/>
     <w:multiLevelType w:val="hybridMultilevel"/>
-    <w:tmpl w:val="478AD5BE"/>
-    <w:lvl w:ilvl="0" w:tplc="04090001">
-      <w:start w:val="1"/>
-      <w:numFmt w:val="bullet"/>
-      <w:lvlText w:val=""/>
+    <w:tmpl w:val="B8E4B1CE"/>
+    <w:lvl w:ilvl="0" w:tplc="0409000F">
+      <w:start w:val="1"/>
+      <w:numFmt w:val="decimal"/>
+      <w:lvlText w:val="%1."/>
       <w:lvlJc w:val="left"/>
       <w:pPr>
         <w:ind w:left="360" w:hanging="360"/>
       </w:pPr>
       <w:rPr>
-        <w:rFonts w:ascii="Symbol" w:hAnsi="Symbol" w:hint="default"/>
+        <w:rFonts w:hint="default"/>
       </w:rPr>
     </w:lvl>
     <w:lvl w:ilvl="1" w:tplc="04090003" w:tentative="1">
@@ -7621,6 +8962,95 @@
     </w:lvl>
   </w:abstractNum>
   <w:abstractNum w:abstractNumId="4">
+    <w:nsid w:val="20C25E09"/>
+    <w:multiLevelType w:val="hybridMultilevel"/>
+    <w:tmpl w:val="AE84AC1C"/>
+    <w:lvl w:ilvl="0" w:tplc="526EAD94">
+      <w:start w:val="1"/>
+      <w:numFmt w:val="decimal"/>
+      <w:lvlText w:val="%1."/>
+      <w:lvlJc w:val="left"/>
+      <w:pPr>
+        <w:ind w:left="360" w:hanging="360"/>
+      </w:pPr>
+      <w:rPr>
+        <w:rFonts w:hint="default"/>
+      </w:rPr>
+    </w:lvl>
+    <w:lvl w:ilvl="1" w:tplc="04090019" w:tentative="1">
+      <w:start w:val="1"/>
+      <w:numFmt w:val="lowerLetter"/>
+      <w:lvlText w:val="%2."/>
+      <w:lvlJc w:val="left"/>
+      <w:pPr>
+        <w:ind w:left="1440" w:hanging="360"/>
+      </w:pPr>
+    </w:lvl>
+    <w:lvl w:ilvl="2" w:tplc="0409001B" w:tentative="1">
+      <w:start w:val="1"/>
+      <w:numFmt w:val="lowerRoman"/>
+      <w:lvlText w:val="%3."/>
+      <w:lvlJc w:val="right"/>
+      <w:pPr>
+        <w:ind w:left="2160" w:hanging="180"/>
+      </w:pPr>
+    </w:lvl>
+    <w:lvl w:ilvl="3" w:tplc="0409000F" w:tentative="1">
+      <w:start w:val="1"/>
+      <w:numFmt w:val="decimal"/>
+      <w:lvlText w:val="%4."/>
+      <w:lvlJc w:val="left"/>
+      <w:pPr>
+        <w:ind w:left="2880" w:hanging="360"/>
+      </w:pPr>
+    </w:lvl>
+    <w:lvl w:ilvl="4" w:tplc="04090019" w:tentative="1">
+      <w:start w:val="1"/>
+      <w:numFmt w:val="lowerLetter"/>
+      <w:lvlText w:val="%5."/>
+      <w:lvlJc w:val="left"/>
+      <w:pPr>
+        <w:ind w:left="3600" w:hanging="360"/>
+      </w:pPr>
+    </w:lvl>
+    <w:lvl w:ilvl="5" w:tplc="0409001B" w:tentative="1">
+      <w:start w:val="1"/>
+      <w:numFmt w:val="lowerRoman"/>
+      <w:lvlText w:val="%6."/>
+      <w:lvlJc w:val="right"/>
+      <w:pPr>
+        <w:ind w:left="4320" w:hanging="180"/>
+      </w:pPr>
+    </w:lvl>
+    <w:lvl w:ilvl="6" w:tplc="0409000F" w:tentative="1">
+      <w:start w:val="1"/>
+      <w:numFmt w:val="decimal"/>
+      <w:lvlText w:val="%7."/>
+      <w:lvlJc w:val="left"/>
+      <w:pPr>
+        <w:ind w:left="5040" w:hanging="360"/>
+      </w:pPr>
+    </w:lvl>
+    <w:lvl w:ilvl="7" w:tplc="04090019" w:tentative="1">
+      <w:start w:val="1"/>
+      <w:numFmt w:val="lowerLetter"/>
+      <w:lvlText w:val="%8."/>
+      <w:lvlJc w:val="left"/>
+      <w:pPr>
+        <w:ind w:left="5760" w:hanging="360"/>
+      </w:pPr>
+    </w:lvl>
+    <w:lvl w:ilvl="8" w:tplc="0409001B" w:tentative="1">
+      <w:start w:val="1"/>
+      <w:numFmt w:val="lowerRoman"/>
+      <w:lvlText w:val="%9."/>
+      <w:lvlJc w:val="right"/>
+      <w:pPr>
+        <w:ind w:left="6480" w:hanging="180"/>
+      </w:pPr>
+    </w:lvl>
+  </w:abstractNum>
+  <w:abstractNum w:abstractNumId="5">
     <w:nsid w:val="2F227130"/>
     <w:multiLevelType w:val="hybridMultilevel"/>
     <w:tmpl w:val="9A3A4DC2"/>
@@ -7733,7 +9163,7 @@
       </w:rPr>
     </w:lvl>
   </w:abstractNum>
-  <w:abstractNum w:abstractNumId="5">
+  <w:abstractNum w:abstractNumId="6">
     <w:nsid w:val="33D411FA"/>
     <w:multiLevelType w:val="hybridMultilevel"/>
     <w:tmpl w:val="5F407554"/>
@@ -7846,7 +9276,120 @@
       </w:rPr>
     </w:lvl>
   </w:abstractNum>
-  <w:abstractNum w:abstractNumId="6">
+  <w:abstractNum w:abstractNumId="7">
+    <w:nsid w:val="39ED6CCB"/>
+    <w:multiLevelType w:val="hybridMultilevel"/>
+    <w:tmpl w:val="07EEA534"/>
+    <w:lvl w:ilvl="0" w:tplc="526EAD94">
+      <w:start w:val="1"/>
+      <w:numFmt w:val="decimal"/>
+      <w:lvlText w:val="%1."/>
+      <w:lvlJc w:val="left"/>
+      <w:pPr>
+        <w:ind w:left="360" w:hanging="360"/>
+      </w:pPr>
+      <w:rPr>
+        <w:rFonts w:hint="default"/>
+      </w:rPr>
+    </w:lvl>
+    <w:lvl w:ilvl="1" w:tplc="04090003" w:tentative="1">
+      <w:start w:val="1"/>
+      <w:numFmt w:val="bullet"/>
+      <w:lvlText w:val="o"/>
+      <w:lvlJc w:val="left"/>
+      <w:pPr>
+        <w:ind w:left="1080" w:hanging="360"/>
+      </w:pPr>
+      <w:rPr>
+        <w:rFonts w:ascii="Courier New" w:hAnsi="Courier New" w:cs="Courier New" w:hint="default"/>
+      </w:rPr>
+    </w:lvl>
+    <w:lvl w:ilvl="2" w:tplc="04090005" w:tentative="1">
+      <w:start w:val="1"/>
+      <w:numFmt w:val="bullet"/>
+      <w:lvlText w:val=""/>
+      <w:lvlJc w:val="left"/>
+      <w:pPr>
+        <w:ind w:left="1800" w:hanging="360"/>
+      </w:pPr>
+      <w:rPr>
+        <w:rFonts w:ascii="Wingdings" w:hAnsi="Wingdings" w:hint="default"/>
+      </w:rPr>
+    </w:lvl>
+    <w:lvl w:ilvl="3" w:tplc="04090001" w:tentative="1">
+      <w:start w:val="1"/>
+      <w:numFmt w:val="bullet"/>
+      <w:lvlText w:val=""/>
+      <w:lvlJc w:val="left"/>
+      <w:pPr>
+        <w:ind w:left="2520" w:hanging="360"/>
+      </w:pPr>
+      <w:rPr>
+        <w:rFonts w:ascii="Symbol" w:hAnsi="Symbol" w:hint="default"/>
+      </w:rPr>
+    </w:lvl>
+    <w:lvl w:ilvl="4" w:tplc="04090003" w:tentative="1">
+      <w:start w:val="1"/>
+      <w:numFmt w:val="bullet"/>
+      <w:lvlText w:val="o"/>
+      <w:lvlJc w:val="left"/>
+      <w:pPr>
+        <w:ind w:left="3240" w:hanging="360"/>
+      </w:pPr>
+      <w:rPr>
+        <w:rFonts w:ascii="Courier New" w:hAnsi="Courier New" w:cs="Courier New" w:hint="default"/>
+      </w:rPr>
+    </w:lvl>
+    <w:lvl w:ilvl="5" w:tplc="04090005" w:tentative="1">
+      <w:start w:val="1"/>
+      <w:numFmt w:val="bullet"/>
+      <w:lvlText w:val=""/>
+      <w:lvlJc w:val="left"/>
+      <w:pPr>
+        <w:ind w:left="3960" w:hanging="360"/>
+      </w:pPr>
+      <w:rPr>
+        <w:rFonts w:ascii="Wingdings" w:hAnsi="Wingdings" w:hint="default"/>
+      </w:rPr>
+    </w:lvl>
+    <w:lvl w:ilvl="6" w:tplc="04090001" w:tentative="1">
+      <w:start w:val="1"/>
+      <w:numFmt w:val="bullet"/>
+      <w:lvlText w:val=""/>
+      <w:lvlJc w:val="left"/>
+      <w:pPr>
+        <w:ind w:left="4680" w:hanging="360"/>
+      </w:pPr>
+      <w:rPr>
+        <w:rFonts w:ascii="Symbol" w:hAnsi="Symbol" w:hint="default"/>
+      </w:rPr>
+    </w:lvl>
+    <w:lvl w:ilvl="7" w:tplc="04090003" w:tentative="1">
+      <w:start w:val="1"/>
+      <w:numFmt w:val="bullet"/>
+      <w:lvlText w:val="o"/>
+      <w:lvlJc w:val="left"/>
+      <w:pPr>
+        <w:ind w:left="5400" w:hanging="360"/>
+      </w:pPr>
+      <w:rPr>
+        <w:rFonts w:ascii="Courier New" w:hAnsi="Courier New" w:cs="Courier New" w:hint="default"/>
+      </w:rPr>
+    </w:lvl>
+    <w:lvl w:ilvl="8" w:tplc="04090005" w:tentative="1">
+      <w:start w:val="1"/>
+      <w:numFmt w:val="bullet"/>
+      <w:lvlText w:val=""/>
+      <w:lvlJc w:val="left"/>
+      <w:pPr>
+        <w:ind w:left="6120" w:hanging="360"/>
+      </w:pPr>
+      <w:rPr>
+        <w:rFonts w:ascii="Wingdings" w:hAnsi="Wingdings" w:hint="default"/>
+      </w:rPr>
+    </w:lvl>
+  </w:abstractNum>
+  <w:abstractNum w:abstractNumId="8">
     <w:nsid w:val="456B62C2"/>
     <w:multiLevelType w:val="hybridMultilevel"/>
     <w:tmpl w:val="0E866D8A"/>
@@ -7959,7 +9502,7 @@
       </w:rPr>
     </w:lvl>
   </w:abstractNum>
-  <w:abstractNum w:abstractNumId="7">
+  <w:abstractNum w:abstractNumId="9">
     <w:nsid w:val="4CD120EE"/>
     <w:multiLevelType w:val="hybridMultilevel"/>
     <w:tmpl w:val="F0A23066"/>
@@ -8072,7 +9615,120 @@
       </w:rPr>
     </w:lvl>
   </w:abstractNum>
-  <w:abstractNum w:abstractNumId="8">
+  <w:abstractNum w:abstractNumId="10">
+    <w:nsid w:val="521C3E9E"/>
+    <w:multiLevelType w:val="hybridMultilevel"/>
+    <w:tmpl w:val="0E7C12A0"/>
+    <w:lvl w:ilvl="0" w:tplc="0409000F">
+      <w:start w:val="1"/>
+      <w:numFmt w:val="decimal"/>
+      <w:lvlText w:val="%1."/>
+      <w:lvlJc w:val="left"/>
+      <w:pPr>
+        <w:ind w:left="360" w:hanging="360"/>
+      </w:pPr>
+      <w:rPr>
+        <w:rFonts w:hint="default"/>
+      </w:rPr>
+    </w:lvl>
+    <w:lvl w:ilvl="1" w:tplc="04090003" w:tentative="1">
+      <w:start w:val="1"/>
+      <w:numFmt w:val="bullet"/>
+      <w:lvlText w:val="o"/>
+      <w:lvlJc w:val="left"/>
+      <w:pPr>
+        <w:ind w:left="1080" w:hanging="360"/>
+      </w:pPr>
+      <w:rPr>
+        <w:rFonts w:ascii="Courier New" w:hAnsi="Courier New" w:cs="Courier New" w:hint="default"/>
+      </w:rPr>
+    </w:lvl>
+    <w:lvl w:ilvl="2" w:tplc="04090005" w:tentative="1">
+      <w:start w:val="1"/>
+      <w:numFmt w:val="bullet"/>
+      <w:lvlText w:val=""/>
+      <w:lvlJc w:val="left"/>
+      <w:pPr>
+        <w:ind w:left="1800" w:hanging="360"/>
+      </w:pPr>
+      <w:rPr>
+        <w:rFonts w:ascii="Wingdings" w:hAnsi="Wingdings" w:hint="default"/>
+      </w:rPr>
+    </w:lvl>
+    <w:lvl w:ilvl="3" w:tplc="04090001" w:tentative="1">
+      <w:start w:val="1"/>
+      <w:numFmt w:val="bullet"/>
+      <w:lvlText w:val=""/>
+      <w:lvlJc w:val="left"/>
+      <w:pPr>
+        <w:ind w:left="2520" w:hanging="360"/>
+      </w:pPr>
+      <w:rPr>
+        <w:rFonts w:ascii="Symbol" w:hAnsi="Symbol" w:hint="default"/>
+      </w:rPr>
+    </w:lvl>
+    <w:lvl w:ilvl="4" w:tplc="04090003" w:tentative="1">
+      <w:start w:val="1"/>
+      <w:numFmt w:val="bullet"/>
+      <w:lvlText w:val="o"/>
+      <w:lvlJc w:val="left"/>
+      <w:pPr>
+        <w:ind w:left="3240" w:hanging="360"/>
+      </w:pPr>
+      <w:rPr>
+        <w:rFonts w:ascii="Courier New" w:hAnsi="Courier New" w:cs="Courier New" w:hint="default"/>
+      </w:rPr>
+    </w:lvl>
+    <w:lvl w:ilvl="5" w:tplc="04090005" w:tentative="1">
+      <w:start w:val="1"/>
+      <w:numFmt w:val="bullet"/>
+      <w:lvlText w:val=""/>
+      <w:lvlJc w:val="left"/>
+      <w:pPr>
+        <w:ind w:left="3960" w:hanging="360"/>
+      </w:pPr>
+      <w:rPr>
+        <w:rFonts w:ascii="Wingdings" w:hAnsi="Wingdings" w:hint="default"/>
+      </w:rPr>
+    </w:lvl>
+    <w:lvl w:ilvl="6" w:tplc="04090001" w:tentative="1">
+      <w:start w:val="1"/>
+      <w:numFmt w:val="bullet"/>
+      <w:lvlText w:val=""/>
+      <w:lvlJc w:val="left"/>
+      <w:pPr>
+        <w:ind w:left="4680" w:hanging="360"/>
+      </w:pPr>
+      <w:rPr>
+        <w:rFonts w:ascii="Symbol" w:hAnsi="Symbol" w:hint="default"/>
+      </w:rPr>
+    </w:lvl>
+    <w:lvl w:ilvl="7" w:tplc="04090003" w:tentative="1">
+      <w:start w:val="1"/>
+      <w:numFmt w:val="bullet"/>
+      <w:lvlText w:val="o"/>
+      <w:lvlJc w:val="left"/>
+      <w:pPr>
+        <w:ind w:left="5400" w:hanging="360"/>
+      </w:pPr>
+      <w:rPr>
+        <w:rFonts w:ascii="Courier New" w:hAnsi="Courier New" w:cs="Courier New" w:hint="default"/>
+      </w:rPr>
+    </w:lvl>
+    <w:lvl w:ilvl="8" w:tplc="04090005" w:tentative="1">
+      <w:start w:val="1"/>
+      <w:numFmt w:val="bullet"/>
+      <w:lvlText w:val=""/>
+      <w:lvlJc w:val="left"/>
+      <w:pPr>
+        <w:ind w:left="6120" w:hanging="360"/>
+      </w:pPr>
+      <w:rPr>
+        <w:rFonts w:ascii="Wingdings" w:hAnsi="Wingdings" w:hint="default"/>
+      </w:rPr>
+    </w:lvl>
+  </w:abstractNum>
+  <w:abstractNum w:abstractNumId="11">
     <w:nsid w:val="54E22DE7"/>
     <w:multiLevelType w:val="hybridMultilevel"/>
     <w:tmpl w:val="5F407554"/>
@@ -8185,7 +9841,7 @@
       </w:rPr>
     </w:lvl>
   </w:abstractNum>
-  <w:abstractNum w:abstractNumId="9">
+  <w:abstractNum w:abstractNumId="12">
     <w:nsid w:val="5ED010CE"/>
     <w:multiLevelType w:val="hybridMultilevel"/>
     <w:tmpl w:val="B4CEF75E"/>
@@ -8298,7 +9954,7 @@
       </w:rPr>
     </w:lvl>
   </w:abstractNum>
-  <w:abstractNum w:abstractNumId="10">
+  <w:abstractNum w:abstractNumId="13">
     <w:nsid w:val="60FF699E"/>
     <w:multiLevelType w:val="hybridMultilevel"/>
     <w:tmpl w:val="3558FF76"/>
@@ -8411,7 +10067,7 @@
       </w:rPr>
     </w:lvl>
   </w:abstractNum>
-  <w:abstractNum w:abstractNumId="11">
+  <w:abstractNum w:abstractNumId="14">
     <w:nsid w:val="61D56B52"/>
     <w:multiLevelType w:val="hybridMultilevel"/>
     <w:tmpl w:val="E54AF26C"/>
@@ -8524,7 +10180,96 @@
       </w:rPr>
     </w:lvl>
   </w:abstractNum>
-  <w:abstractNum w:abstractNumId="12">
+  <w:abstractNum w:abstractNumId="15">
+    <w:nsid w:val="620E0DE4"/>
+    <w:multiLevelType w:val="hybridMultilevel"/>
+    <w:tmpl w:val="1E980460"/>
+    <w:lvl w:ilvl="0" w:tplc="0409000F">
+      <w:start w:val="1"/>
+      <w:numFmt w:val="decimal"/>
+      <w:lvlText w:val="%1."/>
+      <w:lvlJc w:val="left"/>
+      <w:pPr>
+        <w:ind w:left="360" w:hanging="360"/>
+      </w:pPr>
+      <w:rPr>
+        <w:rFonts w:hint="default"/>
+      </w:rPr>
+    </w:lvl>
+    <w:lvl w:ilvl="1" w:tplc="04090019" w:tentative="1">
+      <w:start w:val="1"/>
+      <w:numFmt w:val="lowerLetter"/>
+      <w:lvlText w:val="%2."/>
+      <w:lvlJc w:val="left"/>
+      <w:pPr>
+        <w:ind w:left="1080" w:hanging="360"/>
+      </w:pPr>
+    </w:lvl>
+    <w:lvl w:ilvl="2" w:tplc="0409001B" w:tentative="1">
+      <w:start w:val="1"/>
+      <w:numFmt w:val="lowerRoman"/>
+      <w:lvlText w:val="%3."/>
+      <w:lvlJc w:val="right"/>
+      <w:pPr>
+        <w:ind w:left="1800" w:hanging="180"/>
+      </w:pPr>
+    </w:lvl>
+    <w:lvl w:ilvl="3" w:tplc="0409000F" w:tentative="1">
+      <w:start w:val="1"/>
+      <w:numFmt w:val="decimal"/>
+      <w:lvlText w:val="%4."/>
+      <w:lvlJc w:val="left"/>
+      <w:pPr>
+        <w:ind w:left="2520" w:hanging="360"/>
+      </w:pPr>
+    </w:lvl>
+    <w:lvl w:ilvl="4" w:tplc="04090019" w:tentative="1">
+      <w:start w:val="1"/>
+      <w:numFmt w:val="lowerLetter"/>
+      <w:lvlText w:val="%5."/>
+      <w:lvlJc w:val="left"/>
+      <w:pPr>
+        <w:ind w:left="3240" w:hanging="360"/>
+      </w:pPr>
+    </w:lvl>
+    <w:lvl w:ilvl="5" w:tplc="0409001B" w:tentative="1">
+      <w:start w:val="1"/>
+      <w:numFmt w:val="lowerRoman"/>
+      <w:lvlText w:val="%6."/>
+      <w:lvlJc w:val="right"/>
+      <w:pPr>
+        <w:ind w:left="3960" w:hanging="180"/>
+      </w:pPr>
+    </w:lvl>
+    <w:lvl w:ilvl="6" w:tplc="0409000F" w:tentative="1">
+      <w:start w:val="1"/>
+      <w:numFmt w:val="decimal"/>
+      <w:lvlText w:val="%7."/>
+      <w:lvlJc w:val="left"/>
+      <w:pPr>
+        <w:ind w:left="4680" w:hanging="360"/>
+      </w:pPr>
+    </w:lvl>
+    <w:lvl w:ilvl="7" w:tplc="04090019" w:tentative="1">
+      <w:start w:val="1"/>
+      <w:numFmt w:val="lowerLetter"/>
+      <w:lvlText w:val="%8."/>
+      <w:lvlJc w:val="left"/>
+      <w:pPr>
+        <w:ind w:left="5400" w:hanging="360"/>
+      </w:pPr>
+    </w:lvl>
+    <w:lvl w:ilvl="8" w:tplc="0409001B" w:tentative="1">
+      <w:start w:val="1"/>
+      <w:numFmt w:val="lowerRoman"/>
+      <w:lvlText w:val="%9."/>
+      <w:lvlJc w:val="right"/>
+      <w:pPr>
+        <w:ind w:left="6120" w:hanging="180"/>
+      </w:pPr>
+    </w:lvl>
+  </w:abstractNum>
+  <w:abstractNum w:abstractNumId="16">
     <w:nsid w:val="672665F0"/>
     <w:multiLevelType w:val="hybridMultilevel"/>
     <w:tmpl w:val="C7D240D6"/>
@@ -8613,7 +10358,7 @@
       </w:pPr>
     </w:lvl>
   </w:abstractNum>
-  <w:abstractNum w:abstractNumId="13">
+  <w:abstractNum w:abstractNumId="17">
     <w:nsid w:val="78397D8F"/>
     <w:multiLevelType w:val="multilevel"/>
     <w:tmpl w:val="54F6B2BA"/>
@@ -8762,11 +10507,100 @@
       </w:rPr>
     </w:lvl>
   </w:abstractNum>
+  <w:abstractNum w:abstractNumId="18">
+    <w:nsid w:val="78ED671F"/>
+    <w:multiLevelType w:val="hybridMultilevel"/>
+    <w:tmpl w:val="BA805032"/>
+    <w:lvl w:ilvl="0" w:tplc="C854DB2E">
+      <w:start w:val="1"/>
+      <w:numFmt w:val="decimal"/>
+      <w:lvlText w:val="%1."/>
+      <w:lvlJc w:val="left"/>
+      <w:pPr>
+        <w:ind w:left="360" w:hanging="360"/>
+      </w:pPr>
+      <w:rPr>
+        <w:rFonts w:hint="default"/>
+      </w:rPr>
+    </w:lvl>
+    <w:lvl w:ilvl="1" w:tplc="04090019" w:tentative="1">
+      <w:start w:val="1"/>
+      <w:numFmt w:val="lowerLetter"/>
+      <w:lvlText w:val="%2."/>
+      <w:lvlJc w:val="left"/>
+      <w:pPr>
+        <w:ind w:left="1440" w:hanging="360"/>
+      </w:pPr>
+    </w:lvl>
+    <w:lvl w:ilvl="2" w:tplc="0409001B" w:tentative="1">
+      <w:start w:val="1"/>
+      <w:numFmt w:val="lowerRoman"/>
+      <w:lvlText w:val="%3."/>
+      <w:lvlJc w:val="right"/>
+      <w:pPr>
+        <w:ind w:left="2160" w:hanging="180"/>
+      </w:pPr>
+    </w:lvl>
+    <w:lvl w:ilvl="3" w:tplc="0409000F" w:tentative="1">
+      <w:start w:val="1"/>
+      <w:numFmt w:val="decimal"/>
+      <w:lvlText w:val="%4."/>
+      <w:lvlJc w:val="left"/>
+      <w:pPr>
+        <w:ind w:left="2880" w:hanging="360"/>
+      </w:pPr>
+    </w:lvl>
+    <w:lvl w:ilvl="4" w:tplc="04090019" w:tentative="1">
+      <w:start w:val="1"/>
+      <w:numFmt w:val="lowerLetter"/>
+      <w:lvlText w:val="%5."/>
+      <w:lvlJc w:val="left"/>
+      <w:pPr>
+        <w:ind w:left="3600" w:hanging="360"/>
+      </w:pPr>
+    </w:lvl>
+    <w:lvl w:ilvl="5" w:tplc="0409001B" w:tentative="1">
+      <w:start w:val="1"/>
+      <w:numFmt w:val="lowerRoman"/>
+      <w:lvlText w:val="%6."/>
+      <w:lvlJc w:val="right"/>
+      <w:pPr>
+        <w:ind w:left="4320" w:hanging="180"/>
+      </w:pPr>
+    </w:lvl>
+    <w:lvl w:ilvl="6" w:tplc="0409000F" w:tentative="1">
+      <w:start w:val="1"/>
+      <w:numFmt w:val="decimal"/>
+      <w:lvlText w:val="%7."/>
+      <w:lvlJc w:val="left"/>
+      <w:pPr>
+        <w:ind w:left="5040" w:hanging="360"/>
+      </w:pPr>
+    </w:lvl>
+    <w:lvl w:ilvl="7" w:tplc="04090019" w:tentative="1">
+      <w:start w:val="1"/>
+      <w:numFmt w:val="lowerLetter"/>
+      <w:lvlText w:val="%8."/>
+      <w:lvlJc w:val="left"/>
+      <w:pPr>
+        <w:ind w:left="5760" w:hanging="360"/>
+      </w:pPr>
+    </w:lvl>
+    <w:lvl w:ilvl="8" w:tplc="0409001B" w:tentative="1">
+      <w:start w:val="1"/>
+      <w:numFmt w:val="lowerRoman"/>
+      <w:lvlText w:val="%9."/>
+      <w:lvlJc w:val="right"/>
+      <w:pPr>
+        <w:ind w:left="6480" w:hanging="180"/>
+      </w:pPr>
+    </w:lvl>
+  </w:abstractNum>
   <w:num w:numId="1">
-    <w:abstractNumId w:val="4"/>
+    <w:abstractNumId w:val="5"/>
   </w:num>
   <w:num w:numId="2">
-    <w:abstractNumId w:val="13"/>
+    <w:abstractNumId w:val="17"/>
   </w:num>
   <w:num w:numId="3">
     <w:abstractNumId w:val="0"/>
@@ -8775,22 +10609,22 @@
     <w:abstractNumId w:val="1"/>
   </w:num>
   <w:num w:numId="5">
-    <w:abstractNumId w:val="9"/>
+    <w:abstractNumId w:val="12"/>
   </w:num>
   <w:num w:numId="6">
-    <w:abstractNumId w:val="10"/>
+    <w:abstractNumId w:val="13"/>
   </w:num>
   <w:num w:numId="7">
+    <w:abstractNumId w:val="14"/>
+  </w:num>
+  <w:num w:numId="8">
     <w:abstractNumId w:val="11"/>
   </w:num>
-  <w:num w:numId="8">
-    <w:abstractNumId w:val="8"/>
-  </w:num>
   <w:num w:numId="9">
-    <w:abstractNumId w:val="12"/>
+    <w:abstractNumId w:val="16"/>
   </w:num>
   <w:num w:numId="10">
-    <w:abstractNumId w:val="5"/>
+    <w:abstractNumId w:val="6"/>
   </w:num>
   <w:num w:numId="11">
     <w:abstractNumId w:val="3"/>
@@ -8799,10 +10633,25 @@
     <w:abstractNumId w:val="2"/>
   </w:num>
   <w:num w:numId="13">
-    <w:abstractNumId w:val="6"/>
+    <w:abstractNumId w:val="8"/>
   </w:num>
   <w:num w:numId="14">
+    <w:abstractNumId w:val="9"/>
+  </w:num>
+  <w:num w:numId="15">
+    <w:abstractNumId w:val="10"/>
+  </w:num>
+  <w:num w:numId="16">
+    <w:abstractNumId w:val="15"/>
+  </w:num>
+  <w:num w:numId="17">
     <w:abstractNumId w:val="7"/>
+  </w:num>
+  <w:num w:numId="18">
+    <w:abstractNumId w:val="4"/>
+  </w:num>
+  <w:num w:numId="19">
+    <w:abstractNumId w:val="18"/>
   </w:num>
 </w:numbering>
 </file>
@@ -9472,6 +11321,26 @@
       <w:b/>
     </w:rPr>
   </w:style>
+  <w:style w:type="paragraph" w:customStyle="1" w:styleId="StatusUser">
+    <w:name w:val="Status_User"/>
+    <w:basedOn w:val="Normal"/>
+    <w:qFormat/>
+    <w:rsid w:val="00242309"/>
+    <w:pPr>
+      <w:tabs>
+        <w:tab w:val="left" w:pos="1418"/>
+        <w:tab w:val="left" w:pos="2268"/>
+      </w:tabs>
+      <w:spacing w:line="240" w:lineRule="auto"/>
+      <w:contextualSpacing/>
+      <w:jc w:val="both"/>
+    </w:pPr>
+    <w:rPr>
+      <w:rFonts w:ascii="Calibri" w:eastAsia="Times New Roman" w:hAnsi="Calibri" w:cs="Times New Roman"/>
+      <w:b/>
+      <w:sz w:val="20"/>
+    </w:rPr>
+  </w:style>
 </w:styles>
 </file>
 
@@ -9765,7 +11634,7 @@
 </file>
 
 <file path=customXml/itemProps1.xml><?xml version="1.0" encoding="utf-8"?>
-<ds:datastoreItem xmlns:ds="http://schemas.openxmlformats.org/officeDocument/2006/customXml" ds:itemID="{57F917AE-B1ED-4B6E-868A-F44DA8CD2AD3}">
+<ds:datastoreItem xmlns:ds="http://schemas.openxmlformats.org/officeDocument/2006/customXml" ds:itemID="{6D8A7122-F4D2-4C0F-851A-10F355960981}">
   <ds:schemaRefs>
     <ds:schemaRef ds:uri="http://schemas.openxmlformats.org/officeDocument/2006/bibliography"/>
   </ds:schemaRefs>

--- a/Books/RPG_Books/ThePrincessAndTheApocalypse/Notes_ThePrincessAndTheApocalypse.docx
+++ b/Books/RPG_Books/ThePrincessAndTheApocalypse/Notes_ThePrincessAndTheApocalypse.docx
@@ -2,6 +2,384 @@
 <file path=word/document.xml><?xml version="1.0" encoding="utf-8"?>
 <w:document xmlns:ve="http://schemas.openxmlformats.org/markup-compatibility/2006" xmlns:o="urn:schemas-microsoft-com:office:office" xmlns:r="http://schemas.openxmlformats.org/officeDocument/2006/relationships" xmlns:m="http://schemas.openxmlformats.org/officeDocument/2006/math" xmlns:v="urn:schemas-microsoft-com:vml" xmlns:wp="http://schemas.openxmlformats.org/drawingml/2006/wordprocessingDrawing" xmlns:w10="urn:schemas-microsoft-com:office:word" xmlns:w="http://schemas.openxmlformats.org/wordprocessingml/2006/main" xmlns:wne="http://schemas.microsoft.com/office/word/2006/wordml">
   <w:body>
+    <w:p>
+      <w:pPr>
+        <w:pStyle w:val="StatusUser"/>
+        <w:rPr>
+          <w:u w:val="single"/>
+        </w:rPr>
+      </w:pPr>
+      <w:r>
+        <w:rPr>
+          <w:u w:val="single"/>
+        </w:rPr>
+        <w:t xml:space="preserve">Throne </w:t>
+      </w:r>
+      <w:r>
+        <w:rPr>
+          <w:u w:val="single"/>
+        </w:rPr>
+        <w:t xml:space="preserve">- </w:t>
+      </w:r>
+      <w:r>
+        <w:rPr>
+          <w:u w:val="single"/>
+        </w:rPr>
+        <w:t>Stats:</w:t>
+      </w:r>
+    </w:p>
+    <w:p>
+      <w:pPr>
+        <w:pStyle w:val="StatusUser"/>
+      </w:pPr>
+      <w:r>
+        <w:t>Agility:</w:t>
+      </w:r>
+      <w:r>
+        <w:tab/>
+        <w:t>55 -&gt;</w:t>
+      </w:r>
+      <w:r>
+        <w:tab/>
+        <w:t>(55 + 13) * 2 = 136</w:t>
+      </w:r>
+    </w:p>
+    <w:p>
+      <w:pPr>
+        <w:pStyle w:val="StatusUser"/>
+      </w:pPr>
+      <w:r>
+        <w:t>Strength:</w:t>
+      </w:r>
+      <w:r>
+        <w:tab/>
+        <w:t>50 -&gt;</w:t>
+      </w:r>
+      <w:r>
+        <w:tab/>
+        <w:t>(50 + 13) * 2 = 126</w:t>
+      </w:r>
+    </w:p>
+    <w:p>
+      <w:pPr>
+        <w:pStyle w:val="StatusUser"/>
+      </w:pPr>
+      <w:r>
+        <w:t>Toughness:</w:t>
+      </w:r>
+      <w:r>
+        <w:tab/>
+        <w:t>30 -&gt;</w:t>
+      </w:r>
+      <w:r>
+        <w:tab/>
+        <w:t>(30 + 13) * 2 = 86</w:t>
+      </w:r>
+    </w:p>
+    <w:p>
+      <w:pPr>
+        <w:pStyle w:val="StatusUser"/>
+      </w:pPr>
+      <w:r>
+        <w:t>Restoration:</w:t>
+      </w:r>
+      <w:r>
+        <w:tab/>
+        <w:t>25 -&gt;</w:t>
+      </w:r>
+      <w:r>
+        <w:tab/>
+        <w:t>(25 + 13) * 2 = 76</w:t>
+      </w:r>
+    </w:p>
+    <w:p>
+      <w:pPr>
+        <w:pStyle w:val="StatusUser"/>
+      </w:pPr>
+      <w:r>
+        <w:t>Stealth:</w:t>
+      </w:r>
+      <w:r>
+        <w:tab/>
+        <w:t xml:space="preserve">40 + </w:t>
+      </w:r>
+      <w:r>
+        <w:t>2</w:t>
+      </w:r>
+      <w:r>
+        <w:t>0 -&gt;</w:t>
+      </w:r>
+      <w:r>
+        <w:tab/>
+        <w:t>(</w:t>
+      </w:r>
+      <w:r>
+        <w:t>6</w:t>
+      </w:r>
+      <w:r>
+        <w:t xml:space="preserve">0 + 13) * 2 = </w:t>
+      </w:r>
+      <w:r>
+        <w:t>146</w:t>
+      </w:r>
+    </w:p>
+    <w:p>
+      <w:pPr>
+        <w:pStyle w:val="StatusUser"/>
+      </w:pPr>
+    </w:p>
+    <w:p>
+      <w:pPr>
+        <w:pStyle w:val="StatusUser"/>
+      </w:pPr>
+      <w:r>
+        <w:t>Nerve:</w:t>
+      </w:r>
+      <w:r>
+        <w:tab/>
+        <w:t xml:space="preserve">0 + </w:t>
+      </w:r>
+      <w:r>
+        <w:t>15</w:t>
+      </w:r>
+      <w:r>
+        <w:t xml:space="preserve"> -&gt;</w:t>
+      </w:r>
+      <w:r>
+        <w:tab/>
+        <w:t>(</w:t>
+      </w:r>
+      <w:r>
+        <w:t>15</w:t>
+      </w:r>
+      <w:r>
+        <w:t xml:space="preserve"> + 13) * 2 = </w:t>
+      </w:r>
+      <w:r>
+        <w:t>56</w:t>
+      </w:r>
+    </w:p>
+    <w:p>
+      <w:pPr>
+        <w:pStyle w:val="StatusUser"/>
+      </w:pPr>
+      <w:r>
+        <w:t>Manna Control:</w:t>
+      </w:r>
+      <w:r>
+        <w:tab/>
+        <w:t xml:space="preserve">0 + </w:t>
+      </w:r>
+      <w:r>
+        <w:t>15</w:t>
+      </w:r>
+      <w:r>
+        <w:t xml:space="preserve"> -&gt;</w:t>
+      </w:r>
+      <w:r>
+        <w:tab/>
+        <w:t>(</w:t>
+      </w:r>
+      <w:r>
+        <w:t>15</w:t>
+      </w:r>
+      <w:r>
+        <w:t xml:space="preserve"> + 13) * 2 = </w:t>
+      </w:r>
+      <w:r>
+        <w:t>56</w:t>
+      </w:r>
+    </w:p>
+    <w:p>
+      <w:pPr>
+        <w:pStyle w:val="StatusUser"/>
+      </w:pPr>
+      <w:r>
+        <w:t>Metamorphosis:</w:t>
+      </w:r>
+      <w:r>
+        <w:tab/>
+        <w:t>5 + 10 -&gt;</w:t>
+      </w:r>
+      <w:r>
+        <w:tab/>
+        <w:t xml:space="preserve">(15 + 13) * 2 = </w:t>
+      </w:r>
+      <w:r>
+        <w:t>56</w:t>
+      </w:r>
+    </w:p>
+    <w:p>
+      <w:pPr>
+        <w:pStyle w:val="StatusUser"/>
+      </w:pPr>
+      <w:r>
+        <w:t>Interior Space:</w:t>
+      </w:r>
+      <w:r>
+        <w:tab/>
+        <w:t>10 + 5 -&gt;</w:t>
+      </w:r>
+      <w:r>
+        <w:tab/>
+        <w:t xml:space="preserve">(15 + 13) * 2 = </w:t>
+      </w:r>
+      <w:r>
+        <w:t>56</w:t>
+      </w:r>
+    </w:p>
+    <w:p>
+      <w:pPr>
+        <w:pStyle w:val="StatusUser"/>
+      </w:pPr>
+    </w:p>
+    <w:p>
+      <w:pPr>
+        <w:pStyle w:val="StatusUser"/>
+      </w:pPr>
+      <w:r>
+        <w:t xml:space="preserve">Abilities: </w:t>
+      </w:r>
+      <w:r>
+        <w:tab/>
+        <w:t>Amphibious Mode,</w:t>
+      </w:r>
+    </w:p>
+    <w:p>
+      <w:pPr>
+        <w:pStyle w:val="StatusUser"/>
+      </w:pPr>
+      <w:r>
+        <w:tab/>
+        <w:t>Simple Slideouts,</w:t>
+      </w:r>
+    </w:p>
+    <w:p>
+      <w:pPr>
+        <w:pStyle w:val="StatusUser"/>
+      </w:pPr>
+      <w:r>
+        <w:tab/>
+        <w:t>Store Pillar</w:t>
+      </w:r>
+      <w:r>
+        <w:t>,</w:t>
+      </w:r>
+    </w:p>
+    <w:p>
+      <w:pPr>
+        <w:pStyle w:val="StatusUser"/>
+      </w:pPr>
+      <w:r>
+        <w:tab/>
+        <w:t>Extended Stealth Mode</w:t>
+      </w:r>
+    </w:p>
+    <w:p>
+      <w:pPr>
+        <w:pStyle w:val="StatusUser"/>
+      </w:pPr>
+      <w:r>
+        <w:t>Features:</w:t>
+      </w:r>
+      <w:r>
+        <w:tab/>
+        <w:t>Level 3 Store</w:t>
+      </w:r>
+    </w:p>
+    <w:p>
+      <w:pPr>
+        <w:pStyle w:val="StatusUser"/>
+      </w:pPr>
+      <w:r>
+        <w:t>Achievements:</w:t>
+      </w:r>
+      <w:r>
+        <w:tab/>
+        <w:t>Giant Killer MAX (+100% to all stats),</w:t>
+      </w:r>
+    </w:p>
+    <w:p>
+      <w:pPr>
+        <w:pStyle w:val="StatusUser"/>
+      </w:pPr>
+      <w:r>
+        <w:tab/>
+        <w:t>Dragon Killer (+10 to all stats),</w:t>
+      </w:r>
+    </w:p>
+    <w:p>
+      <w:pPr>
+        <w:pStyle w:val="StatusUser"/>
+      </w:pPr>
+      <w:r>
+        <w:tab/>
+        <w:t>Dungeon Conqueror 1 (+1 All Stats),</w:t>
+      </w:r>
+    </w:p>
+    <w:p>
+      <w:pPr>
+        <w:pStyle w:val="StatusUser"/>
+      </w:pPr>
+      <w:r>
+        <w:tab/>
+        <w:t>Dungeon Mastery (+2 All Stats)</w:t>
+      </w:r>
+    </w:p>
+    <w:p>
+      <w:pPr>
+        <w:pStyle w:val="StatusUser"/>
+      </w:pPr>
+      <w:r>
+        <w:t>Current Level:</w:t>
+      </w:r>
+      <w:r>
+        <w:tab/>
+        <w:t>20 + 13 -&gt; 33</w:t>
+      </w:r>
+    </w:p>
+    <w:p>
+      <w:pPr>
+        <w:rPr>
+          <w:rFonts w:cstheme="minorHAnsi"/>
+        </w:rPr>
+      </w:pPr>
+    </w:p>
+    <w:p>
+      <w:pPr>
+        <w:rPr>
+          <w:rFonts w:cstheme="minorHAnsi"/>
+        </w:rPr>
+      </w:pPr>
+    </w:p>
+    <w:p>
+      <w:pPr>
+        <w:rPr>
+          <w:rFonts w:cstheme="minorHAnsi"/>
+        </w:rPr>
+      </w:pPr>
+    </w:p>
+    <w:p>
+      <w:pPr>
+        <w:rPr>
+          <w:rFonts w:cstheme="minorHAnsi"/>
+        </w:rPr>
+      </w:pPr>
+    </w:p>
+    <w:p>
+      <w:pPr>
+        <w:rPr>
+          <w:rFonts w:cstheme="minorHAnsi"/>
+        </w:rPr>
+      </w:pPr>
+    </w:p>
+    <w:p>
+      <w:pPr>
+        <w:rPr>
+          <w:rFonts w:cstheme="minorHAnsi"/>
+        </w:rPr>
+      </w:pPr>
+    </w:p>
     <w:p>
       <w:pPr>
         <w:rPr>
@@ -139,48 +517,6 @@
         </w:rPr>
         <w:t>US Imperial measurements</w:t>
       </w:r>
-    </w:p>
-    <w:p>
-      <w:pPr>
-        <w:rPr>
-          <w:rFonts w:cstheme="minorHAnsi"/>
-        </w:rPr>
-      </w:pPr>
-    </w:p>
-    <w:p>
-      <w:pPr>
-        <w:rPr>
-          <w:rFonts w:cstheme="minorHAnsi"/>
-        </w:rPr>
-      </w:pPr>
-    </w:p>
-    <w:p>
-      <w:pPr>
-        <w:rPr>
-          <w:rFonts w:cstheme="minorHAnsi"/>
-        </w:rPr>
-      </w:pPr>
-    </w:p>
-    <w:p>
-      <w:pPr>
-        <w:rPr>
-          <w:rFonts w:cstheme="minorHAnsi"/>
-        </w:rPr>
-      </w:pPr>
-    </w:p>
-    <w:p>
-      <w:pPr>
-        <w:rPr>
-          <w:rFonts w:cstheme="minorHAnsi"/>
-        </w:rPr>
-      </w:pPr>
-    </w:p>
-    <w:p>
-      <w:pPr>
-        <w:rPr>
-          <w:rFonts w:cstheme="minorHAnsi"/>
-        </w:rPr>
-      </w:pPr>
     </w:p>
     <w:p>
       <w:pPr>
@@ -253,7 +589,6 @@
         <w:br w:type="textWrapping" w:clear="all"/>
       </w:r>
       <w:r>
-        <w:lastRenderedPageBreak/>
         <w:t>Monsters</w:t>
       </w:r>
     </w:p>
@@ -8504,7 +8839,7 @@
         <v:path o:extrusionok="f" gradientshapeok="t" o:connecttype="rect"/>
         <o:lock v:ext="edit" aspectratio="t"/>
       </v:shapetype>
-      <v:shape id="_x0000_i1104" type="#_x0000_t75" style="width:138.15pt;height:53.25pt;visibility:visible;mso-wrap-style:square" o:bullet="t">
+      <v:shape id="_x0000_i1069" type="#_x0000_t75" style="width:138.15pt;height:53.25pt;visibility:visible;mso-wrap-style:square" o:bullet="t">
         <v:imagedata r:id="rId1" o:title="MC900065312[1]"/>
       </v:shape>
     </w:pict>
@@ -11634,7 +11969,7 @@
 </file>
 
 <file path=customXml/itemProps1.xml><?xml version="1.0" encoding="utf-8"?>
-<ds:datastoreItem xmlns:ds="http://schemas.openxmlformats.org/officeDocument/2006/customXml" ds:itemID="{6D8A7122-F4D2-4C0F-851A-10F355960981}">
+<ds:datastoreItem xmlns:ds="http://schemas.openxmlformats.org/officeDocument/2006/customXml" ds:itemID="{3AD0436B-BA80-4596-9742-32C2B56AF04D}">
   <ds:schemaRefs>
     <ds:schemaRef ds:uri="http://schemas.openxmlformats.org/officeDocument/2006/bibliography"/>
   </ds:schemaRefs>

--- a/Books/RPG_Books/ThePrincessAndTheApocalypse/Notes_ThePrincessAndTheApocalypse.docx
+++ b/Books/RPG_Books/ThePrincessAndTheApocalypse/Notes_ThePrincessAndTheApocalypse.docx
@@ -13,19 +13,7 @@
         <w:rPr>
           <w:u w:val="single"/>
         </w:rPr>
-        <w:t xml:space="preserve">Throne </w:t>
-      </w:r>
-      <w:r>
-        <w:rPr>
-          <w:u w:val="single"/>
-        </w:rPr>
-        <w:t xml:space="preserve">- </w:t>
-      </w:r>
-      <w:r>
-        <w:rPr>
-          <w:u w:val="single"/>
-        </w:rPr>
-        <w:t>Stats:</w:t>
+        <w:t>Throne - Stats:</w:t>
       </w:r>
     </w:p>
     <w:p>
@@ -37,10 +25,18 @@
       </w:r>
       <w:r>
         <w:tab/>
-        <w:t>55 -&gt;</w:t>
+        <w:t>55</w:t>
       </w:r>
       <w:r>
         <w:tab/>
+      </w:r>
+      <w:r>
+        <w:t>-&gt;</w:t>
+      </w:r>
+      <w:r>
+        <w:t xml:space="preserve"> </w:t>
+      </w:r>
+      <w:r>
         <w:t>(55 + 13) * 2 = 136</w:t>
       </w:r>
     </w:p>
@@ -53,10 +49,18 @@
       </w:r>
       <w:r>
         <w:tab/>
-        <w:t>50 -&gt;</w:t>
+        <w:t>50</w:t>
       </w:r>
       <w:r>
         <w:tab/>
+      </w:r>
+      <w:r>
+        <w:t>-&gt;</w:t>
+      </w:r>
+      <w:r>
+        <w:t xml:space="preserve"> </w:t>
+      </w:r>
+      <w:r>
         <w:t>(50 + 13) * 2 = 126</w:t>
       </w:r>
     </w:p>
@@ -69,10 +73,18 @@
       </w:r>
       <w:r>
         <w:tab/>
-        <w:t>30 -&gt;</w:t>
+        <w:t>30</w:t>
       </w:r>
       <w:r>
         <w:tab/>
+      </w:r>
+      <w:r>
+        <w:t>-&gt;</w:t>
+      </w:r>
+      <w:r>
+        <w:t xml:space="preserve"> </w:t>
+      </w:r>
+      <w:r>
         <w:t>(30 + 13) * 2 = 86</w:t>
       </w:r>
     </w:p>
@@ -85,10 +97,18 @@
       </w:r>
       <w:r>
         <w:tab/>
-        <w:t>25 -&gt;</w:t>
+        <w:t>25</w:t>
       </w:r>
       <w:r>
         <w:tab/>
+      </w:r>
+      <w:r>
+        <w:t>-&gt;</w:t>
+      </w:r>
+      <w:r>
+        <w:t xml:space="preserve"> </w:t>
+      </w:r>
+      <w:r>
         <w:t>(25 + 13) * 2 = 76</w:t>
       </w:r>
     </w:p>
@@ -97,20 +117,30 @@
         <w:pStyle w:val="StatusUser"/>
       </w:pPr>
       <w:r>
-        <w:t>Stealth:</w:t>
+        <w:t>Stealth</w:t>
+      </w:r>
+      <w:r>
+        <w:t>-2</w:t>
+      </w:r>
+      <w:r>
+        <w:t>:</w:t>
       </w:r>
       <w:r>
         <w:tab/>
-        <w:t xml:space="preserve">40 + </w:t>
-      </w:r>
-      <w:r>
-        <w:t>2</w:t>
-      </w:r>
-      <w:r>
-        <w:t>0 -&gt;</w:t>
+      </w:r>
+      <w:r>
+        <w:t>60</w:t>
       </w:r>
       <w:r>
         <w:tab/>
+      </w:r>
+      <w:r>
+        <w:t>-&gt;</w:t>
+      </w:r>
+      <w:r>
+        <w:t xml:space="preserve"> </w:t>
+      </w:r>
+      <w:r>
         <w:t>(</w:t>
       </w:r>
       <w:r>
@@ -127,26 +157,60 @@
       <w:pPr>
         <w:pStyle w:val="StatusUser"/>
       </w:pPr>
+      <w:r>
+        <w:t>Nerve:</w:t>
+      </w:r>
+      <w:r>
+        <w:tab/>
+      </w:r>
+      <w:r>
+        <w:t>15</w:t>
+      </w:r>
+      <w:r>
+        <w:tab/>
+      </w:r>
+      <w:r>
+        <w:t>-&gt;</w:t>
+      </w:r>
+      <w:r>
+        <w:t xml:space="preserve"> </w:t>
+      </w:r>
+      <w:r>
+        <w:t>(</w:t>
+      </w:r>
+      <w:r>
+        <w:t>15</w:t>
+      </w:r>
+      <w:r>
+        <w:t xml:space="preserve"> + 13) * 2 = </w:t>
+      </w:r>
+      <w:r>
+        <w:t>56</w:t>
+      </w:r>
     </w:p>
     <w:p>
       <w:pPr>
         <w:pStyle w:val="StatusUser"/>
       </w:pPr>
       <w:r>
-        <w:t>Nerve:</w:t>
+        <w:t>Manna Control:</w:t>
       </w:r>
       <w:r>
         <w:tab/>
-        <w:t xml:space="preserve">0 + </w:t>
       </w:r>
       <w:r>
         <w:t>15</w:t>
       </w:r>
       <w:r>
-        <w:t xml:space="preserve"> -&gt;</w:t>
-      </w:r>
-      <w:r>
         <w:tab/>
+      </w:r>
+      <w:r>
+        <w:t>-&gt;</w:t>
+      </w:r>
+      <w:r>
+        <w:t xml:space="preserve"> </w:t>
+      </w:r>
+      <w:r>
         <w:t>(</w:t>
       </w:r>
       <w:r>
@@ -164,30 +228,34 @@
         <w:pStyle w:val="StatusUser"/>
       </w:pPr>
       <w:r>
-        <w:t>Manna Control:</w:t>
+        <w:t>Metamorphosis:</w:t>
       </w:r>
       <w:r>
         <w:tab/>
-        <w:t xml:space="preserve">0 + </w:t>
-      </w:r>
-      <w:r>
-        <w:t>15</w:t>
-      </w:r>
-      <w:r>
-        <w:t xml:space="preserve"> -&gt;</w:t>
+      </w:r>
+      <w:r>
+        <w:t>45</w:t>
       </w:r>
       <w:r>
         <w:tab/>
+      </w:r>
+      <w:r>
+        <w:t>-&gt;</w:t>
+      </w:r>
+      <w:r>
+        <w:t xml:space="preserve"> </w:t>
+      </w:r>
+      <w:r>
         <w:t>(</w:t>
       </w:r>
       <w:r>
-        <w:t>15</w:t>
+        <w:t>45</w:t>
       </w:r>
       <w:r>
         <w:t xml:space="preserve"> + 13) * 2 = </w:t>
       </w:r>
       <w:r>
-        <w:t>56</w:t>
+        <w:t>116</w:t>
       </w:r>
     </w:p>
     <w:p>
@@ -195,43 +263,35 @@
         <w:pStyle w:val="StatusUser"/>
       </w:pPr>
       <w:r>
-        <w:t>Metamorphosis:</w:t>
+        <w:t>Interior Space:</w:t>
       </w:r>
       <w:r>
         <w:tab/>
-        <w:t>5 + 10 -&gt;</w:t>
+      </w:r>
+      <w:r>
+        <w:t>20</w:t>
       </w:r>
       <w:r>
         <w:tab/>
-        <w:t xml:space="preserve">(15 + 13) * 2 = </w:t>
-      </w:r>
-      <w:r>
-        <w:t>56</w:t>
-      </w:r>
-    </w:p>
-    <w:p>
-      <w:pPr>
-        <w:pStyle w:val="StatusUser"/>
-      </w:pPr>
-      <w:r>
-        <w:t>Interior Space:</w:t>
-      </w:r>
-      <w:r>
-        <w:tab/>
-        <w:t>10 + 5 -&gt;</w:t>
-      </w:r>
-      <w:r>
-        <w:tab/>
-        <w:t xml:space="preserve">(15 + 13) * 2 = </w:t>
-      </w:r>
-      <w:r>
-        <w:t>56</w:t>
-      </w:r>
-    </w:p>
-    <w:p>
-      <w:pPr>
-        <w:pStyle w:val="StatusUser"/>
-      </w:pPr>
+      </w:r>
+      <w:r>
+        <w:t>-&gt;</w:t>
+      </w:r>
+      <w:r>
+        <w:t xml:space="preserve"> </w:t>
+      </w:r>
+      <w:r>
+        <w:t>(</w:t>
+      </w:r>
+      <w:r>
+        <w:t>20</w:t>
+      </w:r>
+      <w:r>
+        <w:t xml:space="preserve"> + 13) * 2 = </w:t>
+      </w:r>
+      <w:r>
+        <w:t>66</w:t>
+      </w:r>
     </w:p>
     <w:p>
       <w:pPr>
@@ -269,6 +329,7 @@
     <w:p>
       <w:pPr>
         <w:pStyle w:val="StatusUser"/>
+        <w:contextualSpacing w:val="0"/>
       </w:pPr>
       <w:r>
         <w:tab/>
@@ -278,6 +339,7 @@
     <w:p>
       <w:pPr>
         <w:pStyle w:val="StatusUser"/>
+        <w:contextualSpacing w:val="0"/>
       </w:pPr>
       <w:r>
         <w:t>Features:</w:t>
@@ -320,6 +382,7 @@
     <w:p>
       <w:pPr>
         <w:pStyle w:val="StatusUser"/>
+        <w:contextualSpacing w:val="0"/>
       </w:pPr>
       <w:r>
         <w:tab/>
@@ -335,7 +398,989 @@
       </w:r>
       <w:r>
         <w:tab/>
-        <w:t>20 + 13 -&gt; 33</w:t>
+      </w:r>
+      <w:r>
+        <w:t>40</w:t>
+      </w:r>
+      <w:r>
+        <w:tab/>
+        <w:t>-&gt; 40</w:t>
+      </w:r>
+    </w:p>
+    <w:p/>
+    <w:p>
+      <w:pPr>
+        <w:pStyle w:val="StatusUser"/>
+        <w:rPr>
+          <w:u w:val="single"/>
+        </w:rPr>
+      </w:pPr>
+      <w:r>
+        <w:rPr>
+          <w:u w:val="single"/>
+        </w:rPr>
+        <w:t>Stats - Luke:</w:t>
+      </w:r>
+    </w:p>
+    <w:p>
+      <w:pPr>
+        <w:pStyle w:val="StatusUser"/>
+        <w:rPr>
+          <w:rFonts w:eastAsia="Calibri"/>
+        </w:rPr>
+      </w:pPr>
+      <w:r>
+        <w:rPr>
+          <w:rFonts w:eastAsia="Calibri"/>
+        </w:rPr>
+        <w:lastRenderedPageBreak/>
+        <w:t>Agility:</w:t>
+      </w:r>
+      <w:r>
+        <w:rPr>
+          <w:rFonts w:eastAsia="Calibri"/>
+        </w:rPr>
+        <w:tab/>
+      </w:r>
+      <w:r>
+        <w:rPr>
+          <w:rFonts w:eastAsia="Calibri"/>
+        </w:rPr>
+        <w:t>45</w:t>
+      </w:r>
+      <w:r>
+        <w:rPr>
+          <w:rFonts w:eastAsia="Calibri"/>
+        </w:rPr>
+        <w:tab/>
+      </w:r>
+      <w:r>
+        <w:rPr>
+          <w:rFonts w:eastAsia="Calibri"/>
+        </w:rPr>
+        <w:t>-&gt; (4</w:t>
+      </w:r>
+      <w:r>
+        <w:rPr>
+          <w:rFonts w:eastAsia="Calibri"/>
+        </w:rPr>
+        <w:t xml:space="preserve">5 </w:t>
+      </w:r>
+      <w:r>
+        <w:rPr>
+          <w:rFonts w:eastAsia="Calibri"/>
+        </w:rPr>
+        <w:t>+</w:t>
+      </w:r>
+      <w:r>
+        <w:rPr>
+          <w:rFonts w:eastAsia="Calibri"/>
+        </w:rPr>
+        <w:t xml:space="preserve"> </w:t>
+      </w:r>
+      <w:r>
+        <w:rPr>
+          <w:rFonts w:eastAsia="Calibri"/>
+        </w:rPr>
+        <w:t>13)</w:t>
+      </w:r>
+      <w:r>
+        <w:rPr>
+          <w:rFonts w:eastAsia="Calibri"/>
+        </w:rPr>
+        <w:t xml:space="preserve"> </w:t>
+      </w:r>
+      <w:r>
+        <w:rPr>
+          <w:rFonts w:eastAsia="Calibri"/>
+        </w:rPr>
+        <w:t>*</w:t>
+      </w:r>
+      <w:r>
+        <w:rPr>
+          <w:rFonts w:eastAsia="Calibri"/>
+        </w:rPr>
+        <w:t xml:space="preserve"> </w:t>
+      </w:r>
+      <w:r>
+        <w:rPr>
+          <w:rFonts w:eastAsia="Calibri"/>
+        </w:rPr>
+        <w:t>2</w:t>
+      </w:r>
+      <w:r>
+        <w:rPr>
+          <w:rFonts w:eastAsia="Calibri"/>
+        </w:rPr>
+        <w:tab/>
+      </w:r>
+      <w:r>
+        <w:rPr>
+          <w:rFonts w:eastAsia="Calibri"/>
+        </w:rPr>
+        <w:t xml:space="preserve">= </w:t>
+      </w:r>
+      <w:r>
+        <w:rPr>
+          <w:rFonts w:eastAsia="Calibri"/>
+        </w:rPr>
+        <w:t>116</w:t>
+      </w:r>
+    </w:p>
+    <w:p>
+      <w:pPr>
+        <w:pStyle w:val="StatusUser"/>
+        <w:rPr>
+          <w:rFonts w:eastAsia="Calibri"/>
+        </w:rPr>
+      </w:pPr>
+      <w:r>
+        <w:rPr>
+          <w:rFonts w:eastAsia="Calibri"/>
+        </w:rPr>
+        <w:t>Strength:</w:t>
+      </w:r>
+      <w:r>
+        <w:rPr>
+          <w:rFonts w:eastAsia="Calibri"/>
+        </w:rPr>
+        <w:tab/>
+      </w:r>
+      <w:r>
+        <w:rPr>
+          <w:rFonts w:eastAsia="Calibri"/>
+        </w:rPr>
+        <w:t>40</w:t>
+      </w:r>
+      <w:r>
+        <w:rPr>
+          <w:rFonts w:eastAsia="Calibri"/>
+        </w:rPr>
+        <w:tab/>
+      </w:r>
+      <w:r>
+        <w:rPr>
+          <w:rFonts w:eastAsia="Calibri"/>
+        </w:rPr>
+        <w:t>-&gt; (</w:t>
+      </w:r>
+      <w:r>
+        <w:rPr>
+          <w:rFonts w:eastAsia="Calibri"/>
+        </w:rPr>
+        <w:t xml:space="preserve">40 </w:t>
+      </w:r>
+      <w:r>
+        <w:rPr>
+          <w:rFonts w:eastAsia="Calibri"/>
+        </w:rPr>
+        <w:t>+</w:t>
+      </w:r>
+      <w:r>
+        <w:rPr>
+          <w:rFonts w:eastAsia="Calibri"/>
+        </w:rPr>
+        <w:t xml:space="preserve"> </w:t>
+      </w:r>
+      <w:r>
+        <w:rPr>
+          <w:rFonts w:eastAsia="Calibri"/>
+        </w:rPr>
+        <w:t>13)</w:t>
+      </w:r>
+      <w:r>
+        <w:rPr>
+          <w:rFonts w:eastAsia="Calibri"/>
+        </w:rPr>
+        <w:t xml:space="preserve"> </w:t>
+      </w:r>
+      <w:r>
+        <w:rPr>
+          <w:rFonts w:eastAsia="Calibri"/>
+        </w:rPr>
+        <w:t>*</w:t>
+      </w:r>
+      <w:r>
+        <w:rPr>
+          <w:rFonts w:eastAsia="Calibri"/>
+        </w:rPr>
+        <w:t xml:space="preserve"> </w:t>
+      </w:r>
+      <w:r>
+        <w:rPr>
+          <w:rFonts w:eastAsia="Calibri"/>
+        </w:rPr>
+        <w:t>2</w:t>
+      </w:r>
+      <w:r>
+        <w:rPr>
+          <w:rFonts w:eastAsia="Calibri"/>
+        </w:rPr>
+        <w:tab/>
+      </w:r>
+      <w:r>
+        <w:rPr>
+          <w:rFonts w:eastAsia="Calibri"/>
+        </w:rPr>
+        <w:t xml:space="preserve">= </w:t>
+      </w:r>
+      <w:r>
+        <w:rPr>
+          <w:rFonts w:eastAsia="Calibri"/>
+        </w:rPr>
+        <w:t>106</w:t>
+      </w:r>
+    </w:p>
+    <w:p>
+      <w:pPr>
+        <w:pStyle w:val="StatusUser"/>
+        <w:rPr>
+          <w:rFonts w:eastAsia="Calibri"/>
+        </w:rPr>
+      </w:pPr>
+      <w:r>
+        <w:rPr>
+          <w:rFonts w:eastAsia="Calibri"/>
+        </w:rPr>
+        <w:t>Constitution:</w:t>
+      </w:r>
+      <w:r>
+        <w:rPr>
+          <w:rFonts w:eastAsia="Calibri"/>
+        </w:rPr>
+        <w:tab/>
+        <w:t>50</w:t>
+      </w:r>
+      <w:r>
+        <w:rPr>
+          <w:rFonts w:eastAsia="Calibri"/>
+        </w:rPr>
+        <w:t xml:space="preserve"> + </w:t>
+      </w:r>
+      <w:r>
+        <w:rPr>
+          <w:rFonts w:eastAsia="Calibri"/>
+        </w:rPr>
+        <w:t>10</w:t>
+      </w:r>
+      <w:r>
+        <w:rPr>
+          <w:rFonts w:eastAsia="Calibri"/>
+        </w:rPr>
+        <w:tab/>
+      </w:r>
+      <w:r>
+        <w:rPr>
+          <w:rFonts w:eastAsia="Calibri"/>
+        </w:rPr>
+        <w:t>-&gt; (50</w:t>
+      </w:r>
+      <w:r>
+        <w:rPr>
+          <w:rFonts w:eastAsia="Calibri"/>
+        </w:rPr>
+        <w:t xml:space="preserve"> </w:t>
+      </w:r>
+      <w:r>
+        <w:rPr>
+          <w:rFonts w:eastAsia="Calibri"/>
+        </w:rPr>
+        <w:t>+</w:t>
+      </w:r>
+      <w:r>
+        <w:rPr>
+          <w:rFonts w:eastAsia="Calibri"/>
+        </w:rPr>
+        <w:t xml:space="preserve"> </w:t>
+      </w:r>
+      <w:r>
+        <w:rPr>
+          <w:rFonts w:eastAsia="Calibri"/>
+        </w:rPr>
+        <w:t>13)</w:t>
+      </w:r>
+      <w:r>
+        <w:rPr>
+          <w:rFonts w:eastAsia="Calibri"/>
+        </w:rPr>
+        <w:t xml:space="preserve"> </w:t>
+      </w:r>
+      <w:r>
+        <w:rPr>
+          <w:rFonts w:eastAsia="Calibri"/>
+        </w:rPr>
+        <w:t>*</w:t>
+      </w:r>
+      <w:r>
+        <w:rPr>
+          <w:rFonts w:eastAsia="Calibri"/>
+        </w:rPr>
+        <w:t xml:space="preserve"> </w:t>
+      </w:r>
+      <w:r>
+        <w:rPr>
+          <w:rFonts w:eastAsia="Calibri"/>
+        </w:rPr>
+        <w:t>2</w:t>
+      </w:r>
+      <w:r>
+        <w:rPr>
+          <w:rFonts w:eastAsia="Calibri"/>
+        </w:rPr>
+        <w:tab/>
+      </w:r>
+      <w:r>
+        <w:rPr>
+          <w:rFonts w:eastAsia="Calibri"/>
+        </w:rPr>
+        <w:t>= 126</w:t>
+      </w:r>
+    </w:p>
+    <w:p>
+      <w:pPr>
+        <w:pStyle w:val="StatusUser"/>
+        <w:rPr>
+          <w:rFonts w:eastAsia="Calibri"/>
+        </w:rPr>
+      </w:pPr>
+      <w:r>
+        <w:rPr>
+          <w:rFonts w:eastAsia="Calibri"/>
+        </w:rPr>
+        <w:t>Stamina:</w:t>
+      </w:r>
+      <w:r>
+        <w:rPr>
+          <w:rFonts w:eastAsia="Calibri"/>
+        </w:rPr>
+        <w:tab/>
+        <w:t>40</w:t>
+      </w:r>
+      <w:r>
+        <w:rPr>
+          <w:rFonts w:eastAsia="Calibri"/>
+        </w:rPr>
+        <w:tab/>
+      </w:r>
+      <w:r>
+        <w:rPr>
+          <w:rFonts w:eastAsia="Calibri"/>
+        </w:rPr>
+        <w:t>-&gt; (40</w:t>
+      </w:r>
+      <w:r>
+        <w:rPr>
+          <w:rFonts w:eastAsia="Calibri"/>
+        </w:rPr>
+        <w:t xml:space="preserve"> </w:t>
+      </w:r>
+      <w:r>
+        <w:rPr>
+          <w:rFonts w:eastAsia="Calibri"/>
+        </w:rPr>
+        <w:t>+</w:t>
+      </w:r>
+      <w:r>
+        <w:rPr>
+          <w:rFonts w:eastAsia="Calibri"/>
+        </w:rPr>
+        <w:t xml:space="preserve"> </w:t>
+      </w:r>
+      <w:r>
+        <w:rPr>
+          <w:rFonts w:eastAsia="Calibri"/>
+        </w:rPr>
+        <w:t>13)</w:t>
+      </w:r>
+      <w:r>
+        <w:rPr>
+          <w:rFonts w:eastAsia="Calibri"/>
+        </w:rPr>
+        <w:t xml:space="preserve"> </w:t>
+      </w:r>
+      <w:r>
+        <w:rPr>
+          <w:rFonts w:eastAsia="Calibri"/>
+        </w:rPr>
+        <w:t>*</w:t>
+      </w:r>
+      <w:r>
+        <w:rPr>
+          <w:rFonts w:eastAsia="Calibri"/>
+        </w:rPr>
+        <w:t xml:space="preserve"> </w:t>
+      </w:r>
+      <w:r>
+        <w:rPr>
+          <w:rFonts w:eastAsia="Calibri"/>
+        </w:rPr>
+        <w:t>2</w:t>
+      </w:r>
+      <w:r>
+        <w:rPr>
+          <w:rFonts w:eastAsia="Calibri"/>
+        </w:rPr>
+        <w:tab/>
+      </w:r>
+      <w:r>
+        <w:rPr>
+          <w:rFonts w:eastAsia="Calibri"/>
+        </w:rPr>
+        <w:t>= 126</w:t>
+      </w:r>
+    </w:p>
+    <w:p>
+      <w:pPr>
+        <w:pStyle w:val="StatusUser"/>
+        <w:rPr>
+          <w:rFonts w:eastAsia="Calibri"/>
+        </w:rPr>
+      </w:pPr>
+      <w:r>
+        <w:rPr>
+          <w:rFonts w:eastAsia="Calibri"/>
+        </w:rPr>
+        <w:t>Restoration:</w:t>
+      </w:r>
+      <w:r>
+        <w:rPr>
+          <w:rFonts w:eastAsia="Calibri"/>
+        </w:rPr>
+        <w:tab/>
+        <w:t>40</w:t>
+      </w:r>
+      <w:r>
+        <w:rPr>
+          <w:rFonts w:eastAsia="Calibri"/>
+        </w:rPr>
+        <w:tab/>
+      </w:r>
+      <w:r>
+        <w:rPr>
+          <w:rFonts w:eastAsia="Calibri"/>
+        </w:rPr>
+        <w:t>-&gt; (40</w:t>
+      </w:r>
+      <w:r>
+        <w:rPr>
+          <w:rFonts w:eastAsia="Calibri"/>
+        </w:rPr>
+        <w:t xml:space="preserve"> </w:t>
+      </w:r>
+      <w:r>
+        <w:rPr>
+          <w:rFonts w:eastAsia="Calibri"/>
+        </w:rPr>
+        <w:t>+</w:t>
+      </w:r>
+      <w:r>
+        <w:rPr>
+          <w:rFonts w:eastAsia="Calibri"/>
+        </w:rPr>
+        <w:t xml:space="preserve"> </w:t>
+      </w:r>
+      <w:r>
+        <w:rPr>
+          <w:rFonts w:eastAsia="Calibri"/>
+        </w:rPr>
+        <w:t>13)</w:t>
+      </w:r>
+      <w:r>
+        <w:rPr>
+          <w:rFonts w:eastAsia="Calibri"/>
+        </w:rPr>
+        <w:t xml:space="preserve"> </w:t>
+      </w:r>
+      <w:r>
+        <w:rPr>
+          <w:rFonts w:eastAsia="Calibri"/>
+        </w:rPr>
+        <w:t>*</w:t>
+      </w:r>
+      <w:r>
+        <w:rPr>
+          <w:rFonts w:eastAsia="Calibri"/>
+        </w:rPr>
+        <w:t xml:space="preserve"> </w:t>
+      </w:r>
+      <w:r>
+        <w:rPr>
+          <w:rFonts w:eastAsia="Calibri"/>
+        </w:rPr>
+        <w:t>2</w:t>
+      </w:r>
+      <w:r>
+        <w:rPr>
+          <w:rFonts w:eastAsia="Calibri"/>
+        </w:rPr>
+        <w:tab/>
+      </w:r>
+      <w:r>
+        <w:rPr>
+          <w:rFonts w:eastAsia="Calibri"/>
+        </w:rPr>
+        <w:t>= 126</w:t>
+      </w:r>
+    </w:p>
+    <w:p>
+      <w:pPr>
+        <w:pStyle w:val="StatusUser"/>
+        <w:rPr>
+          <w:rFonts w:eastAsia="Calibri"/>
+        </w:rPr>
+      </w:pPr>
+      <w:r>
+        <w:rPr>
+          <w:rFonts w:eastAsia="Calibri"/>
+        </w:rPr>
+        <w:t>Nerve</w:t>
+      </w:r>
+      <w:r>
+        <w:rPr>
+          <w:rFonts w:eastAsia="Calibri"/>
+        </w:rPr>
+        <w:t xml:space="preserve"> 2</w:t>
+      </w:r>
+      <w:r>
+        <w:rPr>
+          <w:rFonts w:eastAsia="Calibri"/>
+        </w:rPr>
+        <w:t>:</w:t>
+      </w:r>
+      <w:r>
+        <w:rPr>
+          <w:rFonts w:eastAsia="Calibri"/>
+        </w:rPr>
+        <w:tab/>
+        <w:t>20</w:t>
+      </w:r>
+      <w:r>
+        <w:rPr>
+          <w:rFonts w:eastAsia="Calibri"/>
+        </w:rPr>
+        <w:tab/>
+      </w:r>
+      <w:r>
+        <w:rPr>
+          <w:rFonts w:eastAsia="Calibri"/>
+        </w:rPr>
+        <w:t>-&gt; (20</w:t>
+      </w:r>
+      <w:r>
+        <w:rPr>
+          <w:rFonts w:eastAsia="Calibri"/>
+        </w:rPr>
+        <w:t xml:space="preserve"> </w:t>
+      </w:r>
+      <w:r>
+        <w:rPr>
+          <w:rFonts w:eastAsia="Calibri"/>
+        </w:rPr>
+        <w:t>+</w:t>
+      </w:r>
+      <w:r>
+        <w:rPr>
+          <w:rFonts w:eastAsia="Calibri"/>
+        </w:rPr>
+        <w:t xml:space="preserve"> </w:t>
+      </w:r>
+      <w:r>
+        <w:rPr>
+          <w:rFonts w:eastAsia="Calibri"/>
+        </w:rPr>
+        <w:t>13</w:t>
+      </w:r>
+      <w:r>
+        <w:rPr>
+          <w:rFonts w:eastAsia="Calibri"/>
+        </w:rPr>
+        <w:t xml:space="preserve"> </w:t>
+      </w:r>
+      <w:r>
+        <w:rPr>
+          <w:rFonts w:eastAsia="Calibri"/>
+        </w:rPr>
+        <w:t>+</w:t>
+      </w:r>
+      <w:r>
+        <w:rPr>
+          <w:rFonts w:eastAsia="Calibri"/>
+        </w:rPr>
+        <w:t xml:space="preserve"> 40</w:t>
+      </w:r>
+      <w:r>
+        <w:rPr>
+          <w:rFonts w:eastAsia="Calibri"/>
+        </w:rPr>
+        <w:t>)</w:t>
+      </w:r>
+      <w:r>
+        <w:rPr>
+          <w:rFonts w:eastAsia="Calibri"/>
+        </w:rPr>
+        <w:t xml:space="preserve"> </w:t>
+      </w:r>
+      <w:r>
+        <w:rPr>
+          <w:rFonts w:eastAsia="Calibri"/>
+        </w:rPr>
+        <w:t>*</w:t>
+      </w:r>
+      <w:r>
+        <w:rPr>
+          <w:rFonts w:eastAsia="Calibri"/>
+        </w:rPr>
+        <w:t xml:space="preserve"> </w:t>
+      </w:r>
+      <w:r>
+        <w:rPr>
+          <w:rFonts w:eastAsia="Calibri"/>
+        </w:rPr>
+        <w:t>2</w:t>
+      </w:r>
+      <w:r>
+        <w:rPr>
+          <w:rFonts w:eastAsia="Calibri"/>
+        </w:rPr>
+        <w:tab/>
+      </w:r>
+      <w:r>
+        <w:rPr>
+          <w:rFonts w:eastAsia="Calibri"/>
+        </w:rPr>
+        <w:t xml:space="preserve">= </w:t>
+      </w:r>
+      <w:r>
+        <w:rPr>
+          <w:rFonts w:eastAsia="Calibri"/>
+        </w:rPr>
+        <w:t>146</w:t>
+      </w:r>
+    </w:p>
+    <w:p>
+      <w:pPr>
+        <w:pStyle w:val="StatusUser"/>
+        <w:contextualSpacing w:val="0"/>
+        <w:rPr>
+          <w:rFonts w:eastAsia="Calibri"/>
+        </w:rPr>
+      </w:pPr>
+      <w:r>
+        <w:rPr>
+          <w:rFonts w:eastAsia="Calibri"/>
+        </w:rPr>
+        <w:t>Manna</w:t>
+      </w:r>
+      <w:r>
+        <w:rPr>
+          <w:rFonts w:eastAsia="Calibri"/>
+        </w:rPr>
+        <w:t xml:space="preserve"> Control 2</w:t>
+      </w:r>
+      <w:r>
+        <w:rPr>
+          <w:rFonts w:eastAsia="Calibri"/>
+        </w:rPr>
+        <w:t>:</w:t>
+      </w:r>
+      <w:r>
+        <w:rPr>
+          <w:rFonts w:eastAsia="Calibri"/>
+        </w:rPr>
+        <w:tab/>
+        <w:t>20</w:t>
+      </w:r>
+      <w:r>
+        <w:rPr>
+          <w:rFonts w:eastAsia="Calibri"/>
+        </w:rPr>
+        <w:tab/>
+      </w:r>
+      <w:r>
+        <w:rPr>
+          <w:rFonts w:eastAsia="Calibri"/>
+        </w:rPr>
+        <w:t>-&gt; (20</w:t>
+      </w:r>
+      <w:r>
+        <w:rPr>
+          <w:rFonts w:eastAsia="Calibri"/>
+        </w:rPr>
+        <w:t xml:space="preserve"> </w:t>
+      </w:r>
+      <w:r>
+        <w:rPr>
+          <w:rFonts w:eastAsia="Calibri"/>
+        </w:rPr>
+        <w:t>+</w:t>
+      </w:r>
+      <w:r>
+        <w:rPr>
+          <w:rFonts w:eastAsia="Calibri"/>
+        </w:rPr>
+        <w:t xml:space="preserve"> </w:t>
+      </w:r>
+      <w:r>
+        <w:rPr>
+          <w:rFonts w:eastAsia="Calibri"/>
+        </w:rPr>
+        <w:t>13</w:t>
+      </w:r>
+      <w:r>
+        <w:rPr>
+          <w:rFonts w:eastAsia="Calibri"/>
+        </w:rPr>
+        <w:t xml:space="preserve"> </w:t>
+      </w:r>
+      <w:r>
+        <w:rPr>
+          <w:rFonts w:eastAsia="Calibri"/>
+        </w:rPr>
+        <w:t>+</w:t>
+      </w:r>
+      <w:r>
+        <w:rPr>
+          <w:rFonts w:eastAsia="Calibri"/>
+        </w:rPr>
+        <w:t xml:space="preserve"> 40</w:t>
+      </w:r>
+      <w:r>
+        <w:rPr>
+          <w:rFonts w:eastAsia="Calibri"/>
+        </w:rPr>
+        <w:t>)</w:t>
+      </w:r>
+      <w:r>
+        <w:rPr>
+          <w:rFonts w:eastAsia="Calibri"/>
+        </w:rPr>
+        <w:t xml:space="preserve"> </w:t>
+      </w:r>
+      <w:r>
+        <w:rPr>
+          <w:rFonts w:eastAsia="Calibri"/>
+        </w:rPr>
+        <w:t>*</w:t>
+      </w:r>
+      <w:r>
+        <w:rPr>
+          <w:rFonts w:eastAsia="Calibri"/>
+        </w:rPr>
+        <w:t xml:space="preserve"> </w:t>
+      </w:r>
+      <w:r>
+        <w:rPr>
+          <w:rFonts w:eastAsia="Calibri"/>
+        </w:rPr>
+        <w:t>2</w:t>
+      </w:r>
+      <w:r>
+        <w:rPr>
+          <w:rFonts w:eastAsia="Calibri"/>
+        </w:rPr>
+        <w:tab/>
+      </w:r>
+      <w:r>
+        <w:rPr>
+          <w:rFonts w:eastAsia="Calibri"/>
+        </w:rPr>
+        <w:t xml:space="preserve">= </w:t>
+      </w:r>
+      <w:r>
+        <w:rPr>
+          <w:rFonts w:eastAsia="Calibri"/>
+        </w:rPr>
+        <w:t>146</w:t>
+      </w:r>
+    </w:p>
+    <w:p>
+      <w:pPr>
+        <w:pStyle w:val="StatusUser"/>
+      </w:pPr>
+      <w:r>
+        <w:t xml:space="preserve">Abilities: </w:t>
+      </w:r>
+      <w:r>
+        <w:tab/>
+        <w:t>Working memory will increase proportionally to level</w:t>
+      </w:r>
+    </w:p>
+    <w:p>
+      <w:pPr>
+        <w:pStyle w:val="StatusUser"/>
+      </w:pPr>
+      <w:r>
+        <w:tab/>
+        <w:t>Ability to see environmental manna</w:t>
+      </w:r>
+    </w:p>
+    <w:p>
+      <w:pPr>
+        <w:pStyle w:val="StatusUser"/>
+        <w:contextualSpacing w:val="0"/>
+      </w:pPr>
+      <w:r>
+        <w:tab/>
+      </w:r>
+      <w:proofErr w:type="spellStart"/>
+      <w:proofErr w:type="gramStart"/>
+      <w:r>
+        <w:t>ss</w:t>
+      </w:r>
+      <w:proofErr w:type="spellEnd"/>
+      <w:proofErr w:type="gramEnd"/>
+    </w:p>
+    <w:p>
+      <w:pPr>
+        <w:pStyle w:val="StatusUser"/>
+        <w:rPr>
+          <w:rFonts w:eastAsia="Calibri"/>
+        </w:rPr>
+      </w:pPr>
+      <w:r>
+        <w:rPr>
+          <w:rFonts w:eastAsia="Calibri"/>
+        </w:rPr>
+        <w:t>Achievements:</w:t>
+      </w:r>
+      <w:r>
+        <w:rPr>
+          <w:rFonts w:eastAsia="Calibri"/>
+        </w:rPr>
+        <w:tab/>
+        <w:t>Giant Killer MAX (+100% to all stats),</w:t>
+      </w:r>
+    </w:p>
+    <w:p>
+      <w:pPr>
+        <w:pStyle w:val="StatusUser"/>
+        <w:rPr>
+          <w:rFonts w:eastAsia="Calibri"/>
+        </w:rPr>
+      </w:pPr>
+      <w:r>
+        <w:rPr>
+          <w:rFonts w:eastAsia="Calibri"/>
+        </w:rPr>
+        <w:tab/>
+        <w:t>Dragon Killer (+10 to all stats),</w:t>
+      </w:r>
+    </w:p>
+    <w:p>
+      <w:pPr>
+        <w:pStyle w:val="StatusUser"/>
+        <w:rPr>
+          <w:rFonts w:eastAsia="Calibri"/>
+        </w:rPr>
+      </w:pPr>
+      <w:r>
+        <w:rPr>
+          <w:rFonts w:eastAsia="Calibri"/>
+        </w:rPr>
+        <w:tab/>
+        <w:t>Dungeon Mastery (+2 All Stats)</w:t>
+      </w:r>
+    </w:p>
+    <w:p>
+      <w:pPr>
+        <w:pStyle w:val="StatusUser"/>
+        <w:contextualSpacing w:val="0"/>
+        <w:rPr>
+          <w:rFonts w:eastAsia="Calibri"/>
+        </w:rPr>
+      </w:pPr>
+      <w:r>
+        <w:rPr>
+          <w:rFonts w:eastAsia="Calibri"/>
+        </w:rPr>
+        <w:tab/>
+      </w:r>
+      <w:r>
+        <w:rPr>
+          <w:rFonts w:eastAsia="Calibri"/>
+        </w:rPr>
+        <w:t>Dungeon Conqueror 1 (+1 All Stats)</w:t>
+      </w:r>
+    </w:p>
+    <w:p>
+      <w:pPr>
+        <w:pStyle w:val="StatusUser"/>
+        <w:rPr>
+          <w:rFonts w:eastAsia="Calibri"/>
+        </w:rPr>
+      </w:pPr>
+      <w:r>
+        <w:rPr>
+          <w:rFonts w:eastAsia="Calibri"/>
+        </w:rPr>
+        <w:t xml:space="preserve">Auto Points: </w:t>
+      </w:r>
+      <w:r>
+        <w:rPr>
+          <w:rFonts w:eastAsia="Calibri"/>
+        </w:rPr>
+        <w:tab/>
+        <w:t>+1/level – Manna, Nerve</w:t>
+      </w:r>
+    </w:p>
+    <w:p>
+      <w:pPr>
+        <w:pStyle w:val="StatusUser"/>
+        <w:rPr>
+          <w:rFonts w:eastAsia="Calibri"/>
+        </w:rPr>
+      </w:pPr>
+      <w:r>
+        <w:rPr>
+          <w:rFonts w:eastAsia="Calibri"/>
+        </w:rPr>
+        <w:t>Class:</w:t>
+      </w:r>
+      <w:r>
+        <w:rPr>
+          <w:rFonts w:eastAsia="Calibri"/>
+        </w:rPr>
+        <w:tab/>
+        <w:t>Mastermind</w:t>
+      </w:r>
+    </w:p>
+    <w:p>
+      <w:pPr>
+        <w:pStyle w:val="StatusUser"/>
+        <w:rPr>
+          <w:rFonts w:eastAsia="Calibri"/>
+        </w:rPr>
+      </w:pPr>
+      <w:r>
+        <w:rPr>
+          <w:rFonts w:eastAsia="Calibri"/>
+        </w:rPr>
+        <w:t>Current Level:</w:t>
+      </w:r>
+      <w:r>
+        <w:rPr>
+          <w:rFonts w:eastAsia="Calibri"/>
+        </w:rPr>
+        <w:tab/>
+      </w:r>
+      <w:r>
+        <w:rPr>
+          <w:rFonts w:eastAsia="Calibri"/>
+        </w:rPr>
+        <w:t xml:space="preserve">40 + </w:t>
+      </w:r>
+      <w:r>
+        <w:rPr>
+          <w:rFonts w:eastAsia="Calibri"/>
+        </w:rPr>
+        <w:t>2</w:t>
+      </w:r>
+      <w:r>
+        <w:rPr>
+          <w:rFonts w:eastAsia="Calibri"/>
+        </w:rPr>
+        <w:tab/>
+        <w:t>-&gt; 40</w:t>
       </w:r>
     </w:p>
     <w:p>
@@ -344,13 +1389,12 @@
           <w:rFonts w:cstheme="minorHAnsi"/>
         </w:rPr>
       </w:pPr>
-    </w:p>
-    <w:p>
-      <w:pPr>
+      <w:r>
         <w:rPr>
           <w:rFonts w:cstheme="minorHAnsi"/>
         </w:rPr>
-      </w:pPr>
+        <w:tab/>
+      </w:r>
     </w:p>
     <w:p>
       <w:pPr>
@@ -8839,7 +9883,7 @@
         <v:path o:extrusionok="f" gradientshapeok="t" o:connecttype="rect"/>
         <o:lock v:ext="edit" aspectratio="t"/>
       </v:shapetype>
-      <v:shape id="_x0000_i1069" type="#_x0000_t75" style="width:138.15pt;height:53.25pt;visibility:visible;mso-wrap-style:square" o:bullet="t">
+      <v:shape id="_x0000_i1119" type="#_x0000_t75" style="width:138.15pt;height:53.25pt;visibility:visible;mso-wrap-style:square" o:bullet="t">
         <v:imagedata r:id="rId1" o:title="MC900065312[1]"/>
       </v:shape>
     </w:pict>
@@ -11969,7 +13013,7 @@
 </file>
 
 <file path=customXml/itemProps1.xml><?xml version="1.0" encoding="utf-8"?>
-<ds:datastoreItem xmlns:ds="http://schemas.openxmlformats.org/officeDocument/2006/customXml" ds:itemID="{3AD0436B-BA80-4596-9742-32C2B56AF04D}">
+<ds:datastoreItem xmlns:ds="http://schemas.openxmlformats.org/officeDocument/2006/customXml" ds:itemID="{8FD85292-95CF-4ACB-8099-E6468AEC6645}">
   <ds:schemaRefs>
     <ds:schemaRef ds:uri="http://schemas.openxmlformats.org/officeDocument/2006/bibliography"/>
   </ds:schemaRefs>
